--- a/TS Jatai Ghanam Project/TS 2.4/TS 2.4 Jatai Sanskrit Corrections.docx
+++ b/TS Jatai Ghanam Project/TS 2.4/TS 2.4 Jatai Sanskrit Corrections.docx
@@ -1,7 +1,2313 @@
 
 <file path=word/document.xml><?xml version="1.0" encoding="utf-8"?>
-<w:document xmlns:wpc="http://schemas.microsoft.com/office/word/2010/wordprocessingCanvas" xmlns:cx="http://schemas.microsoft.com/office/drawing/2014/chartex" xmlns:cx1="http://schemas.microsoft.com/office/drawing/2015/9/8/chartex" xmlns:cx2="http://schemas.microsoft.com/office/drawing/2015/10/21/chartex" xmlns:cx3="http://schemas.microsoft.com/office/drawing/2016/5/9/chartex" xmlns:cx4="http://schemas.microsoft.com/office/drawing/2016/5/10/chartex" xmlns:cx5="http://schemas.microsoft.com/office/drawing/2016/5/11/chartex" xmlns:cx6="http://schemas.microsoft.com/office/drawing/2016/5/12/chartex" xmlns:cx7="http://schemas.microsoft.com/office/drawing/2016/5/13/chartex" xmlns:cx8="http://schemas.microsoft.com/office/drawing/2016/5/14/chartex" xmlns:mc="http://schemas.openxmlformats.org/markup-compatibility/2006" xmlns:aink="http://schemas.microsoft.com/office/drawing/2016/ink" xmlns:am3d="http://schemas.microsoft.com/office/drawing/2017/model3d" xmlns:o="urn:schemas-microsoft-com:office:office" xmlns:oel="http://schemas.microsoft.com/office/2019/extlst" xmlns:r="http://schemas.openxmlformats.org/officeDocument/2006/relationships" xmlns:m="http://schemas.openxmlformats.org/officeDocument/2006/math" xmlns:v="urn:schemas-microsoft-com:vml" xmlns:wp14="http://schemas.microsoft.com/office/word/2010/wordprocessingDrawing" xmlns:wp="http://schemas.openxmlformats.org/drawingml/2006/wordprocessingDrawing" xmlns:w10="urn:schemas-microsoft-com:office:word" xmlns:w="http://schemas.openxmlformats.org/wordprocessingml/2006/main" xmlns:w14="http://schemas.microsoft.com/office/word/2010/wordml" xmlns:w15="http://schemas.microsoft.com/office/word/2012/wordml" xmlns:w16cex="http://schemas.microsoft.com/office/word/2018/wordml/cex" xmlns:w16cid="http://schemas.microsoft.com/office/word/2016/wordml/cid" xmlns:w16="http://schemas.microsoft.com/office/word/2018/wordml" xmlns:w16sdtdh="http://schemas.microsoft.com/office/word/2020/wordml/sdtdatahash" xmlns:w16se="http://schemas.microsoft.com/office/word/2015/wordml/symex" xmlns:wpg="http://schemas.microsoft.com/office/word/2010/wordprocessingGroup" xmlns:wpi="http://schemas.microsoft.com/office/word/2010/wordprocessingInk" xmlns:wne="http://schemas.microsoft.com/office/word/2006/wordml" xmlns:wps="http://schemas.microsoft.com/office/word/2010/wordprocessingShape" mc:Ignorable="w14 w15 w16se w16cid w16 w16cex w16sdtdh wp14">
+<w:document xmlns:wpc="http://schemas.microsoft.com/office/word/2010/wordprocessingCanvas" xmlns:cx="http://schemas.microsoft.com/office/drawing/2014/chartex" xmlns:cx1="http://schemas.microsoft.com/office/drawing/2015/9/8/chartex" xmlns:cx2="http://schemas.microsoft.com/office/drawing/2015/10/21/chartex" xmlns:cx3="http://schemas.microsoft.com/office/drawing/2016/5/9/chartex" xmlns:cx4="http://schemas.microsoft.com/office/drawing/2016/5/10/chartex" xmlns:cx5="http://schemas.microsoft.com/office/drawing/2016/5/11/chartex" xmlns:cx6="http://schemas.microsoft.com/office/drawing/2016/5/12/chartex" xmlns:cx7="http://schemas.microsoft.com/office/drawing/2016/5/13/chartex" xmlns:cx8="http://schemas.microsoft.com/office/drawing/2016/5/14/chartex" xmlns:mc="http://schemas.openxmlformats.org/markup-compatibility/2006" xmlns:aink="http://schemas.microsoft.com/office/drawing/2016/ink" xmlns:am3d="http://schemas.microsoft.com/office/drawing/2017/model3d" xmlns:o="urn:schemas-microsoft-com:office:office" xmlns:oel="http://schemas.microsoft.com/office/2019/extlst" xmlns:r="http://schemas.openxmlformats.org/officeDocument/2006/relationships" xmlns:m="http://schemas.openxmlformats.org/officeDocument/2006/math" xmlns:v="urn:schemas-microsoft-com:vml" xmlns:wp14="http://schemas.microsoft.com/office/word/2010/wordprocessingDrawing" xmlns:wp="http://schemas.openxmlformats.org/drawingml/2006/wordprocessingDrawing" xmlns:w10="urn:schemas-microsoft-com:office:word" xmlns:w="http://schemas.openxmlformats.org/wordprocessingml/2006/main" xmlns:w14="http://schemas.microsoft.com/office/word/2010/wordml" xmlns:w15="http://schemas.microsoft.com/office/word/2012/wordml" xmlns:w16cex="http://schemas.microsoft.com/office/word/2018/wordml/cex" xmlns:w16cid="http://schemas.microsoft.com/office/word/2016/wordml/cid" xmlns:w16="http://schemas.microsoft.com/office/word/2018/wordml" xmlns:w16du="http://schemas.microsoft.com/office/word/2023/wordml/word16du" xmlns:w16sdtdh="http://schemas.microsoft.com/office/word/2020/wordml/sdtdatahash" xmlns:w16sdtfl="http://schemas.microsoft.com/office/word/2024/wordml/sdtformatlock" xmlns:w16se="http://schemas.microsoft.com/office/word/2015/wordml/symex" xmlns:wpg="http://schemas.microsoft.com/office/word/2010/wordprocessingGroup" xmlns:wpi="http://schemas.microsoft.com/office/word/2010/wordprocessingInk" xmlns:wne="http://schemas.microsoft.com/office/word/2006/wordml" xmlns:wps="http://schemas.microsoft.com/office/word/2010/wordprocessingShape" mc:Ignorable="w14 w15 w16se w16cid w16 w16cex w16sdtdh w16sdtfl w16du wp14">
   <w:body>
+    <w:p>
+      <w:pPr>
+        <w:spacing w:before="0" w:line="240" w:lineRule="auto"/>
+        <w:jc w:val="center"/>
+        <w:rPr>
+          <w:b/>
+          <w:bCs/>
+          <w:sz w:val="32"/>
+          <w:szCs w:val="32"/>
+          <w:u w:val="single"/>
+        </w:rPr>
+      </w:pPr>
+      <w:r>
+        <w:rPr>
+          <w:b/>
+          <w:bCs/>
+          <w:sz w:val="32"/>
+          <w:szCs w:val="32"/>
+          <w:u w:val="single"/>
+        </w:rPr>
+        <w:t xml:space="preserve">TS Jatai – TS 2.4 </w:t>
+      </w:r>
+      <w:r>
+        <w:rPr>
+          <w:b/>
+          <w:bCs/>
+          <w:sz w:val="32"/>
+          <w:szCs w:val="32"/>
+          <w:u w:val="single"/>
+        </w:rPr>
+        <w:t xml:space="preserve">Sanskrit </w:t>
+      </w:r>
+      <w:r>
+        <w:rPr>
+          <w:b/>
+          <w:bCs/>
+          <w:sz w:val="32"/>
+          <w:szCs w:val="32"/>
+          <w:u w:val="single"/>
+        </w:rPr>
+        <w:t xml:space="preserve">Corrections – Observed till </w:t>
+      </w:r>
+      <w:r>
+        <w:rPr>
+          <w:b/>
+          <w:bCs/>
+          <w:sz w:val="32"/>
+          <w:szCs w:val="32"/>
+          <w:highlight w:val="red"/>
+          <w:u w:val="single"/>
+        </w:rPr>
+        <w:t>??????</w:t>
+      </w:r>
+    </w:p>
+    <w:p>
+      <w:pPr>
+        <w:spacing w:before="0" w:line="240" w:lineRule="auto"/>
+        <w:jc w:val="center"/>
+        <w:rPr>
+          <w:b/>
+          <w:bCs/>
+          <w:sz w:val="28"/>
+          <w:szCs w:val="32"/>
+        </w:rPr>
+      </w:pPr>
+      <w:r>
+        <w:rPr>
+          <w:b/>
+          <w:bCs/>
+          <w:sz w:val="28"/>
+          <w:szCs w:val="32"/>
+        </w:rPr>
+        <w:t>(ignore those which are already incorporated in your book’s version and date)</w:t>
+      </w:r>
+    </w:p>
+    <w:tbl>
+      <w:tblPr>
+        <w:tblW w:w="14821" w:type="dxa"/>
+        <w:tblInd w:w="-792" w:type="dxa"/>
+        <w:tblBorders>
+          <w:top w:val="single" w:sz="4" w:space="0" w:color="000000"/>
+          <w:left w:val="single" w:sz="4" w:space="0" w:color="000000"/>
+          <w:bottom w:val="single" w:sz="4" w:space="0" w:color="000000"/>
+          <w:right w:val="single" w:sz="4" w:space="0" w:color="000000"/>
+          <w:insideH w:val="single" w:sz="4" w:space="0" w:color="000000"/>
+          <w:insideV w:val="single" w:sz="4" w:space="0" w:color="000000"/>
+        </w:tblBorders>
+        <w:tblLook w:val="04A0" w:firstRow="1" w:lastRow="0" w:firstColumn="1" w:lastColumn="0" w:noHBand="0" w:noVBand="1"/>
+      </w:tblPr>
+      <w:tblGrid>
+        <w:gridCol w:w="7308"/>
+        <w:gridCol w:w="7371"/>
+        <w:gridCol w:w="142"/>
+      </w:tblGrid>
+      <w:tr>
+        <w:trPr>
+          <w:gridAfter w:val="1"/>
+          <w:wAfter w:w="142" w:type="dxa"/>
+        </w:trPr>
+        <w:tc>
+          <w:tcPr>
+            <w:tcW w:w="7308" w:type="dxa"/>
+          </w:tcPr>
+          <w:p>
+            <w:pPr>
+              <w:spacing w:before="0" w:line="240" w:lineRule="auto"/>
+              <w:jc w:val="center"/>
+              <w:rPr>
+                <w:b/>
+                <w:sz w:val="32"/>
+                <w:szCs w:val="32"/>
+              </w:rPr>
+            </w:pPr>
+            <w:r>
+              <w:rPr>
+                <w:b/>
+                <w:sz w:val="32"/>
+                <w:szCs w:val="32"/>
+              </w:rPr>
+              <w:t>As Printed</w:t>
+            </w:r>
+          </w:p>
+        </w:tc>
+        <w:tc>
+          <w:tcPr>
+            <w:tcW w:w="7371" w:type="dxa"/>
+          </w:tcPr>
+          <w:p>
+            <w:pPr>
+              <w:spacing w:before="0" w:line="240" w:lineRule="auto"/>
+              <w:ind w:right="-18"/>
+              <w:jc w:val="center"/>
+              <w:rPr>
+                <w:b/>
+                <w:sz w:val="32"/>
+                <w:szCs w:val="32"/>
+              </w:rPr>
+            </w:pPr>
+            <w:r>
+              <w:rPr>
+                <w:b/>
+                <w:sz w:val="32"/>
+                <w:szCs w:val="32"/>
+              </w:rPr>
+              <w:t>To be read as or corrected as</w:t>
+            </w:r>
+            <w:r>
+              <w:rPr>
+                <w:b/>
+                <w:sz w:val="32"/>
+                <w:szCs w:val="32"/>
+              </w:rPr>
+              <w:t xml:space="preserve"> </w:t>
+            </w:r>
+          </w:p>
+        </w:tc>
+      </w:tr>
+      <w:tr>
+        <w:tc>
+          <w:tcPr>
+            <w:tcW w:w="7308" w:type="dxa"/>
+          </w:tcPr>
+          <w:p>
+            <w:pPr>
+              <w:widowControl w:val="0"/>
+              <w:autoSpaceDE w:val="0"/>
+              <w:autoSpaceDN w:val="0"/>
+              <w:adjustRightInd w:val="0"/>
+              <w:spacing w:line="240" w:lineRule="auto"/>
+              <w:rPr>
+                <w:rFonts w:ascii="BRH Devanagari Extra" w:hAnsi="BRH Devanagari Extra" w:cs="BRH Devanagari Extra"/>
+                <w:color w:val="000000"/>
+                <w:sz w:val="32"/>
+                <w:szCs w:val="40"/>
+              </w:rPr>
+            </w:pPr>
+            <w:r>
+              <w:rPr>
+                <w:rFonts w:cs="BRH Devanagari Extra"/>
+                <w:color w:val="000000"/>
+                <w:szCs w:val="40"/>
+              </w:rPr>
+              <w:t>17</w:t>
+            </w:r>
+            <w:r>
+              <w:rPr>
+                <w:rFonts w:ascii="BRH Devanagari Extra" w:hAnsi="BRH Devanagari Extra" w:cs="BRH Devanagari Extra"/>
+                <w:color w:val="000000"/>
+                <w:sz w:val="32"/>
+                <w:szCs w:val="40"/>
+              </w:rPr>
+              <w:t>)</w:t>
+            </w:r>
+            <w:r>
+              <w:rPr>
+                <w:rFonts w:ascii="BRH Devanagari Extra" w:hAnsi="BRH Devanagari Extra" w:cs="BRH Devanagari Extra"/>
+                <w:color w:val="000000"/>
+                <w:sz w:val="32"/>
+                <w:szCs w:val="40"/>
+              </w:rPr>
+              <w:tab/>
+            </w:r>
+            <w:r>
+              <w:rPr>
+                <w:rFonts w:cs="BRH Devanagari Extra"/>
+                <w:color w:val="000000"/>
+                <w:szCs w:val="40"/>
+              </w:rPr>
+              <w:t>2</w:t>
+            </w:r>
+            <w:r>
+              <w:rPr>
+                <w:rFonts w:ascii="BRH Devanagari Extra" w:hAnsi="BRH Devanagari Extra" w:cs="BRH Devanagari Extra"/>
+                <w:color w:val="000000"/>
+                <w:sz w:val="32"/>
+                <w:szCs w:val="40"/>
+              </w:rPr>
+              <w:t>.</w:t>
+            </w:r>
+            <w:r>
+              <w:rPr>
+                <w:rFonts w:cs="BRH Devanagari Extra"/>
+                <w:color w:val="000000"/>
+                <w:szCs w:val="40"/>
+              </w:rPr>
+              <w:t>4</w:t>
+            </w:r>
+            <w:r>
+              <w:rPr>
+                <w:rFonts w:ascii="BRH Devanagari Extra" w:hAnsi="BRH Devanagari Extra" w:cs="BRH Devanagari Extra"/>
+                <w:color w:val="000000"/>
+                <w:sz w:val="32"/>
+                <w:szCs w:val="40"/>
+              </w:rPr>
+              <w:t>.</w:t>
+            </w:r>
+            <w:r>
+              <w:rPr>
+                <w:rFonts w:cs="BRH Devanagari Extra"/>
+                <w:color w:val="000000"/>
+                <w:szCs w:val="40"/>
+              </w:rPr>
+              <w:t>8</w:t>
+            </w:r>
+            <w:r>
+              <w:rPr>
+                <w:rFonts w:ascii="BRH Devanagari Extra" w:hAnsi="BRH Devanagari Extra" w:cs="BRH Devanagari Extra"/>
+                <w:color w:val="000000"/>
+                <w:sz w:val="32"/>
+                <w:szCs w:val="40"/>
+              </w:rPr>
+              <w:t>.</w:t>
+            </w:r>
+            <w:r>
+              <w:rPr>
+                <w:rFonts w:cs="BRH Devanagari Extra"/>
+                <w:color w:val="000000"/>
+                <w:szCs w:val="40"/>
+              </w:rPr>
+              <w:t>1</w:t>
+            </w:r>
+            <w:r>
+              <w:rPr>
+                <w:rFonts w:ascii="BRH Devanagari Extra" w:hAnsi="BRH Devanagari Extra" w:cs="BRH Devanagari Extra"/>
+                <w:color w:val="000000"/>
+                <w:sz w:val="32"/>
+                <w:szCs w:val="40"/>
+              </w:rPr>
+              <w:t>(</w:t>
+            </w:r>
+            <w:r>
+              <w:rPr>
+                <w:rFonts w:cs="BRH Devanagari Extra"/>
+                <w:color w:val="000000"/>
+                <w:szCs w:val="40"/>
+              </w:rPr>
+              <w:t>15</w:t>
+            </w:r>
+            <w:r>
+              <w:rPr>
+                <w:rFonts w:ascii="BRH Devanagari Extra" w:hAnsi="BRH Devanagari Extra" w:cs="BRH Devanagari Extra"/>
+                <w:color w:val="000000"/>
+                <w:sz w:val="32"/>
+                <w:szCs w:val="40"/>
+              </w:rPr>
+              <w:t>)-  E</w:t>
+            </w:r>
+            <w:r>
+              <w:rPr>
+                <w:rFonts w:ascii="BRH Malayalam Extra" w:hAnsi="BRH Malayalam Extra" w:cs="BRH Devanagari Extra"/>
+                <w:color w:val="000000"/>
+                <w:szCs w:val="40"/>
+              </w:rPr>
+              <w:t>–</w:t>
+            </w:r>
+            <w:r>
+              <w:rPr>
+                <w:rFonts w:ascii="BRH Devanagari Extra" w:hAnsi="BRH Devanagari Extra" w:cs="BRH Devanagari Extra"/>
+                <w:color w:val="000000"/>
+                <w:sz w:val="32"/>
+                <w:szCs w:val="40"/>
+              </w:rPr>
+              <w:t>SèlÉÈ | S</w:t>
+            </w:r>
+            <w:r>
+              <w:rPr>
+                <w:rFonts w:ascii="BRH Malayalam Extra" w:hAnsi="BRH Malayalam Extra" w:cs="BRH Devanagari Extra"/>
+                <w:color w:val="000000"/>
+                <w:szCs w:val="40"/>
+                <w:highlight w:val="yellow"/>
+              </w:rPr>
+              <w:t>–</w:t>
+            </w:r>
+            <w:r>
+              <w:rPr>
+                <w:rFonts w:ascii="BRH Devanagari Extra" w:hAnsi="BRH Devanagari Extra" w:cs="BRH Devanagari Extra"/>
+                <w:color w:val="000000"/>
+                <w:sz w:val="32"/>
+                <w:szCs w:val="40"/>
+                <w:highlight w:val="yellow"/>
+              </w:rPr>
+              <w:t>¨É</w:t>
+            </w:r>
+            <w:r>
+              <w:rPr>
+                <w:rFonts w:ascii="BRH Devanagari Extra" w:hAnsi="BRH Devanagari Extra" w:cs="BRH Devanagari Extra"/>
+                <w:color w:val="000000"/>
+                <w:sz w:val="32"/>
+                <w:szCs w:val="40"/>
+              </w:rPr>
+              <w:t xml:space="preserve"> |</w:t>
+            </w:r>
+          </w:p>
+          <w:p>
+            <w:pPr>
+              <w:widowControl w:val="0"/>
+              <w:autoSpaceDE w:val="0"/>
+              <w:autoSpaceDN w:val="0"/>
+              <w:adjustRightInd w:val="0"/>
+              <w:spacing w:line="240" w:lineRule="auto"/>
+              <w:rPr>
+                <w:rFonts w:ascii="BRH Devanagari Extra" w:hAnsi="BRH Devanagari Extra" w:cs="BRH Devanagari Extra"/>
+                <w:color w:val="000000"/>
+                <w:sz w:val="32"/>
+                <w:szCs w:val="40"/>
+              </w:rPr>
+            </w:pPr>
+            <w:r>
+              <w:rPr>
+                <w:rFonts w:ascii="BRH Devanagari Extra" w:hAnsi="BRH Devanagari Extra" w:cs="BRH Devanagari Extra"/>
+                <w:color w:val="000000"/>
+                <w:sz w:val="32"/>
+                <w:szCs w:val="40"/>
+              </w:rPr>
+              <w:t>E</w:t>
+            </w:r>
+            <w:r>
+              <w:rPr>
+                <w:rFonts w:ascii="BRH Malayalam Extra" w:hAnsi="BRH Malayalam Extra" w:cs="BRH Devanagari Extra"/>
+                <w:color w:val="000000"/>
+                <w:szCs w:val="40"/>
+              </w:rPr>
+              <w:t>–</w:t>
+            </w:r>
+            <w:r>
+              <w:rPr>
+                <w:rFonts w:ascii="BRH Devanagari Extra" w:hAnsi="BRH Devanagari Extra" w:cs="BRH Devanagari Extra"/>
+                <w:color w:val="000000"/>
+                <w:sz w:val="32"/>
+                <w:szCs w:val="40"/>
+              </w:rPr>
+              <w:t xml:space="preserve">SèlÉÉå </w:t>
+            </w:r>
+            <w:r>
+              <w:rPr>
+                <w:rFonts w:ascii="BRH Devanagari Extra" w:hAnsi="BRH Devanagari Extra" w:cs="BRH Devanagari Extra"/>
+                <w:color w:val="000000"/>
+                <w:sz w:val="32"/>
+                <w:szCs w:val="40"/>
+                <w:highlight w:val="yellow"/>
+              </w:rPr>
+              <w:t>S</w:t>
+            </w:r>
+            <w:r>
+              <w:rPr>
+                <w:rFonts w:ascii="BRH Malayalam Extra" w:hAnsi="BRH Malayalam Extra" w:cs="BRH Devanagari Extra"/>
+                <w:color w:val="000000"/>
+                <w:szCs w:val="40"/>
+              </w:rPr>
+              <w:t>–</w:t>
+            </w:r>
+            <w:r>
+              <w:rPr>
+                <w:rFonts w:ascii="BRH Devanagari Extra" w:hAnsi="BRH Devanagari Extra" w:cs="BRH Devanagari Extra"/>
+                <w:color w:val="000000"/>
+                <w:sz w:val="32"/>
+                <w:szCs w:val="40"/>
+              </w:rPr>
+              <w:t xml:space="preserve">¨É </w:t>
+            </w:r>
+            <w:r>
+              <w:rPr>
+                <w:rFonts w:ascii="BRH Devanagari Extra" w:hAnsi="BRH Devanagari Extra" w:cs="BRH Devanagari Extra"/>
+                <w:color w:val="000000"/>
+                <w:sz w:val="32"/>
+                <w:szCs w:val="40"/>
+                <w:highlight w:val="yellow"/>
+              </w:rPr>
+              <w:t>S</w:t>
+            </w:r>
+            <w:r>
+              <w:rPr>
+                <w:rFonts w:ascii="BRH Malayalam Extra" w:hAnsi="BRH Malayalam Extra" w:cs="BRH Devanagari Extra"/>
+                <w:color w:val="000000"/>
+                <w:szCs w:val="40"/>
+                <w:highlight w:val="yellow"/>
+              </w:rPr>
+              <w:t>–</w:t>
+            </w:r>
+            <w:r>
+              <w:rPr>
+                <w:rFonts w:ascii="BRH Devanagari Extra" w:hAnsi="BRH Devanagari Extra" w:cs="BRH Devanagari Extra"/>
+                <w:color w:val="000000"/>
+                <w:sz w:val="32"/>
+                <w:szCs w:val="40"/>
+                <w:highlight w:val="yellow"/>
+              </w:rPr>
+              <w:t>¨É</w:t>
+            </w:r>
+            <w:r>
+              <w:rPr>
+                <w:rFonts w:ascii="BRH Devanagari Extra" w:hAnsi="BRH Devanagari Extra" w:cs="BRH Devanagari Extra"/>
+                <w:color w:val="000000"/>
+                <w:sz w:val="32"/>
+                <w:szCs w:val="40"/>
+              </w:rPr>
+              <w:t>ÉåSèlÉ E</w:t>
+            </w:r>
+            <w:r>
+              <w:rPr>
+                <w:rFonts w:ascii="BRH Malayalam Extra" w:hAnsi="BRH Malayalam Extra" w:cs="BRH Devanagari Extra"/>
+                <w:color w:val="000000"/>
+                <w:szCs w:val="40"/>
+              </w:rPr>
+              <w:t>–</w:t>
+            </w:r>
+            <w:r>
+              <w:rPr>
+                <w:rFonts w:ascii="BRH Devanagari Extra" w:hAnsi="BRH Devanagari Extra" w:cs="BRH Devanagari Extra"/>
+                <w:color w:val="000000"/>
+                <w:sz w:val="32"/>
+                <w:szCs w:val="40"/>
+              </w:rPr>
+              <w:t xml:space="preserve">SèlÉÉå </w:t>
+            </w:r>
+            <w:r>
+              <w:rPr>
+                <w:rFonts w:ascii="BRH Devanagari Extra" w:hAnsi="BRH Devanagari Extra" w:cs="BRH Devanagari Extra"/>
+                <w:color w:val="000000"/>
+                <w:sz w:val="32"/>
+                <w:szCs w:val="40"/>
+                <w:highlight w:val="yellow"/>
+              </w:rPr>
+              <w:t>S</w:t>
+            </w:r>
+            <w:r>
+              <w:rPr>
+                <w:rFonts w:ascii="BRH Malayalam Extra" w:hAnsi="BRH Malayalam Extra" w:cs="BRH Devanagari Extra"/>
+                <w:color w:val="000000"/>
+                <w:szCs w:val="40"/>
+              </w:rPr>
+              <w:t>–</w:t>
+            </w:r>
+            <w:r>
+              <w:rPr>
+                <w:rFonts w:ascii="BRH Devanagari Extra" w:hAnsi="BRH Devanagari Extra" w:cs="BRH Devanagari Extra"/>
+                <w:color w:val="000000"/>
+                <w:sz w:val="32"/>
+                <w:szCs w:val="40"/>
+              </w:rPr>
+              <w:t xml:space="preserve">¨É | </w:t>
+            </w:r>
+          </w:p>
+          <w:p>
+            <w:pPr>
+              <w:widowControl w:val="0"/>
+              <w:autoSpaceDE w:val="0"/>
+              <w:autoSpaceDN w:val="0"/>
+              <w:adjustRightInd w:val="0"/>
+              <w:spacing w:line="240" w:lineRule="auto"/>
+              <w:rPr>
+                <w:rFonts w:ascii="BRH Devanagari Extra" w:hAnsi="BRH Devanagari Extra" w:cs="BRH Devanagari Extra"/>
+                <w:color w:val="000000"/>
+                <w:sz w:val="32"/>
+                <w:szCs w:val="40"/>
+              </w:rPr>
+            </w:pPr>
+            <w:r>
+              <w:rPr>
+                <w:rFonts w:cs="BRH Devanagari Extra"/>
+                <w:color w:val="000000"/>
+                <w:szCs w:val="40"/>
+              </w:rPr>
+              <w:t>18</w:t>
+            </w:r>
+            <w:r>
+              <w:rPr>
+                <w:rFonts w:ascii="BRH Devanagari Extra" w:hAnsi="BRH Devanagari Extra" w:cs="BRH Devanagari Extra"/>
+                <w:color w:val="000000"/>
+                <w:sz w:val="32"/>
+                <w:szCs w:val="40"/>
+              </w:rPr>
+              <w:t>)</w:t>
+            </w:r>
+            <w:r>
+              <w:rPr>
+                <w:rFonts w:ascii="BRH Devanagari Extra" w:hAnsi="BRH Devanagari Extra" w:cs="BRH Devanagari Extra"/>
+                <w:color w:val="000000"/>
+                <w:sz w:val="32"/>
+                <w:szCs w:val="40"/>
+              </w:rPr>
+              <w:tab/>
+            </w:r>
+            <w:r>
+              <w:rPr>
+                <w:rFonts w:cs="BRH Devanagari Extra"/>
+                <w:color w:val="000000"/>
+                <w:szCs w:val="40"/>
+              </w:rPr>
+              <w:t>2</w:t>
+            </w:r>
+            <w:r>
+              <w:rPr>
+                <w:rFonts w:ascii="BRH Devanagari Extra" w:hAnsi="BRH Devanagari Extra" w:cs="BRH Devanagari Extra"/>
+                <w:color w:val="000000"/>
+                <w:sz w:val="32"/>
+                <w:szCs w:val="40"/>
+              </w:rPr>
+              <w:t>.</w:t>
+            </w:r>
+            <w:r>
+              <w:rPr>
+                <w:rFonts w:cs="BRH Devanagari Extra"/>
+                <w:color w:val="000000"/>
+                <w:szCs w:val="40"/>
+              </w:rPr>
+              <w:t>4</w:t>
+            </w:r>
+            <w:r>
+              <w:rPr>
+                <w:rFonts w:ascii="BRH Devanagari Extra" w:hAnsi="BRH Devanagari Extra" w:cs="BRH Devanagari Extra"/>
+                <w:color w:val="000000"/>
+                <w:sz w:val="32"/>
+                <w:szCs w:val="40"/>
+              </w:rPr>
+              <w:t>.</w:t>
+            </w:r>
+            <w:r>
+              <w:rPr>
+                <w:rFonts w:cs="BRH Devanagari Extra"/>
+                <w:color w:val="000000"/>
+                <w:szCs w:val="40"/>
+              </w:rPr>
+              <w:t>8</w:t>
+            </w:r>
+            <w:r>
+              <w:rPr>
+                <w:rFonts w:ascii="BRH Devanagari Extra" w:hAnsi="BRH Devanagari Extra" w:cs="BRH Devanagari Extra"/>
+                <w:color w:val="000000"/>
+                <w:sz w:val="32"/>
+                <w:szCs w:val="40"/>
+              </w:rPr>
+              <w:t>.</w:t>
+            </w:r>
+            <w:r>
+              <w:rPr>
+                <w:rFonts w:cs="BRH Devanagari Extra"/>
+                <w:color w:val="000000"/>
+                <w:szCs w:val="40"/>
+              </w:rPr>
+              <w:t>1</w:t>
+            </w:r>
+            <w:r>
+              <w:rPr>
+                <w:rFonts w:ascii="BRH Devanagari Extra" w:hAnsi="BRH Devanagari Extra" w:cs="BRH Devanagari Extra"/>
+                <w:color w:val="000000"/>
+                <w:sz w:val="32"/>
+                <w:szCs w:val="40"/>
+              </w:rPr>
+              <w:t>(</w:t>
+            </w:r>
+            <w:r>
+              <w:rPr>
+                <w:rFonts w:cs="BRH Devanagari Extra"/>
+                <w:color w:val="000000"/>
+                <w:szCs w:val="40"/>
+              </w:rPr>
+              <w:t>16</w:t>
+            </w:r>
+            <w:r>
+              <w:rPr>
+                <w:rFonts w:ascii="BRH Devanagari Extra" w:hAnsi="BRH Devanagari Extra" w:cs="BRH Devanagari Extra"/>
+                <w:color w:val="000000"/>
+                <w:sz w:val="32"/>
+                <w:szCs w:val="40"/>
+              </w:rPr>
+              <w:t>)-  S</w:t>
+            </w:r>
+            <w:r>
+              <w:rPr>
+                <w:rFonts w:ascii="BRH Malayalam Extra" w:hAnsi="BRH Malayalam Extra" w:cs="BRH Devanagari Extra"/>
+                <w:color w:val="000000"/>
+                <w:szCs w:val="40"/>
+                <w:highlight w:val="yellow"/>
+              </w:rPr>
+              <w:t>–</w:t>
+            </w:r>
+            <w:r>
+              <w:rPr>
+                <w:rFonts w:ascii="BRH Devanagari Extra" w:hAnsi="BRH Devanagari Extra" w:cs="BRH Devanagari Extra"/>
+                <w:color w:val="000000"/>
+                <w:sz w:val="32"/>
+                <w:szCs w:val="40"/>
+                <w:highlight w:val="yellow"/>
+              </w:rPr>
+              <w:t>¨É</w:t>
+            </w:r>
+            <w:r>
+              <w:rPr>
+                <w:rFonts w:ascii="BRH Devanagari Extra" w:hAnsi="BRH Devanagari Extra" w:cs="BRH Devanagari Extra"/>
+                <w:color w:val="000000"/>
+                <w:sz w:val="32"/>
+                <w:szCs w:val="40"/>
+              </w:rPr>
+              <w:t xml:space="preserve"> | E</w:t>
+            </w:r>
+            <w:r>
+              <w:rPr>
+                <w:rFonts w:ascii="BRH Malayalam Extra" w:hAnsi="BRH Malayalam Extra" w:cs="BRH Devanagari Extra"/>
+                <w:color w:val="000000"/>
+                <w:szCs w:val="40"/>
+              </w:rPr>
+              <w:t>–</w:t>
+            </w:r>
+            <w:r>
+              <w:rPr>
+                <w:rFonts w:ascii="BRH Devanagari Extra" w:hAnsi="BRH Devanagari Extra" w:cs="BRH Devanagari Extra"/>
+                <w:color w:val="000000"/>
+                <w:sz w:val="32"/>
+                <w:szCs w:val="40"/>
+              </w:rPr>
+              <w:t>S</w:t>
+            </w:r>
+            <w:r>
+              <w:rPr>
+                <w:rFonts w:ascii="BRH Malayalam Extra" w:hAnsi="BRH Malayalam Extra" w:cs="BRH Devanagari Extra"/>
+                <w:color w:val="000000"/>
+                <w:szCs w:val="40"/>
+              </w:rPr>
+              <w:t>–</w:t>
+            </w:r>
+            <w:r>
+              <w:rPr>
+                <w:rFonts w:ascii="BRH Devanagari Extra" w:hAnsi="BRH Devanagari Extra" w:cs="BRH Devanagari Extra"/>
+                <w:color w:val="000000"/>
+                <w:sz w:val="32"/>
+                <w:szCs w:val="40"/>
+              </w:rPr>
+              <w:t>ÍkÉqÉç |</w:t>
+            </w:r>
+          </w:p>
+          <w:p>
+            <w:pPr>
+              <w:widowControl w:val="0"/>
+              <w:autoSpaceDE w:val="0"/>
+              <w:autoSpaceDN w:val="0"/>
+              <w:adjustRightInd w:val="0"/>
+              <w:spacing w:line="240" w:lineRule="auto"/>
+              <w:rPr>
+                <w:rFonts w:ascii="BRH Devanagari Extra" w:hAnsi="BRH Devanagari Extra" w:cs="BRH Devanagari Extra"/>
+                <w:color w:val="000000"/>
+                <w:sz w:val="32"/>
+                <w:szCs w:val="40"/>
+              </w:rPr>
+            </w:pPr>
+            <w:r>
+              <w:rPr>
+                <w:rFonts w:ascii="BRH Devanagari Extra" w:hAnsi="BRH Devanagari Extra" w:cs="BRH Devanagari Extra"/>
+                <w:color w:val="000000"/>
+                <w:sz w:val="32"/>
+                <w:szCs w:val="40"/>
+              </w:rPr>
+              <w:t>S</w:t>
+            </w:r>
+            <w:r>
+              <w:rPr>
+                <w:rFonts w:ascii="BRH Malayalam Extra" w:hAnsi="BRH Malayalam Extra" w:cs="BRH Devanagari Extra"/>
+                <w:color w:val="000000"/>
+                <w:szCs w:val="40"/>
+                <w:highlight w:val="yellow"/>
+              </w:rPr>
+              <w:t>–</w:t>
+            </w:r>
+            <w:r>
+              <w:rPr>
+                <w:rFonts w:ascii="BRH Devanagari Extra" w:hAnsi="BRH Devanagari Extra" w:cs="BRH Devanagari Extra"/>
+                <w:color w:val="000000"/>
+                <w:sz w:val="32"/>
+                <w:szCs w:val="40"/>
+                <w:highlight w:val="yellow"/>
+              </w:rPr>
+              <w:t>¨É</w:t>
+            </w:r>
+            <w:r>
+              <w:rPr>
+                <w:rFonts w:ascii="BRH Devanagari Extra" w:hAnsi="BRH Devanagari Extra" w:cs="BRH Devanagari Extra"/>
+                <w:color w:val="000000"/>
+                <w:sz w:val="32"/>
+                <w:szCs w:val="40"/>
+              </w:rPr>
+              <w:t>ÉåS</w:t>
+            </w:r>
+            <w:r>
+              <w:rPr>
+                <w:rFonts w:ascii="BRH Malayalam Extra" w:hAnsi="BRH Malayalam Extra" w:cs="BRH Devanagari Extra"/>
+                <w:color w:val="000000"/>
+                <w:szCs w:val="40"/>
+              </w:rPr>
+              <w:t>–</w:t>
+            </w:r>
+            <w:r>
+              <w:rPr>
+                <w:rFonts w:ascii="BRH Devanagari Extra" w:hAnsi="BRH Devanagari Extra" w:cs="BRH Devanagari Extra"/>
+                <w:color w:val="000000"/>
+                <w:sz w:val="32"/>
+                <w:szCs w:val="40"/>
+              </w:rPr>
+              <w:t>ÍkÉ qÉÑþS</w:t>
+            </w:r>
+            <w:r>
+              <w:rPr>
+                <w:rFonts w:ascii="BRH Malayalam Extra" w:hAnsi="BRH Malayalam Extra" w:cs="BRH Devanagari Extra"/>
+                <w:color w:val="000000"/>
+                <w:szCs w:val="40"/>
+              </w:rPr>
+              <w:t>–</w:t>
+            </w:r>
+            <w:r>
+              <w:rPr>
+                <w:rFonts w:ascii="BRH Devanagari Extra" w:hAnsi="BRH Devanagari Extra" w:cs="BRH Devanagari Extra"/>
+                <w:color w:val="000000"/>
+                <w:sz w:val="32"/>
+                <w:szCs w:val="40"/>
+              </w:rPr>
+              <w:t xml:space="preserve">ÍkÉqÉç </w:t>
+            </w:r>
+            <w:r>
+              <w:rPr>
+                <w:rFonts w:ascii="BRH Devanagari Extra" w:hAnsi="BRH Devanagari Extra" w:cs="BRH Devanagari Extra"/>
+                <w:color w:val="000000"/>
+                <w:sz w:val="32"/>
+                <w:szCs w:val="40"/>
+                <w:highlight w:val="yellow"/>
+              </w:rPr>
+              <w:t>S</w:t>
+            </w:r>
+            <w:r>
+              <w:rPr>
+                <w:rFonts w:ascii="BRH Malayalam Extra" w:hAnsi="BRH Malayalam Extra" w:cs="BRH Devanagari Extra"/>
+                <w:color w:val="000000"/>
+                <w:szCs w:val="40"/>
+              </w:rPr>
+              <w:t>–</w:t>
+            </w:r>
+            <w:r>
+              <w:rPr>
+                <w:rFonts w:ascii="BRH Devanagari Extra" w:hAnsi="BRH Devanagari Extra" w:cs="BRH Devanagari Extra"/>
+                <w:color w:val="000000"/>
+                <w:sz w:val="32"/>
+                <w:szCs w:val="40"/>
+              </w:rPr>
+              <w:t xml:space="preserve">¨É </w:t>
+            </w:r>
+            <w:r>
+              <w:rPr>
+                <w:rFonts w:ascii="BRH Devanagari Extra" w:hAnsi="BRH Devanagari Extra" w:cs="BRH Devanagari Extra"/>
+                <w:color w:val="000000"/>
+                <w:sz w:val="32"/>
+                <w:szCs w:val="40"/>
+                <w:highlight w:val="yellow"/>
+              </w:rPr>
+              <w:t>S</w:t>
+            </w:r>
+            <w:r>
+              <w:rPr>
+                <w:rFonts w:ascii="BRH Malayalam Extra" w:hAnsi="BRH Malayalam Extra" w:cs="BRH Devanagari Extra"/>
+                <w:color w:val="000000"/>
+                <w:szCs w:val="40"/>
+              </w:rPr>
+              <w:t>–</w:t>
+            </w:r>
+            <w:r>
+              <w:rPr>
+                <w:rFonts w:ascii="BRH Devanagari Extra" w:hAnsi="BRH Devanagari Extra" w:cs="BRH Devanagari Extra"/>
+                <w:color w:val="000000"/>
+                <w:sz w:val="32"/>
+                <w:szCs w:val="40"/>
+              </w:rPr>
+              <w:t>¨ÉÉåS</w:t>
+            </w:r>
+            <w:r>
+              <w:rPr>
+                <w:rFonts w:ascii="BRH Malayalam Extra" w:hAnsi="BRH Malayalam Extra" w:cs="BRH Devanagari Extra"/>
+                <w:color w:val="000000"/>
+                <w:szCs w:val="40"/>
+              </w:rPr>
+              <w:t>–</w:t>
+            </w:r>
+            <w:r>
+              <w:rPr>
+                <w:rFonts w:ascii="BRH Devanagari Extra" w:hAnsi="BRH Devanagari Extra" w:cs="BRH Devanagari Extra"/>
+                <w:color w:val="000000"/>
+                <w:sz w:val="32"/>
+                <w:szCs w:val="40"/>
+              </w:rPr>
+              <w:t xml:space="preserve">ÍkÉqÉç | </w:t>
+            </w:r>
+          </w:p>
+          <w:p>
+            <w:pPr>
+              <w:widowControl w:val="0"/>
+              <w:autoSpaceDE w:val="0"/>
+              <w:autoSpaceDN w:val="0"/>
+              <w:adjustRightInd w:val="0"/>
+              <w:spacing w:before="0" w:line="240" w:lineRule="auto"/>
+              <w:rPr>
+                <w:rFonts w:cs="BRH Malayalam Extra"/>
+                <w:color w:val="000000"/>
+                <w:szCs w:val="40"/>
+              </w:rPr>
+            </w:pPr>
+          </w:p>
+        </w:tc>
+        <w:tc>
+          <w:tcPr>
+            <w:tcW w:w="7513" w:type="dxa"/>
+            <w:gridSpan w:val="2"/>
+          </w:tcPr>
+          <w:p>
+            <w:pPr>
+              <w:widowControl w:val="0"/>
+              <w:autoSpaceDE w:val="0"/>
+              <w:autoSpaceDN w:val="0"/>
+              <w:adjustRightInd w:val="0"/>
+              <w:spacing w:line="240" w:lineRule="auto"/>
+              <w:rPr>
+                <w:rFonts w:ascii="BRH Devanagari Extra" w:hAnsi="BRH Devanagari Extra" w:cs="BRH Devanagari Extra"/>
+                <w:color w:val="000000"/>
+                <w:sz w:val="32"/>
+                <w:szCs w:val="40"/>
+              </w:rPr>
+            </w:pPr>
+            <w:r>
+              <w:rPr>
+                <w:rFonts w:cs="BRH Devanagari Extra"/>
+                <w:color w:val="000000"/>
+                <w:szCs w:val="40"/>
+              </w:rPr>
+              <w:t>17</w:t>
+            </w:r>
+            <w:r>
+              <w:rPr>
+                <w:rFonts w:ascii="BRH Devanagari Extra" w:hAnsi="BRH Devanagari Extra" w:cs="BRH Devanagari Extra"/>
+                <w:color w:val="000000"/>
+                <w:sz w:val="32"/>
+                <w:szCs w:val="40"/>
+              </w:rPr>
+              <w:t>)</w:t>
+            </w:r>
+            <w:r>
+              <w:rPr>
+                <w:rFonts w:ascii="BRH Devanagari Extra" w:hAnsi="BRH Devanagari Extra" w:cs="BRH Devanagari Extra"/>
+                <w:color w:val="000000"/>
+                <w:sz w:val="32"/>
+                <w:szCs w:val="40"/>
+              </w:rPr>
+              <w:tab/>
+            </w:r>
+            <w:r>
+              <w:rPr>
+                <w:rFonts w:cs="BRH Devanagari Extra"/>
+                <w:color w:val="000000"/>
+                <w:szCs w:val="40"/>
+              </w:rPr>
+              <w:t>2</w:t>
+            </w:r>
+            <w:r>
+              <w:rPr>
+                <w:rFonts w:ascii="BRH Devanagari Extra" w:hAnsi="BRH Devanagari Extra" w:cs="BRH Devanagari Extra"/>
+                <w:color w:val="000000"/>
+                <w:sz w:val="32"/>
+                <w:szCs w:val="40"/>
+              </w:rPr>
+              <w:t>.</w:t>
+            </w:r>
+            <w:r>
+              <w:rPr>
+                <w:rFonts w:cs="BRH Devanagari Extra"/>
+                <w:color w:val="000000"/>
+                <w:szCs w:val="40"/>
+              </w:rPr>
+              <w:t>4</w:t>
+            </w:r>
+            <w:r>
+              <w:rPr>
+                <w:rFonts w:ascii="BRH Devanagari Extra" w:hAnsi="BRH Devanagari Extra" w:cs="BRH Devanagari Extra"/>
+                <w:color w:val="000000"/>
+                <w:sz w:val="32"/>
+                <w:szCs w:val="40"/>
+              </w:rPr>
+              <w:t>.</w:t>
+            </w:r>
+            <w:r>
+              <w:rPr>
+                <w:rFonts w:cs="BRH Devanagari Extra"/>
+                <w:color w:val="000000"/>
+                <w:szCs w:val="40"/>
+              </w:rPr>
+              <w:t>8</w:t>
+            </w:r>
+            <w:r>
+              <w:rPr>
+                <w:rFonts w:ascii="BRH Devanagari Extra" w:hAnsi="BRH Devanagari Extra" w:cs="BRH Devanagari Extra"/>
+                <w:color w:val="000000"/>
+                <w:sz w:val="32"/>
+                <w:szCs w:val="40"/>
+              </w:rPr>
+              <w:t>.</w:t>
+            </w:r>
+            <w:r>
+              <w:rPr>
+                <w:rFonts w:cs="BRH Devanagari Extra"/>
+                <w:color w:val="000000"/>
+                <w:szCs w:val="40"/>
+              </w:rPr>
+              <w:t>1</w:t>
+            </w:r>
+            <w:r>
+              <w:rPr>
+                <w:rFonts w:ascii="BRH Devanagari Extra" w:hAnsi="BRH Devanagari Extra" w:cs="BRH Devanagari Extra"/>
+                <w:color w:val="000000"/>
+                <w:sz w:val="32"/>
+                <w:szCs w:val="40"/>
+              </w:rPr>
+              <w:t>(</w:t>
+            </w:r>
+            <w:r>
+              <w:rPr>
+                <w:rFonts w:cs="BRH Devanagari Extra"/>
+                <w:color w:val="000000"/>
+                <w:szCs w:val="40"/>
+              </w:rPr>
+              <w:t>15</w:t>
+            </w:r>
+            <w:r>
+              <w:rPr>
+                <w:rFonts w:ascii="BRH Devanagari Extra" w:hAnsi="BRH Devanagari Extra" w:cs="BRH Devanagari Extra"/>
+                <w:color w:val="000000"/>
+                <w:sz w:val="32"/>
+                <w:szCs w:val="40"/>
+              </w:rPr>
+              <w:t>)-  E</w:t>
+            </w:r>
+            <w:r>
+              <w:rPr>
+                <w:rFonts w:ascii="BRH Malayalam Extra" w:hAnsi="BRH Malayalam Extra" w:cs="BRH Devanagari Extra"/>
+                <w:color w:val="000000"/>
+                <w:szCs w:val="40"/>
+              </w:rPr>
+              <w:t>–</w:t>
+            </w:r>
+            <w:r>
+              <w:rPr>
+                <w:rFonts w:ascii="BRH Devanagari Extra" w:hAnsi="BRH Devanagari Extra" w:cs="BRH Devanagari Extra"/>
+                <w:color w:val="000000"/>
+                <w:sz w:val="32"/>
+                <w:szCs w:val="40"/>
+              </w:rPr>
+              <w:t>SèlÉÈ | S</w:t>
+            </w:r>
+            <w:r>
+              <w:rPr>
+                <w:rFonts w:ascii="BRH Malayalam Extra" w:hAnsi="BRH Malayalam Extra" w:cs="BRH Devanagari Extra"/>
+                <w:color w:val="000000"/>
+                <w:szCs w:val="40"/>
+                <w:highlight w:val="yellow"/>
+              </w:rPr>
+              <w:t>–</w:t>
+            </w:r>
+            <w:r>
+              <w:rPr>
+                <w:rFonts w:ascii="BRH Devanagari Extra" w:hAnsi="BRH Devanagari Extra" w:cs="BRH Devanagari Extra"/>
+                <w:color w:val="000000"/>
+                <w:sz w:val="32"/>
+                <w:szCs w:val="40"/>
+                <w:highlight w:val="green"/>
+              </w:rPr>
+              <w:t>¨É</w:t>
+            </w:r>
+            <w:r>
+              <w:rPr>
+                <w:rFonts w:ascii="BRH Malayalam Extra" w:hAnsi="BRH Malayalam Extra" w:cs="BRH Devanagari Extra"/>
+                <w:color w:val="000000"/>
+                <w:szCs w:val="40"/>
+                <w:highlight w:val="green"/>
+              </w:rPr>
+              <w:t>–</w:t>
+            </w:r>
+            <w:r>
+              <w:rPr>
+                <w:rFonts w:ascii="BRH Devanagari Extra" w:hAnsi="BRH Devanagari Extra" w:cs="BRH Devanagari Extra"/>
+                <w:color w:val="000000"/>
+                <w:sz w:val="32"/>
+                <w:szCs w:val="40"/>
+              </w:rPr>
+              <w:t xml:space="preserve"> |</w:t>
+            </w:r>
+          </w:p>
+          <w:p>
+            <w:pPr>
+              <w:widowControl w:val="0"/>
+              <w:autoSpaceDE w:val="0"/>
+              <w:autoSpaceDN w:val="0"/>
+              <w:adjustRightInd w:val="0"/>
+              <w:spacing w:line="240" w:lineRule="auto"/>
+              <w:rPr>
+                <w:rFonts w:ascii="BRH Devanagari Extra" w:hAnsi="BRH Devanagari Extra" w:cs="BRH Devanagari Extra"/>
+                <w:color w:val="000000"/>
+                <w:sz w:val="32"/>
+                <w:szCs w:val="40"/>
+              </w:rPr>
+            </w:pPr>
+            <w:r>
+              <w:rPr>
+                <w:rFonts w:ascii="BRH Devanagari Extra" w:hAnsi="BRH Devanagari Extra" w:cs="BRH Devanagari Extra"/>
+                <w:color w:val="000000"/>
+                <w:sz w:val="32"/>
+                <w:szCs w:val="40"/>
+              </w:rPr>
+              <w:t>E</w:t>
+            </w:r>
+            <w:r>
+              <w:rPr>
+                <w:rFonts w:ascii="BRH Malayalam Extra" w:hAnsi="BRH Malayalam Extra" w:cs="BRH Devanagari Extra"/>
+                <w:color w:val="000000"/>
+                <w:szCs w:val="40"/>
+              </w:rPr>
+              <w:t>–</w:t>
+            </w:r>
+            <w:r>
+              <w:rPr>
+                <w:rFonts w:ascii="BRH Devanagari Extra" w:hAnsi="BRH Devanagari Extra" w:cs="BRH Devanagari Extra"/>
+                <w:color w:val="000000"/>
+                <w:sz w:val="32"/>
+                <w:szCs w:val="40"/>
+              </w:rPr>
+              <w:t xml:space="preserve">SèlÉÉå </w:t>
+            </w:r>
+            <w:r>
+              <w:rPr>
+                <w:rFonts w:ascii="BRH Devanagari Extra" w:hAnsi="BRH Devanagari Extra" w:cs="BRH Devanagari Extra"/>
+                <w:color w:val="000000"/>
+                <w:sz w:val="32"/>
+                <w:szCs w:val="40"/>
+                <w:highlight w:val="green"/>
+              </w:rPr>
+              <w:t>S</w:t>
+            </w:r>
+            <w:r>
+              <w:rPr>
+                <w:rFonts w:ascii="BRH Devanagari Extra" w:hAnsi="BRH Devanagari Extra" w:cs="BRH Devanagari Extra"/>
+                <w:color w:val="000000"/>
+                <w:sz w:val="32"/>
+                <w:szCs w:val="40"/>
+              </w:rPr>
+              <w:t xml:space="preserve">þ¨É </w:t>
+            </w:r>
+            <w:r>
+              <w:rPr>
+                <w:rFonts w:ascii="BRH Devanagari Extra" w:hAnsi="BRH Devanagari Extra" w:cs="BRH Devanagari Extra"/>
+                <w:color w:val="000000"/>
+                <w:sz w:val="32"/>
+                <w:szCs w:val="40"/>
+                <w:highlight w:val="green"/>
+              </w:rPr>
+              <w:t>S¨ÉÉ</w:t>
+            </w:r>
+            <w:r>
+              <w:rPr>
+                <w:rFonts w:ascii="BRH Malayalam Extra" w:hAnsi="BRH Malayalam Extra" w:cs="BRH Devanagari Extra"/>
+                <w:color w:val="000000"/>
+                <w:szCs w:val="40"/>
+                <w:highlight w:val="yellow"/>
+              </w:rPr>
+              <w:t>–</w:t>
+            </w:r>
+            <w:r>
+              <w:rPr>
+                <w:rFonts w:ascii="BRH Devanagari Extra" w:hAnsi="BRH Devanagari Extra" w:cs="BRH Devanagari Extra"/>
+                <w:color w:val="000000"/>
+                <w:sz w:val="32"/>
+                <w:szCs w:val="40"/>
+              </w:rPr>
+              <w:t>åSèlÉ E</w:t>
+            </w:r>
+            <w:r>
+              <w:rPr>
+                <w:rFonts w:ascii="BRH Malayalam Extra" w:hAnsi="BRH Malayalam Extra" w:cs="BRH Devanagari Extra"/>
+                <w:color w:val="000000"/>
+                <w:szCs w:val="40"/>
+              </w:rPr>
+              <w:t>–</w:t>
+            </w:r>
+            <w:r>
+              <w:rPr>
+                <w:rFonts w:ascii="BRH Devanagari Extra" w:hAnsi="BRH Devanagari Extra" w:cs="BRH Devanagari Extra"/>
+                <w:color w:val="000000"/>
+                <w:sz w:val="32"/>
+                <w:szCs w:val="40"/>
+              </w:rPr>
+              <w:t xml:space="preserve">SèlÉÉå </w:t>
+            </w:r>
+            <w:r>
+              <w:rPr>
+                <w:rFonts w:ascii="BRH Devanagari Extra" w:hAnsi="BRH Devanagari Extra" w:cs="BRH Devanagari Extra"/>
+                <w:color w:val="000000"/>
+                <w:sz w:val="32"/>
+                <w:szCs w:val="40"/>
+                <w:highlight w:val="green"/>
+              </w:rPr>
+              <w:t>S</w:t>
+            </w:r>
+            <w:r>
+              <w:rPr>
+                <w:rFonts w:ascii="BRH Devanagari Extra" w:hAnsi="BRH Devanagari Extra" w:cs="BRH Devanagari Extra"/>
+                <w:color w:val="000000"/>
+                <w:sz w:val="32"/>
+                <w:szCs w:val="40"/>
+              </w:rPr>
+              <w:t xml:space="preserve">þ¨É | </w:t>
+            </w:r>
+          </w:p>
+          <w:p>
+            <w:pPr>
+              <w:widowControl w:val="0"/>
+              <w:autoSpaceDE w:val="0"/>
+              <w:autoSpaceDN w:val="0"/>
+              <w:adjustRightInd w:val="0"/>
+              <w:spacing w:line="240" w:lineRule="auto"/>
+              <w:rPr>
+                <w:rFonts w:ascii="BRH Devanagari Extra" w:hAnsi="BRH Devanagari Extra" w:cs="BRH Devanagari Extra"/>
+                <w:color w:val="000000"/>
+                <w:sz w:val="32"/>
+                <w:szCs w:val="40"/>
+              </w:rPr>
+            </w:pPr>
+            <w:r>
+              <w:rPr>
+                <w:rFonts w:cs="BRH Devanagari Extra"/>
+                <w:color w:val="000000"/>
+                <w:szCs w:val="40"/>
+              </w:rPr>
+              <w:t>18</w:t>
+            </w:r>
+            <w:r>
+              <w:rPr>
+                <w:rFonts w:ascii="BRH Devanagari Extra" w:hAnsi="BRH Devanagari Extra" w:cs="BRH Devanagari Extra"/>
+                <w:color w:val="000000"/>
+                <w:sz w:val="32"/>
+                <w:szCs w:val="40"/>
+              </w:rPr>
+              <w:t>)</w:t>
+            </w:r>
+            <w:r>
+              <w:rPr>
+                <w:rFonts w:ascii="BRH Devanagari Extra" w:hAnsi="BRH Devanagari Extra" w:cs="BRH Devanagari Extra"/>
+                <w:color w:val="000000"/>
+                <w:sz w:val="32"/>
+                <w:szCs w:val="40"/>
+              </w:rPr>
+              <w:tab/>
+            </w:r>
+            <w:r>
+              <w:rPr>
+                <w:rFonts w:cs="BRH Devanagari Extra"/>
+                <w:color w:val="000000"/>
+                <w:szCs w:val="40"/>
+              </w:rPr>
+              <w:t>2</w:t>
+            </w:r>
+            <w:r>
+              <w:rPr>
+                <w:rFonts w:ascii="BRH Devanagari Extra" w:hAnsi="BRH Devanagari Extra" w:cs="BRH Devanagari Extra"/>
+                <w:color w:val="000000"/>
+                <w:sz w:val="32"/>
+                <w:szCs w:val="40"/>
+              </w:rPr>
+              <w:t>.</w:t>
+            </w:r>
+            <w:r>
+              <w:rPr>
+                <w:rFonts w:cs="BRH Devanagari Extra"/>
+                <w:color w:val="000000"/>
+                <w:szCs w:val="40"/>
+              </w:rPr>
+              <w:t>4</w:t>
+            </w:r>
+            <w:r>
+              <w:rPr>
+                <w:rFonts w:ascii="BRH Devanagari Extra" w:hAnsi="BRH Devanagari Extra" w:cs="BRH Devanagari Extra"/>
+                <w:color w:val="000000"/>
+                <w:sz w:val="32"/>
+                <w:szCs w:val="40"/>
+              </w:rPr>
+              <w:t>.</w:t>
+            </w:r>
+            <w:r>
+              <w:rPr>
+                <w:rFonts w:cs="BRH Devanagari Extra"/>
+                <w:color w:val="000000"/>
+                <w:szCs w:val="40"/>
+              </w:rPr>
+              <w:t>8</w:t>
+            </w:r>
+            <w:r>
+              <w:rPr>
+                <w:rFonts w:ascii="BRH Devanagari Extra" w:hAnsi="BRH Devanagari Extra" w:cs="BRH Devanagari Extra"/>
+                <w:color w:val="000000"/>
+                <w:sz w:val="32"/>
+                <w:szCs w:val="40"/>
+              </w:rPr>
+              <w:t>.</w:t>
+            </w:r>
+            <w:r>
+              <w:rPr>
+                <w:rFonts w:cs="BRH Devanagari Extra"/>
+                <w:color w:val="000000"/>
+                <w:szCs w:val="40"/>
+              </w:rPr>
+              <w:t>1</w:t>
+            </w:r>
+            <w:r>
+              <w:rPr>
+                <w:rFonts w:ascii="BRH Devanagari Extra" w:hAnsi="BRH Devanagari Extra" w:cs="BRH Devanagari Extra"/>
+                <w:color w:val="000000"/>
+                <w:sz w:val="32"/>
+                <w:szCs w:val="40"/>
+              </w:rPr>
+              <w:t>(</w:t>
+            </w:r>
+            <w:r>
+              <w:rPr>
+                <w:rFonts w:cs="BRH Devanagari Extra"/>
+                <w:color w:val="000000"/>
+                <w:szCs w:val="40"/>
+              </w:rPr>
+              <w:t>16</w:t>
+            </w:r>
+            <w:r>
+              <w:rPr>
+                <w:rFonts w:ascii="BRH Devanagari Extra" w:hAnsi="BRH Devanagari Extra" w:cs="BRH Devanagari Extra"/>
+                <w:color w:val="000000"/>
+                <w:sz w:val="32"/>
+                <w:szCs w:val="40"/>
+              </w:rPr>
+              <w:t xml:space="preserve">)-  </w:t>
+            </w:r>
+            <w:r>
+              <w:rPr>
+                <w:rFonts w:ascii="BRH Devanagari Extra" w:hAnsi="BRH Devanagari Extra" w:cs="BRH Devanagari Extra"/>
+                <w:color w:val="000000"/>
+                <w:sz w:val="32"/>
+                <w:szCs w:val="40"/>
+                <w:lang w:val="en-IN"/>
+              </w:rPr>
+              <w:t>S</w:t>
+            </w:r>
+            <w:r>
+              <w:rPr>
+                <w:rFonts w:ascii="BRH Malayalam Extra" w:hAnsi="BRH Malayalam Extra" w:cs="BRH Devanagari Extra"/>
+                <w:color w:val="000000"/>
+                <w:szCs w:val="40"/>
+                <w:highlight w:val="yellow"/>
+                <w:lang w:val="en-IN"/>
+              </w:rPr>
+              <w:t>–</w:t>
+            </w:r>
+            <w:r>
+              <w:rPr>
+                <w:rFonts w:ascii="BRH Devanagari Extra" w:hAnsi="BRH Devanagari Extra" w:cs="BRH Devanagari Extra"/>
+                <w:color w:val="000000"/>
+                <w:sz w:val="32"/>
+                <w:szCs w:val="40"/>
+                <w:highlight w:val="green"/>
+                <w:lang w:val="en-IN"/>
+              </w:rPr>
+              <w:t>¨É</w:t>
+            </w:r>
+            <w:r>
+              <w:rPr>
+                <w:rFonts w:ascii="BRH Malayalam Extra" w:hAnsi="BRH Malayalam Extra" w:cs="BRH Devanagari Extra"/>
+                <w:color w:val="000000"/>
+                <w:szCs w:val="40"/>
+                <w:highlight w:val="green"/>
+              </w:rPr>
+              <w:t>–</w:t>
+            </w:r>
+            <w:r>
+              <w:rPr>
+                <w:rFonts w:ascii="BRH Devanagari Extra" w:hAnsi="BRH Devanagari Extra" w:cs="BRH Devanagari Extra"/>
+                <w:color w:val="000000"/>
+                <w:sz w:val="32"/>
+                <w:szCs w:val="40"/>
+                <w:lang w:val="en-IN"/>
+              </w:rPr>
+              <w:t xml:space="preserve"> </w:t>
+            </w:r>
+            <w:r>
+              <w:rPr>
+                <w:rFonts w:ascii="BRH Devanagari Extra" w:hAnsi="BRH Devanagari Extra" w:cs="BRH Devanagari Extra"/>
+                <w:color w:val="000000"/>
+                <w:sz w:val="32"/>
+                <w:szCs w:val="40"/>
+              </w:rPr>
+              <w:t>| E</w:t>
+            </w:r>
+            <w:r>
+              <w:rPr>
+                <w:rFonts w:ascii="BRH Malayalam Extra" w:hAnsi="BRH Malayalam Extra" w:cs="BRH Devanagari Extra"/>
+                <w:color w:val="000000"/>
+                <w:szCs w:val="40"/>
+              </w:rPr>
+              <w:t>–</w:t>
+            </w:r>
+            <w:r>
+              <w:rPr>
+                <w:rFonts w:ascii="BRH Devanagari Extra" w:hAnsi="BRH Devanagari Extra" w:cs="BRH Devanagari Extra"/>
+                <w:color w:val="000000"/>
+                <w:sz w:val="32"/>
+                <w:szCs w:val="40"/>
+              </w:rPr>
+              <w:t>S</w:t>
+            </w:r>
+            <w:r>
+              <w:rPr>
+                <w:rFonts w:ascii="BRH Malayalam Extra" w:hAnsi="BRH Malayalam Extra" w:cs="BRH Devanagari Extra"/>
+                <w:color w:val="000000"/>
+                <w:szCs w:val="40"/>
+              </w:rPr>
+              <w:t>–</w:t>
+            </w:r>
+            <w:r>
+              <w:rPr>
+                <w:rFonts w:ascii="BRH Devanagari Extra" w:hAnsi="BRH Devanagari Extra" w:cs="BRH Devanagari Extra"/>
+                <w:color w:val="000000"/>
+                <w:sz w:val="32"/>
+                <w:szCs w:val="40"/>
+              </w:rPr>
+              <w:t>ÍkÉqÉç |</w:t>
+            </w:r>
+          </w:p>
+          <w:p>
+            <w:pPr>
+              <w:widowControl w:val="0"/>
+              <w:autoSpaceDE w:val="0"/>
+              <w:autoSpaceDN w:val="0"/>
+              <w:adjustRightInd w:val="0"/>
+              <w:spacing w:line="240" w:lineRule="auto"/>
+              <w:rPr>
+                <w:rFonts w:ascii="BRH Devanagari Extra" w:hAnsi="BRH Devanagari Extra" w:cs="BRH Devanagari Extra"/>
+                <w:color w:val="000000"/>
+                <w:sz w:val="32"/>
+                <w:szCs w:val="40"/>
+              </w:rPr>
+            </w:pPr>
+            <w:r>
+              <w:rPr>
+                <w:rFonts w:ascii="BRH Devanagari Extra" w:hAnsi="BRH Devanagari Extra" w:cs="BRH Devanagari Extra"/>
+                <w:color w:val="000000"/>
+                <w:sz w:val="32"/>
+                <w:szCs w:val="40"/>
+              </w:rPr>
+              <w:t>S</w:t>
+            </w:r>
+            <w:r>
+              <w:rPr>
+                <w:rFonts w:ascii="BRH Malayalam Extra" w:hAnsi="BRH Malayalam Extra" w:cs="BRH Devanagari Extra"/>
+                <w:color w:val="000000"/>
+                <w:szCs w:val="40"/>
+                <w:highlight w:val="green"/>
+              </w:rPr>
+              <w:t>–</w:t>
+            </w:r>
+            <w:r>
+              <w:rPr>
+                <w:rFonts w:ascii="BRH Devanagari Extra" w:hAnsi="BRH Devanagari Extra" w:cs="BRH Devanagari Extra"/>
+                <w:color w:val="000000"/>
+                <w:sz w:val="32"/>
+                <w:szCs w:val="40"/>
+                <w:highlight w:val="green"/>
+              </w:rPr>
+              <w:t>¨ÉÉ</w:t>
+            </w:r>
+            <w:r>
+              <w:rPr>
+                <w:rFonts w:ascii="BRH Malayalam Extra" w:hAnsi="BRH Malayalam Extra" w:cs="BRH Devanagari Extra"/>
+                <w:color w:val="000000"/>
+                <w:szCs w:val="40"/>
+              </w:rPr>
+              <w:t>–</w:t>
+            </w:r>
+            <w:r>
+              <w:rPr>
+                <w:rFonts w:ascii="BRH Devanagari Extra" w:hAnsi="BRH Devanagari Extra" w:cs="BRH Devanagari Extra"/>
+                <w:color w:val="000000"/>
+                <w:sz w:val="32"/>
+                <w:szCs w:val="40"/>
+              </w:rPr>
+              <w:t>åS</w:t>
+            </w:r>
+            <w:r>
+              <w:rPr>
+                <w:rFonts w:ascii="BRH Malayalam Extra" w:hAnsi="BRH Malayalam Extra" w:cs="BRH Devanagari Extra"/>
+                <w:color w:val="000000"/>
+                <w:szCs w:val="40"/>
+              </w:rPr>
+              <w:t>–</w:t>
+            </w:r>
+            <w:r>
+              <w:rPr>
+                <w:rFonts w:ascii="BRH Devanagari Extra" w:hAnsi="BRH Devanagari Extra" w:cs="BRH Devanagari Extra"/>
+                <w:color w:val="000000"/>
+                <w:sz w:val="32"/>
+                <w:szCs w:val="40"/>
+              </w:rPr>
+              <w:t>ÍkÉ qÉÑþS</w:t>
+            </w:r>
+            <w:r>
+              <w:rPr>
+                <w:rFonts w:ascii="BRH Malayalam Extra" w:hAnsi="BRH Malayalam Extra" w:cs="BRH Devanagari Extra"/>
+                <w:color w:val="000000"/>
+                <w:szCs w:val="40"/>
+              </w:rPr>
+              <w:t>–</w:t>
+            </w:r>
+            <w:r>
+              <w:rPr>
+                <w:rFonts w:ascii="BRH Devanagari Extra" w:hAnsi="BRH Devanagari Extra" w:cs="BRH Devanagari Extra"/>
+                <w:color w:val="000000"/>
+                <w:sz w:val="32"/>
+                <w:szCs w:val="40"/>
+              </w:rPr>
+              <w:t xml:space="preserve">ÍkÉqÉç </w:t>
+            </w:r>
+            <w:r>
+              <w:rPr>
+                <w:rFonts w:ascii="BRH Devanagari Extra" w:hAnsi="BRH Devanagari Extra" w:cs="BRH Devanagari Extra"/>
+                <w:color w:val="000000"/>
+                <w:sz w:val="32"/>
+                <w:szCs w:val="40"/>
+                <w:highlight w:val="green"/>
+              </w:rPr>
+              <w:t>S</w:t>
+            </w:r>
+            <w:r>
+              <w:rPr>
+                <w:rFonts w:ascii="BRH Devanagari Extra" w:hAnsi="BRH Devanagari Extra" w:cs="BRH Devanagari Extra"/>
+                <w:color w:val="000000"/>
+                <w:sz w:val="32"/>
+                <w:szCs w:val="40"/>
+              </w:rPr>
+              <w:t xml:space="preserve">þ¨É </w:t>
+            </w:r>
+            <w:r>
+              <w:rPr>
+                <w:rFonts w:ascii="BRH Devanagari Extra" w:hAnsi="BRH Devanagari Extra" w:cs="BRH Devanagari Extra"/>
+                <w:color w:val="000000"/>
+                <w:sz w:val="32"/>
+                <w:szCs w:val="40"/>
+                <w:highlight w:val="green"/>
+              </w:rPr>
+              <w:t>S</w:t>
+            </w:r>
+            <w:r>
+              <w:rPr>
+                <w:rFonts w:ascii="BRH Devanagari Extra" w:hAnsi="BRH Devanagari Extra" w:cs="BRH Devanagari Extra"/>
+                <w:color w:val="000000"/>
+                <w:sz w:val="32"/>
+                <w:szCs w:val="40"/>
+              </w:rPr>
+              <w:t>¨ÉÉåS</w:t>
+            </w:r>
+            <w:r>
+              <w:rPr>
+                <w:rFonts w:ascii="BRH Malayalam Extra" w:hAnsi="BRH Malayalam Extra" w:cs="BRH Devanagari Extra"/>
+                <w:color w:val="000000"/>
+                <w:szCs w:val="40"/>
+              </w:rPr>
+              <w:t>–</w:t>
+            </w:r>
+            <w:r>
+              <w:rPr>
+                <w:rFonts w:ascii="BRH Devanagari Extra" w:hAnsi="BRH Devanagari Extra" w:cs="BRH Devanagari Extra"/>
+                <w:color w:val="000000"/>
+                <w:sz w:val="32"/>
+                <w:szCs w:val="40"/>
+              </w:rPr>
+              <w:t xml:space="preserve">ÍkÉqÉç | </w:t>
+            </w:r>
+          </w:p>
+          <w:p>
+            <w:pPr>
+              <w:widowControl w:val="0"/>
+              <w:autoSpaceDE w:val="0"/>
+              <w:autoSpaceDN w:val="0"/>
+              <w:adjustRightInd w:val="0"/>
+              <w:spacing w:before="0" w:line="240" w:lineRule="auto"/>
+              <w:rPr>
+                <w:rFonts w:cs="BRH Malayalam Extra"/>
+                <w:color w:val="000000"/>
+                <w:szCs w:val="40"/>
+              </w:rPr>
+            </w:pPr>
+          </w:p>
+        </w:tc>
+      </w:tr>
+      <w:tr>
+        <w:trPr>
+          <w:trHeight w:val="1611"/>
+        </w:trPr>
+        <w:tc>
+          <w:tcPr>
+            <w:tcW w:w="7308" w:type="dxa"/>
+          </w:tcPr>
+          <w:p>
+            <w:pPr>
+              <w:widowControl w:val="0"/>
+              <w:autoSpaceDE w:val="0"/>
+              <w:autoSpaceDN w:val="0"/>
+              <w:adjustRightInd w:val="0"/>
+              <w:spacing w:line="240" w:lineRule="auto"/>
+              <w:rPr>
+                <w:rFonts w:ascii="BRH Devanagari Extra" w:hAnsi="BRH Devanagari Extra" w:cs="BRH Devanagari Extra"/>
+                <w:color w:val="000000"/>
+                <w:sz w:val="32"/>
+                <w:szCs w:val="40"/>
+                <w:lang w:val="it-IT"/>
+              </w:rPr>
+            </w:pPr>
+            <w:r>
+              <w:rPr>
+                <w:rFonts w:cs="BRH Devanagari Extra"/>
+                <w:color w:val="000000"/>
+                <w:szCs w:val="40"/>
+                <w:lang w:val="it-IT"/>
+              </w:rPr>
+              <w:t>9</w:t>
+            </w:r>
+            <w:r>
+              <w:rPr>
+                <w:rFonts w:ascii="BRH Devanagari Extra" w:hAnsi="BRH Devanagari Extra" w:cs="BRH Devanagari Extra"/>
+                <w:color w:val="000000"/>
+                <w:sz w:val="32"/>
+                <w:szCs w:val="40"/>
+                <w:lang w:val="it-IT"/>
+              </w:rPr>
+              <w:t>)</w:t>
+            </w:r>
+            <w:r>
+              <w:rPr>
+                <w:rFonts w:ascii="BRH Devanagari Extra" w:hAnsi="BRH Devanagari Extra" w:cs="BRH Devanagari Extra"/>
+                <w:color w:val="000000"/>
+                <w:sz w:val="32"/>
+                <w:szCs w:val="40"/>
+                <w:lang w:val="it-IT"/>
+              </w:rPr>
+              <w:tab/>
+            </w:r>
+            <w:r>
+              <w:rPr>
+                <w:rFonts w:cs="BRH Devanagari Extra"/>
+                <w:color w:val="000000"/>
+                <w:szCs w:val="40"/>
+                <w:lang w:val="it-IT"/>
+              </w:rPr>
+              <w:t>2</w:t>
+            </w:r>
+            <w:r>
+              <w:rPr>
+                <w:rFonts w:ascii="BRH Devanagari Extra" w:hAnsi="BRH Devanagari Extra" w:cs="BRH Devanagari Extra"/>
+                <w:color w:val="000000"/>
+                <w:sz w:val="32"/>
+                <w:szCs w:val="40"/>
+                <w:lang w:val="it-IT"/>
+              </w:rPr>
+              <w:t>.</w:t>
+            </w:r>
+            <w:r>
+              <w:rPr>
+                <w:rFonts w:cs="BRH Devanagari Extra"/>
+                <w:color w:val="000000"/>
+                <w:szCs w:val="40"/>
+                <w:lang w:val="it-IT"/>
+              </w:rPr>
+              <w:t>4</w:t>
+            </w:r>
+            <w:r>
+              <w:rPr>
+                <w:rFonts w:ascii="BRH Devanagari Extra" w:hAnsi="BRH Devanagari Extra" w:cs="BRH Devanagari Extra"/>
+                <w:color w:val="000000"/>
+                <w:sz w:val="32"/>
+                <w:szCs w:val="40"/>
+                <w:lang w:val="it-IT"/>
+              </w:rPr>
+              <w:t>.</w:t>
+            </w:r>
+            <w:r>
+              <w:rPr>
+                <w:rFonts w:cs="BRH Devanagari Extra"/>
+                <w:color w:val="000000"/>
+                <w:szCs w:val="40"/>
+                <w:lang w:val="it-IT"/>
+              </w:rPr>
+              <w:t>8</w:t>
+            </w:r>
+            <w:r>
+              <w:rPr>
+                <w:rFonts w:ascii="BRH Devanagari Extra" w:hAnsi="BRH Devanagari Extra" w:cs="BRH Devanagari Extra"/>
+                <w:color w:val="000000"/>
+                <w:sz w:val="32"/>
+                <w:szCs w:val="40"/>
+                <w:lang w:val="it-IT"/>
+              </w:rPr>
+              <w:t>.</w:t>
+            </w:r>
+            <w:r>
+              <w:rPr>
+                <w:rFonts w:cs="BRH Devanagari Extra"/>
+                <w:color w:val="000000"/>
+                <w:szCs w:val="40"/>
+                <w:lang w:val="it-IT"/>
+              </w:rPr>
+              <w:t>2</w:t>
+            </w:r>
+            <w:r>
+              <w:rPr>
+                <w:rFonts w:ascii="BRH Devanagari Extra" w:hAnsi="BRH Devanagari Extra" w:cs="BRH Devanagari Extra"/>
+                <w:color w:val="000000"/>
+                <w:sz w:val="32"/>
+                <w:szCs w:val="40"/>
+                <w:lang w:val="it-IT"/>
+              </w:rPr>
+              <w:t>(</w:t>
+            </w:r>
+            <w:r>
+              <w:rPr>
+                <w:rFonts w:cs="BRH Devanagari Extra"/>
+                <w:color w:val="000000"/>
+                <w:szCs w:val="40"/>
+                <w:lang w:val="it-IT"/>
+              </w:rPr>
+              <w:t>9</w:t>
+            </w:r>
+            <w:r>
+              <w:rPr>
+                <w:rFonts w:ascii="BRH Devanagari Extra" w:hAnsi="BRH Devanagari Extra" w:cs="BRH Devanagari Extra"/>
+                <w:color w:val="000000"/>
+                <w:sz w:val="32"/>
+                <w:szCs w:val="40"/>
+                <w:lang w:val="it-IT"/>
+              </w:rPr>
+              <w:t>)-  mÉÑ</w:t>
+            </w:r>
+            <w:r>
+              <w:rPr>
+                <w:rFonts w:ascii="BRH Malayalam Extra" w:hAnsi="BRH Malayalam Extra" w:cs="BRH Devanagari Extra"/>
+                <w:color w:val="000000"/>
+                <w:szCs w:val="40"/>
+                <w:lang w:val="it-IT"/>
+              </w:rPr>
+              <w:t>–</w:t>
+            </w:r>
+            <w:r>
+              <w:rPr>
+                <w:rFonts w:ascii="BRH Devanagari Extra" w:hAnsi="BRH Devanagari Extra" w:cs="BRH Devanagari Extra"/>
+                <w:color w:val="000000"/>
+                <w:sz w:val="32"/>
+                <w:szCs w:val="40"/>
+                <w:lang w:val="it-IT"/>
+              </w:rPr>
+              <w:t>UÏ</w:t>
+            </w:r>
+            <w:r>
+              <w:rPr>
+                <w:rFonts w:ascii="BRH Malayalam Extra" w:hAnsi="BRH Malayalam Extra" w:cs="BRH Devanagari Extra"/>
+                <w:color w:val="000000"/>
+                <w:szCs w:val="40"/>
+                <w:lang w:val="it-IT"/>
+              </w:rPr>
+              <w:t>–</w:t>
+            </w:r>
+            <w:r>
+              <w:rPr>
+                <w:rFonts w:ascii="BRH Devanagari Extra" w:hAnsi="BRH Devanagari Extra" w:cs="BRH Devanagari Extra"/>
+                <w:color w:val="000000"/>
+                <w:sz w:val="32"/>
+                <w:szCs w:val="40"/>
+                <w:lang w:val="it-IT"/>
+              </w:rPr>
+              <w:t>ÌwÉ</w:t>
+            </w:r>
+            <w:r>
+              <w:rPr>
+                <w:rFonts w:ascii="BRH Malayalam Extra" w:hAnsi="BRH Malayalam Extra" w:cs="BRH Devanagari Extra"/>
+                <w:color w:val="000000"/>
+                <w:szCs w:val="40"/>
+                <w:lang w:val="it-IT"/>
+              </w:rPr>
+              <w:t>–</w:t>
+            </w:r>
+            <w:r>
+              <w:rPr>
+                <w:rFonts w:ascii="BRH Devanagari Extra" w:hAnsi="BRH Devanagari Extra" w:cs="BRH Devanagari Extra"/>
+                <w:color w:val="000000"/>
+                <w:sz w:val="32"/>
+                <w:szCs w:val="40"/>
+                <w:lang w:val="it-IT"/>
+              </w:rPr>
+              <w:t>hÉ</w:t>
+            </w:r>
+            <w:r>
+              <w:rPr>
+                <w:rFonts w:ascii="BRH Malayalam Extra" w:hAnsi="BRH Malayalam Extra" w:cs="BRH Devanagari Extra"/>
+                <w:color w:val="000000"/>
+                <w:szCs w:val="40"/>
+                <w:lang w:val="it-IT"/>
+              </w:rPr>
+              <w:t>–</w:t>
+            </w:r>
+            <w:r>
+              <w:rPr>
+                <w:rFonts w:ascii="BRH Devanagari Extra" w:hAnsi="BRH Devanagari Extra" w:cs="BRH Devanagari Extra"/>
+                <w:color w:val="000000"/>
+                <w:sz w:val="32"/>
+                <w:szCs w:val="40"/>
+                <w:lang w:val="it-IT"/>
+              </w:rPr>
+              <w:t>È ||</w:t>
+            </w:r>
+          </w:p>
+          <w:p>
+            <w:pPr>
+              <w:widowControl w:val="0"/>
+              <w:autoSpaceDE w:val="0"/>
+              <w:autoSpaceDN w:val="0"/>
+              <w:adjustRightInd w:val="0"/>
+              <w:spacing w:line="240" w:lineRule="auto"/>
+              <w:rPr>
+                <w:rFonts w:cs="BRH Malayalam Extra"/>
+                <w:color w:val="000000"/>
+                <w:szCs w:val="40"/>
+                <w:lang w:val="it-IT"/>
+              </w:rPr>
+            </w:pPr>
+            <w:r>
+              <w:rPr>
+                <w:rFonts w:ascii="BRH Devanagari Extra" w:hAnsi="BRH Devanagari Extra" w:cs="BRH Devanagari Extra"/>
+                <w:color w:val="000000"/>
+                <w:sz w:val="32"/>
+                <w:szCs w:val="40"/>
+                <w:lang w:val="it-IT"/>
+              </w:rPr>
+              <w:t>mÉÑ</w:t>
+            </w:r>
+            <w:r>
+              <w:rPr>
+                <w:rFonts w:ascii="BRH Malayalam Extra" w:hAnsi="BRH Malayalam Extra" w:cs="BRH Devanagari Extra"/>
+                <w:color w:val="000000"/>
+                <w:szCs w:val="40"/>
+                <w:lang w:val="it-IT"/>
+              </w:rPr>
+              <w:t>–</w:t>
+            </w:r>
+            <w:r>
+              <w:rPr>
+                <w:rFonts w:ascii="BRH Devanagari Extra" w:hAnsi="BRH Devanagari Extra" w:cs="BRH Devanagari Extra"/>
+                <w:color w:val="000000"/>
+                <w:sz w:val="32"/>
+                <w:szCs w:val="40"/>
+                <w:lang w:val="it-IT"/>
+              </w:rPr>
+              <w:t>UÏ</w:t>
+            </w:r>
+            <w:r>
+              <w:rPr>
+                <w:rFonts w:ascii="BRH Malayalam Extra" w:hAnsi="BRH Malayalam Extra" w:cs="BRH Devanagari Extra"/>
+                <w:color w:val="000000"/>
+                <w:szCs w:val="40"/>
+                <w:highlight w:val="yellow"/>
+                <w:lang w:val="it-IT"/>
+              </w:rPr>
+              <w:t>–</w:t>
+            </w:r>
+            <w:r>
+              <w:rPr>
+                <w:rFonts w:ascii="BRH Devanagari Extra" w:hAnsi="BRH Devanagari Extra" w:cs="BRH Devanagari Extra"/>
+                <w:color w:val="000000"/>
+                <w:sz w:val="32"/>
+                <w:szCs w:val="40"/>
+                <w:highlight w:val="yellow"/>
+                <w:lang w:val="it-IT"/>
+              </w:rPr>
+              <w:t>wÉ</w:t>
+            </w:r>
+            <w:r>
+              <w:rPr>
+                <w:rFonts w:ascii="BRH Malayalam Extra" w:hAnsi="BRH Malayalam Extra" w:cs="BRH Devanagari Extra"/>
+                <w:color w:val="000000"/>
+                <w:szCs w:val="40"/>
+                <w:highlight w:val="yellow"/>
+                <w:lang w:val="it-IT"/>
+              </w:rPr>
+              <w:t>–</w:t>
+            </w:r>
+            <w:r>
+              <w:rPr>
+                <w:rFonts w:ascii="BRH Devanagari Extra" w:hAnsi="BRH Devanagari Extra" w:cs="BRH Devanagari Extra"/>
+                <w:color w:val="000000"/>
+                <w:sz w:val="32"/>
+                <w:szCs w:val="40"/>
+                <w:lang w:val="it-IT"/>
+              </w:rPr>
+              <w:t>hÉ</w:t>
+            </w:r>
+            <w:r>
+              <w:rPr>
+                <w:rFonts w:ascii="BRH Malayalam Extra" w:hAnsi="BRH Malayalam Extra" w:cs="BRH Devanagari Extra"/>
+                <w:color w:val="000000"/>
+                <w:szCs w:val="40"/>
+                <w:lang w:val="it-IT"/>
+              </w:rPr>
+              <w:t>–</w:t>
+            </w:r>
+            <w:r>
+              <w:rPr>
+                <w:rFonts w:ascii="BRH Devanagari Extra" w:hAnsi="BRH Devanagari Extra" w:cs="BRH Devanagari Extra"/>
+                <w:color w:val="000000"/>
+                <w:sz w:val="32"/>
+                <w:szCs w:val="40"/>
+                <w:lang w:val="it-IT"/>
+              </w:rPr>
+              <w:t xml:space="preserve"> CÌiÉþ mÉÑUÏ</w:t>
+            </w:r>
+            <w:r>
+              <w:rPr>
+                <w:rFonts w:ascii="BRH Devanagari Extra" w:hAnsi="BRH Devanagari Extra" w:cs="BRH Devanagari Extra"/>
+                <w:color w:val="000000"/>
+                <w:sz w:val="32"/>
+                <w:szCs w:val="40"/>
+                <w:highlight w:val="yellow"/>
+                <w:lang w:val="it-IT"/>
+              </w:rPr>
+              <w:t>w</w:t>
+            </w:r>
+            <w:r>
+              <w:rPr>
+                <w:rFonts w:ascii="BRH Devanagari Extra" w:hAnsi="BRH Devanagari Extra" w:cs="BRH Devanagari Extra"/>
+                <w:color w:val="000000"/>
+                <w:sz w:val="32"/>
+                <w:szCs w:val="40"/>
+                <w:lang w:val="it-IT"/>
+              </w:rPr>
+              <w:t xml:space="preserve">ÉhÉÈ | </w:t>
+            </w:r>
+          </w:p>
+        </w:tc>
+        <w:tc>
+          <w:tcPr>
+            <w:tcW w:w="7513" w:type="dxa"/>
+            <w:gridSpan w:val="2"/>
+          </w:tcPr>
+          <w:p>
+            <w:pPr>
+              <w:widowControl w:val="0"/>
+              <w:autoSpaceDE w:val="0"/>
+              <w:autoSpaceDN w:val="0"/>
+              <w:adjustRightInd w:val="0"/>
+              <w:spacing w:line="240" w:lineRule="auto"/>
+              <w:rPr>
+                <w:rFonts w:ascii="BRH Devanagari Extra" w:hAnsi="BRH Devanagari Extra" w:cs="BRH Devanagari Extra"/>
+                <w:color w:val="000000"/>
+                <w:sz w:val="32"/>
+                <w:szCs w:val="40"/>
+                <w:lang w:val="it-IT"/>
+              </w:rPr>
+            </w:pPr>
+            <w:r>
+              <w:rPr>
+                <w:rFonts w:cs="BRH Devanagari Extra"/>
+                <w:color w:val="000000"/>
+                <w:szCs w:val="40"/>
+                <w:lang w:val="it-IT"/>
+              </w:rPr>
+              <w:t>9</w:t>
+            </w:r>
+            <w:r>
+              <w:rPr>
+                <w:rFonts w:ascii="BRH Devanagari Extra" w:hAnsi="BRH Devanagari Extra" w:cs="BRH Devanagari Extra"/>
+                <w:color w:val="000000"/>
+                <w:sz w:val="32"/>
+                <w:szCs w:val="40"/>
+                <w:lang w:val="it-IT"/>
+              </w:rPr>
+              <w:t>)</w:t>
+            </w:r>
+            <w:r>
+              <w:rPr>
+                <w:rFonts w:ascii="BRH Devanagari Extra" w:hAnsi="BRH Devanagari Extra" w:cs="BRH Devanagari Extra"/>
+                <w:color w:val="000000"/>
+                <w:sz w:val="32"/>
+                <w:szCs w:val="40"/>
+                <w:lang w:val="it-IT"/>
+              </w:rPr>
+              <w:tab/>
+            </w:r>
+            <w:r>
+              <w:rPr>
+                <w:rFonts w:cs="BRH Devanagari Extra"/>
+                <w:color w:val="000000"/>
+                <w:szCs w:val="40"/>
+                <w:lang w:val="it-IT"/>
+              </w:rPr>
+              <w:t>2</w:t>
+            </w:r>
+            <w:r>
+              <w:rPr>
+                <w:rFonts w:ascii="BRH Devanagari Extra" w:hAnsi="BRH Devanagari Extra" w:cs="BRH Devanagari Extra"/>
+                <w:color w:val="000000"/>
+                <w:sz w:val="32"/>
+                <w:szCs w:val="40"/>
+                <w:lang w:val="it-IT"/>
+              </w:rPr>
+              <w:t>.</w:t>
+            </w:r>
+            <w:r>
+              <w:rPr>
+                <w:rFonts w:cs="BRH Devanagari Extra"/>
+                <w:color w:val="000000"/>
+                <w:szCs w:val="40"/>
+                <w:lang w:val="it-IT"/>
+              </w:rPr>
+              <w:t>4</w:t>
+            </w:r>
+            <w:r>
+              <w:rPr>
+                <w:rFonts w:ascii="BRH Devanagari Extra" w:hAnsi="BRH Devanagari Extra" w:cs="BRH Devanagari Extra"/>
+                <w:color w:val="000000"/>
+                <w:sz w:val="32"/>
+                <w:szCs w:val="40"/>
+                <w:lang w:val="it-IT"/>
+              </w:rPr>
+              <w:t>.</w:t>
+            </w:r>
+            <w:r>
+              <w:rPr>
+                <w:rFonts w:cs="BRH Devanagari Extra"/>
+                <w:color w:val="000000"/>
+                <w:szCs w:val="40"/>
+                <w:lang w:val="it-IT"/>
+              </w:rPr>
+              <w:t>8</w:t>
+            </w:r>
+            <w:r>
+              <w:rPr>
+                <w:rFonts w:ascii="BRH Devanagari Extra" w:hAnsi="BRH Devanagari Extra" w:cs="BRH Devanagari Extra"/>
+                <w:color w:val="000000"/>
+                <w:sz w:val="32"/>
+                <w:szCs w:val="40"/>
+                <w:lang w:val="it-IT"/>
+              </w:rPr>
+              <w:t>.</w:t>
+            </w:r>
+            <w:r>
+              <w:rPr>
+                <w:rFonts w:cs="BRH Devanagari Extra"/>
+                <w:color w:val="000000"/>
+                <w:szCs w:val="40"/>
+                <w:lang w:val="it-IT"/>
+              </w:rPr>
+              <w:t>2</w:t>
+            </w:r>
+            <w:r>
+              <w:rPr>
+                <w:rFonts w:ascii="BRH Devanagari Extra" w:hAnsi="BRH Devanagari Extra" w:cs="BRH Devanagari Extra"/>
+                <w:color w:val="000000"/>
+                <w:sz w:val="32"/>
+                <w:szCs w:val="40"/>
+                <w:lang w:val="it-IT"/>
+              </w:rPr>
+              <w:t>(</w:t>
+            </w:r>
+            <w:r>
+              <w:rPr>
+                <w:rFonts w:cs="BRH Devanagari Extra"/>
+                <w:color w:val="000000"/>
+                <w:szCs w:val="40"/>
+                <w:lang w:val="it-IT"/>
+              </w:rPr>
+              <w:t>9</w:t>
+            </w:r>
+            <w:r>
+              <w:rPr>
+                <w:rFonts w:ascii="BRH Devanagari Extra" w:hAnsi="BRH Devanagari Extra" w:cs="BRH Devanagari Extra"/>
+                <w:color w:val="000000"/>
+                <w:sz w:val="32"/>
+                <w:szCs w:val="40"/>
+                <w:lang w:val="it-IT"/>
+              </w:rPr>
+              <w:t>)-  mÉÑ</w:t>
+            </w:r>
+            <w:r>
+              <w:rPr>
+                <w:rFonts w:ascii="BRH Malayalam Extra" w:hAnsi="BRH Malayalam Extra" w:cs="BRH Devanagari Extra"/>
+                <w:color w:val="000000"/>
+                <w:szCs w:val="40"/>
+                <w:lang w:val="it-IT"/>
+              </w:rPr>
+              <w:t>–</w:t>
+            </w:r>
+            <w:r>
+              <w:rPr>
+                <w:rFonts w:ascii="BRH Devanagari Extra" w:hAnsi="BRH Devanagari Extra" w:cs="BRH Devanagari Extra"/>
+                <w:color w:val="000000"/>
+                <w:sz w:val="32"/>
+                <w:szCs w:val="40"/>
+                <w:lang w:val="it-IT"/>
+              </w:rPr>
+              <w:t>UÏ</w:t>
+            </w:r>
+            <w:r>
+              <w:rPr>
+                <w:rFonts w:ascii="BRH Malayalam Extra" w:hAnsi="BRH Malayalam Extra" w:cs="BRH Devanagari Extra"/>
+                <w:color w:val="000000"/>
+                <w:szCs w:val="40"/>
+                <w:lang w:val="it-IT"/>
+              </w:rPr>
+              <w:t>–</w:t>
+            </w:r>
+            <w:r>
+              <w:rPr>
+                <w:rFonts w:ascii="BRH Devanagari Extra" w:hAnsi="BRH Devanagari Extra" w:cs="BRH Devanagari Extra"/>
+                <w:color w:val="000000"/>
+                <w:sz w:val="32"/>
+                <w:szCs w:val="40"/>
+                <w:lang w:val="it-IT"/>
+              </w:rPr>
+              <w:t>ÌwÉ</w:t>
+            </w:r>
+            <w:r>
+              <w:rPr>
+                <w:rFonts w:ascii="BRH Malayalam Extra" w:hAnsi="BRH Malayalam Extra" w:cs="BRH Devanagari Extra"/>
+                <w:color w:val="000000"/>
+                <w:szCs w:val="40"/>
+                <w:lang w:val="it-IT"/>
+              </w:rPr>
+              <w:t>–</w:t>
+            </w:r>
+            <w:r>
+              <w:rPr>
+                <w:rFonts w:ascii="BRH Devanagari Extra" w:hAnsi="BRH Devanagari Extra" w:cs="BRH Devanagari Extra"/>
+                <w:color w:val="000000"/>
+                <w:sz w:val="32"/>
+                <w:szCs w:val="40"/>
+                <w:lang w:val="it-IT"/>
+              </w:rPr>
+              <w:t>hÉ</w:t>
+            </w:r>
+            <w:r>
+              <w:rPr>
+                <w:rFonts w:ascii="BRH Malayalam Extra" w:hAnsi="BRH Malayalam Extra" w:cs="BRH Devanagari Extra"/>
+                <w:color w:val="000000"/>
+                <w:szCs w:val="40"/>
+                <w:lang w:val="it-IT"/>
+              </w:rPr>
+              <w:t>–</w:t>
+            </w:r>
+            <w:r>
+              <w:rPr>
+                <w:rFonts w:ascii="BRH Devanagari Extra" w:hAnsi="BRH Devanagari Extra" w:cs="BRH Devanagari Extra"/>
+                <w:color w:val="000000"/>
+                <w:sz w:val="32"/>
+                <w:szCs w:val="40"/>
+                <w:lang w:val="it-IT"/>
+              </w:rPr>
+              <w:t>È ||</w:t>
+            </w:r>
+          </w:p>
+          <w:p>
+            <w:pPr>
+              <w:widowControl w:val="0"/>
+              <w:autoSpaceDE w:val="0"/>
+              <w:autoSpaceDN w:val="0"/>
+              <w:adjustRightInd w:val="0"/>
+              <w:spacing w:line="240" w:lineRule="auto"/>
+              <w:rPr>
+                <w:rFonts w:cs="BRH Malayalam Extra"/>
+                <w:color w:val="000000"/>
+                <w:szCs w:val="40"/>
+                <w:lang w:val="it-IT"/>
+              </w:rPr>
+            </w:pPr>
+            <w:r>
+              <w:rPr>
+                <w:rFonts w:ascii="BRH Devanagari Extra" w:hAnsi="BRH Devanagari Extra" w:cs="BRH Devanagari Extra"/>
+                <w:color w:val="000000"/>
+                <w:sz w:val="32"/>
+                <w:szCs w:val="40"/>
+                <w:lang w:val="it-IT"/>
+              </w:rPr>
+              <w:t>mÉÑ</w:t>
+            </w:r>
+            <w:r>
+              <w:rPr>
+                <w:rFonts w:ascii="BRH Malayalam Extra" w:hAnsi="BRH Malayalam Extra" w:cs="BRH Devanagari Extra"/>
+                <w:color w:val="000000"/>
+                <w:szCs w:val="40"/>
+                <w:lang w:val="it-IT"/>
+              </w:rPr>
+              <w:t>–</w:t>
+            </w:r>
+            <w:r>
+              <w:rPr>
+                <w:rFonts w:ascii="BRH Devanagari Extra" w:hAnsi="BRH Devanagari Extra" w:cs="BRH Devanagari Extra"/>
+                <w:color w:val="000000"/>
+                <w:sz w:val="32"/>
+                <w:szCs w:val="40"/>
+                <w:lang w:val="it-IT"/>
+              </w:rPr>
+              <w:t>UÏ</w:t>
+            </w:r>
+            <w:r>
+              <w:rPr>
+                <w:rFonts w:ascii="BRH Malayalam Extra" w:hAnsi="BRH Malayalam Extra" w:cs="BRH Devanagari Extra"/>
+                <w:color w:val="000000"/>
+                <w:szCs w:val="40"/>
+                <w:highlight w:val="yellow"/>
+                <w:lang w:val="it-IT"/>
+              </w:rPr>
+              <w:t>–</w:t>
+            </w:r>
+            <w:r>
+              <w:rPr>
+                <w:rFonts w:ascii="BRH Devanagari Extra" w:hAnsi="BRH Devanagari Extra" w:cs="BRH Devanagari Extra"/>
+                <w:color w:val="000000"/>
+                <w:sz w:val="32"/>
+                <w:szCs w:val="40"/>
+                <w:highlight w:val="green"/>
+                <w:lang w:val="it-IT"/>
+              </w:rPr>
+              <w:t>ÌwÉ</w:t>
+            </w:r>
+            <w:r>
+              <w:rPr>
+                <w:rFonts w:ascii="BRH Malayalam Extra" w:hAnsi="BRH Malayalam Extra" w:cs="BRH Devanagari Extra"/>
+                <w:color w:val="000000"/>
+                <w:szCs w:val="40"/>
+                <w:highlight w:val="green"/>
+                <w:lang w:val="it-IT"/>
+              </w:rPr>
+              <w:t>–</w:t>
+            </w:r>
+            <w:r>
+              <w:rPr>
+                <w:rFonts w:ascii="BRH Devanagari Extra" w:hAnsi="BRH Devanagari Extra" w:cs="BRH Devanagari Extra"/>
+                <w:color w:val="000000"/>
+                <w:sz w:val="32"/>
+                <w:szCs w:val="40"/>
+                <w:lang w:val="it-IT"/>
+              </w:rPr>
+              <w:t>hÉ</w:t>
+            </w:r>
+            <w:r>
+              <w:rPr>
+                <w:rFonts w:ascii="BRH Malayalam Extra" w:hAnsi="BRH Malayalam Extra" w:cs="BRH Devanagari Extra"/>
+                <w:color w:val="000000"/>
+                <w:szCs w:val="40"/>
+                <w:lang w:val="it-IT"/>
+              </w:rPr>
+              <w:t>–</w:t>
+            </w:r>
+            <w:r>
+              <w:rPr>
+                <w:rFonts w:ascii="BRH Devanagari Extra" w:hAnsi="BRH Devanagari Extra" w:cs="BRH Devanagari Extra"/>
+                <w:color w:val="000000"/>
+                <w:sz w:val="32"/>
+                <w:szCs w:val="40"/>
+                <w:lang w:val="it-IT"/>
+              </w:rPr>
+              <w:t xml:space="preserve"> CÌiÉþ mÉÑUÏ</w:t>
+            </w:r>
+            <w:r>
+              <w:rPr>
+                <w:rFonts w:ascii="BRH Devanagari Extra" w:hAnsi="BRH Devanagari Extra" w:cs="BRH Devanagari Extra"/>
+                <w:color w:val="000000"/>
+                <w:sz w:val="32"/>
+                <w:szCs w:val="40"/>
+                <w:highlight w:val="green"/>
+                <w:lang w:val="it-IT"/>
+              </w:rPr>
+              <w:t>Ìw</w:t>
+            </w:r>
+            <w:r>
+              <w:rPr>
+                <w:rFonts w:ascii="BRH Devanagari Extra" w:hAnsi="BRH Devanagari Extra" w:cs="BRH Devanagari Extra"/>
+                <w:color w:val="000000"/>
+                <w:sz w:val="32"/>
+                <w:szCs w:val="40"/>
+                <w:lang w:val="it-IT"/>
+              </w:rPr>
+              <w:t xml:space="preserve">ÉhÉÈ | </w:t>
+            </w:r>
+          </w:p>
+        </w:tc>
+      </w:tr>
+      <w:tr>
+        <w:tc>
+          <w:tcPr>
+            <w:tcW w:w="7308" w:type="dxa"/>
+          </w:tcPr>
+          <w:p>
+            <w:pPr>
+              <w:widowControl w:val="0"/>
+              <w:autoSpaceDE w:val="0"/>
+              <w:autoSpaceDN w:val="0"/>
+              <w:adjustRightInd w:val="0"/>
+              <w:spacing w:line="240" w:lineRule="auto"/>
+              <w:rPr>
+                <w:rFonts w:cs="BRH Devanagari Extra"/>
+                <w:color w:val="000000"/>
+                <w:szCs w:val="40"/>
+                <w:lang w:val="it-IT"/>
+              </w:rPr>
+            </w:pPr>
+          </w:p>
+        </w:tc>
+        <w:tc>
+          <w:tcPr>
+            <w:tcW w:w="7513" w:type="dxa"/>
+            <w:gridSpan w:val="2"/>
+          </w:tcPr>
+          <w:p>
+            <w:pPr>
+              <w:widowControl w:val="0"/>
+              <w:autoSpaceDE w:val="0"/>
+              <w:autoSpaceDN w:val="0"/>
+              <w:adjustRightInd w:val="0"/>
+              <w:spacing w:line="240" w:lineRule="auto"/>
+              <w:rPr>
+                <w:rFonts w:cs="BRH Devanagari Extra"/>
+                <w:color w:val="000000"/>
+                <w:szCs w:val="40"/>
+                <w:lang w:val="it-IT"/>
+              </w:rPr>
+            </w:pPr>
+          </w:p>
+        </w:tc>
+      </w:tr>
+    </w:tbl>
+    <w:p>
+      <w:pPr>
+        <w:spacing w:before="0" w:line="240" w:lineRule="auto"/>
+        <w:jc w:val="center"/>
+        <w:rPr>
+          <w:b/>
+          <w:bCs/>
+          <w:sz w:val="32"/>
+          <w:szCs w:val="32"/>
+          <w:u w:val="single"/>
+          <w:lang w:val="it-IT"/>
+        </w:rPr>
+      </w:pPr>
+    </w:p>
+    <w:p>
+      <w:pPr>
+        <w:spacing w:before="0" w:line="240" w:lineRule="auto"/>
+        <w:jc w:val="center"/>
+        <w:rPr>
+          <w:b/>
+          <w:bCs/>
+          <w:sz w:val="32"/>
+          <w:szCs w:val="32"/>
+          <w:u w:val="single"/>
+          <w:lang w:val="it-IT"/>
+        </w:rPr>
+      </w:pPr>
+    </w:p>
     <w:p>
       <w:pPr>
         <w:spacing w:before="0" w:line="240" w:lineRule="auto"/>
@@ -416,6 +2722,7 @@
                 <w:szCs w:val="40"/>
                 <w:highlight w:val="yellow"/>
               </w:rPr>
+              <w:lastRenderedPageBreak/>
               <w:t>AÉ</w:t>
             </w:r>
             <w:r>
@@ -546,6 +2853,7 @@
                 <w:color w:val="000000"/>
                 <w:szCs w:val="40"/>
               </w:rPr>
+              <w:lastRenderedPageBreak/>
               <w:t>8</w:t>
             </w:r>
             <w:r>
@@ -724,6 +3032,7 @@
                 <w:szCs w:val="40"/>
                 <w:highlight w:val="green"/>
               </w:rPr>
+              <w:lastRenderedPageBreak/>
               <w:t>A</w:t>
             </w:r>
             <w:r>
@@ -860,6 +3169,7 @@
                 <w:color w:val="000000"/>
                 <w:szCs w:val="40"/>
               </w:rPr>
+              <w:lastRenderedPageBreak/>
               <w:t>58</w:t>
             </w:r>
             <w:r>
@@ -3258,7 +5568,6 @@
                 <w:color w:val="000000"/>
                 <w:szCs w:val="40"/>
               </w:rPr>
-              <w:lastRenderedPageBreak/>
               <w:t>19</w:t>
             </w:r>
             <w:r>
@@ -3615,6 +5924,7 @@
                 <w:sz w:val="32"/>
                 <w:szCs w:val="40"/>
               </w:rPr>
+              <w:lastRenderedPageBreak/>
               <w:t>ÌlÉ</w:t>
             </w:r>
             <w:r>
@@ -4015,7 +6325,6 @@
                 <w:color w:val="000000"/>
                 <w:szCs w:val="40"/>
               </w:rPr>
-              <w:lastRenderedPageBreak/>
               <w:t>19</w:t>
             </w:r>
             <w:r>
@@ -4382,6 +6691,7 @@
                 <w:sz w:val="32"/>
                 <w:szCs w:val="40"/>
               </w:rPr>
+              <w:lastRenderedPageBreak/>
               <w:t>ÌlÉ</w:t>
             </w:r>
             <w:r>
@@ -17625,7 +19935,6 @@
           <w:szCs w:val="32"/>
           <w:u w:val="single"/>
         </w:rPr>
-        <w:lastRenderedPageBreak/>
         <w:t xml:space="preserve">TS </w:t>
       </w:r>
       <w:r>
@@ -18024,7 +20333,7 @@
 </file>
 
 <file path=word/endnotes.xml><?xml version="1.0" encoding="utf-8"?>
-<w:endnotes xmlns:wpc="http://schemas.microsoft.com/office/word/2010/wordprocessingCanvas" xmlns:cx="http://schemas.microsoft.com/office/drawing/2014/chartex" xmlns:cx1="http://schemas.microsoft.com/office/drawing/2015/9/8/chartex" xmlns:cx2="http://schemas.microsoft.com/office/drawing/2015/10/21/chartex" xmlns:cx3="http://schemas.microsoft.com/office/drawing/2016/5/9/chartex" xmlns:cx4="http://schemas.microsoft.com/office/drawing/2016/5/10/chartex" xmlns:cx5="http://schemas.microsoft.com/office/drawing/2016/5/11/chartex" xmlns:cx6="http://schemas.microsoft.com/office/drawing/2016/5/12/chartex" xmlns:cx7="http://schemas.microsoft.com/office/drawing/2016/5/13/chartex" xmlns:cx8="http://schemas.microsoft.com/office/drawing/2016/5/14/chartex" xmlns:mc="http://schemas.openxmlformats.org/markup-compatibility/2006" xmlns:aink="http://schemas.microsoft.com/office/drawing/2016/ink" xmlns:am3d="http://schemas.microsoft.com/office/drawing/2017/model3d" xmlns:o="urn:schemas-microsoft-com:office:office" xmlns:oel="http://schemas.microsoft.com/office/2019/extlst" xmlns:r="http://schemas.openxmlformats.org/officeDocument/2006/relationships" xmlns:m="http://schemas.openxmlformats.org/officeDocument/2006/math" xmlns:v="urn:schemas-microsoft-com:vml" xmlns:wp14="http://schemas.microsoft.com/office/word/2010/wordprocessingDrawing" xmlns:wp="http://schemas.openxmlformats.org/drawingml/2006/wordprocessingDrawing" xmlns:w10="urn:schemas-microsoft-com:office:word" xmlns:w="http://schemas.openxmlformats.org/wordprocessingml/2006/main" xmlns:w14="http://schemas.microsoft.com/office/word/2010/wordml" xmlns:w15="http://schemas.microsoft.com/office/word/2012/wordml" xmlns:w16cex="http://schemas.microsoft.com/office/word/2018/wordml/cex" xmlns:w16cid="http://schemas.microsoft.com/office/word/2016/wordml/cid" xmlns:w16="http://schemas.microsoft.com/office/word/2018/wordml" xmlns:w16sdtdh="http://schemas.microsoft.com/office/word/2020/wordml/sdtdatahash" xmlns:w16se="http://schemas.microsoft.com/office/word/2015/wordml/symex" xmlns:wpg="http://schemas.microsoft.com/office/word/2010/wordprocessingGroup" xmlns:wpi="http://schemas.microsoft.com/office/word/2010/wordprocessingInk" xmlns:wne="http://schemas.microsoft.com/office/word/2006/wordml" xmlns:wps="http://schemas.microsoft.com/office/word/2010/wordprocessingShape" mc:Ignorable="w14 w15 w16se w16cid w16 w16cex w16sdtdh wp14">
+<w:endnotes xmlns:wpc="http://schemas.microsoft.com/office/word/2010/wordprocessingCanvas" xmlns:cx="http://schemas.microsoft.com/office/drawing/2014/chartex" xmlns:cx1="http://schemas.microsoft.com/office/drawing/2015/9/8/chartex" xmlns:cx2="http://schemas.microsoft.com/office/drawing/2015/10/21/chartex" xmlns:cx3="http://schemas.microsoft.com/office/drawing/2016/5/9/chartex" xmlns:cx4="http://schemas.microsoft.com/office/drawing/2016/5/10/chartex" xmlns:cx5="http://schemas.microsoft.com/office/drawing/2016/5/11/chartex" xmlns:cx6="http://schemas.microsoft.com/office/drawing/2016/5/12/chartex" xmlns:cx7="http://schemas.microsoft.com/office/drawing/2016/5/13/chartex" xmlns:cx8="http://schemas.microsoft.com/office/drawing/2016/5/14/chartex" xmlns:mc="http://schemas.openxmlformats.org/markup-compatibility/2006" xmlns:aink="http://schemas.microsoft.com/office/drawing/2016/ink" xmlns:am3d="http://schemas.microsoft.com/office/drawing/2017/model3d" xmlns:o="urn:schemas-microsoft-com:office:office" xmlns:oel="http://schemas.microsoft.com/office/2019/extlst" xmlns:r="http://schemas.openxmlformats.org/officeDocument/2006/relationships" xmlns:m="http://schemas.openxmlformats.org/officeDocument/2006/math" xmlns:v="urn:schemas-microsoft-com:vml" xmlns:wp14="http://schemas.microsoft.com/office/word/2010/wordprocessingDrawing" xmlns:wp="http://schemas.openxmlformats.org/drawingml/2006/wordprocessingDrawing" xmlns:w10="urn:schemas-microsoft-com:office:word" xmlns:w="http://schemas.openxmlformats.org/wordprocessingml/2006/main" xmlns:w14="http://schemas.microsoft.com/office/word/2010/wordml" xmlns:w15="http://schemas.microsoft.com/office/word/2012/wordml" xmlns:w16cex="http://schemas.microsoft.com/office/word/2018/wordml/cex" xmlns:w16cid="http://schemas.microsoft.com/office/word/2016/wordml/cid" xmlns:w16="http://schemas.microsoft.com/office/word/2018/wordml" xmlns:w16du="http://schemas.microsoft.com/office/word/2023/wordml/word16du" xmlns:w16sdtdh="http://schemas.microsoft.com/office/word/2020/wordml/sdtdatahash" xmlns:w16sdtfl="http://schemas.microsoft.com/office/word/2024/wordml/sdtformatlock" xmlns:w16se="http://schemas.microsoft.com/office/word/2015/wordml/symex" xmlns:wpg="http://schemas.microsoft.com/office/word/2010/wordprocessingGroup" xmlns:wpi="http://schemas.microsoft.com/office/word/2010/wordprocessingInk" xmlns:wne="http://schemas.microsoft.com/office/word/2006/wordml" xmlns:wps="http://schemas.microsoft.com/office/word/2010/wordprocessingShape" mc:Ignorable="w14 w15 w16se w16cid w16 w16cex w16sdtdh w16sdtfl w16du wp14">
   <w:endnote w:type="separator" w:id="-1">
     <w:p>
       <w:pPr>
@@ -18049,7 +20358,7 @@
 </file>
 
 <file path=word/footer1.xml><?xml version="1.0" encoding="utf-8"?>
-<w:ftr xmlns:wpc="http://schemas.microsoft.com/office/word/2010/wordprocessingCanvas" xmlns:cx="http://schemas.microsoft.com/office/drawing/2014/chartex" xmlns:cx1="http://schemas.microsoft.com/office/drawing/2015/9/8/chartex" xmlns:cx2="http://schemas.microsoft.com/office/drawing/2015/10/21/chartex" xmlns:cx3="http://schemas.microsoft.com/office/drawing/2016/5/9/chartex" xmlns:cx4="http://schemas.microsoft.com/office/drawing/2016/5/10/chartex" xmlns:cx5="http://schemas.microsoft.com/office/drawing/2016/5/11/chartex" xmlns:cx6="http://schemas.microsoft.com/office/drawing/2016/5/12/chartex" xmlns:cx7="http://schemas.microsoft.com/office/drawing/2016/5/13/chartex" xmlns:cx8="http://schemas.microsoft.com/office/drawing/2016/5/14/chartex" xmlns:mc="http://schemas.openxmlformats.org/markup-compatibility/2006" xmlns:aink="http://schemas.microsoft.com/office/drawing/2016/ink" xmlns:am3d="http://schemas.microsoft.com/office/drawing/2017/model3d" xmlns:o="urn:schemas-microsoft-com:office:office" xmlns:oel="http://schemas.microsoft.com/office/2019/extlst" xmlns:r="http://schemas.openxmlformats.org/officeDocument/2006/relationships" xmlns:m="http://schemas.openxmlformats.org/officeDocument/2006/math" xmlns:v="urn:schemas-microsoft-com:vml" xmlns:wp14="http://schemas.microsoft.com/office/word/2010/wordprocessingDrawing" xmlns:wp="http://schemas.openxmlformats.org/drawingml/2006/wordprocessingDrawing" xmlns:w10="urn:schemas-microsoft-com:office:word" xmlns:w="http://schemas.openxmlformats.org/wordprocessingml/2006/main" xmlns:w14="http://schemas.microsoft.com/office/word/2010/wordml" xmlns:w15="http://schemas.microsoft.com/office/word/2012/wordml" xmlns:w16cex="http://schemas.microsoft.com/office/word/2018/wordml/cex" xmlns:w16cid="http://schemas.microsoft.com/office/word/2016/wordml/cid" xmlns:w16="http://schemas.microsoft.com/office/word/2018/wordml" xmlns:w16sdtdh="http://schemas.microsoft.com/office/word/2020/wordml/sdtdatahash" xmlns:w16se="http://schemas.microsoft.com/office/word/2015/wordml/symex" xmlns:wpg="http://schemas.microsoft.com/office/word/2010/wordprocessingGroup" xmlns:wpi="http://schemas.microsoft.com/office/word/2010/wordprocessingInk" xmlns:wne="http://schemas.microsoft.com/office/word/2006/wordml" xmlns:wps="http://schemas.microsoft.com/office/word/2010/wordprocessingShape" mc:Ignorable="w14 w15 w16se w16cid w16 w16cex w16sdtdh wp14">
+<w:ftr xmlns:wpc="http://schemas.microsoft.com/office/word/2010/wordprocessingCanvas" xmlns:cx="http://schemas.microsoft.com/office/drawing/2014/chartex" xmlns:cx1="http://schemas.microsoft.com/office/drawing/2015/9/8/chartex" xmlns:cx2="http://schemas.microsoft.com/office/drawing/2015/10/21/chartex" xmlns:cx3="http://schemas.microsoft.com/office/drawing/2016/5/9/chartex" xmlns:cx4="http://schemas.microsoft.com/office/drawing/2016/5/10/chartex" xmlns:cx5="http://schemas.microsoft.com/office/drawing/2016/5/11/chartex" xmlns:cx6="http://schemas.microsoft.com/office/drawing/2016/5/12/chartex" xmlns:cx7="http://schemas.microsoft.com/office/drawing/2016/5/13/chartex" xmlns:cx8="http://schemas.microsoft.com/office/drawing/2016/5/14/chartex" xmlns:mc="http://schemas.openxmlformats.org/markup-compatibility/2006" xmlns:aink="http://schemas.microsoft.com/office/drawing/2016/ink" xmlns:am3d="http://schemas.microsoft.com/office/drawing/2017/model3d" xmlns:o="urn:schemas-microsoft-com:office:office" xmlns:oel="http://schemas.microsoft.com/office/2019/extlst" xmlns:r="http://schemas.openxmlformats.org/officeDocument/2006/relationships" xmlns:m="http://schemas.openxmlformats.org/officeDocument/2006/math" xmlns:v="urn:schemas-microsoft-com:vml" xmlns:wp14="http://schemas.microsoft.com/office/word/2010/wordprocessingDrawing" xmlns:wp="http://schemas.openxmlformats.org/drawingml/2006/wordprocessingDrawing" xmlns:w10="urn:schemas-microsoft-com:office:word" xmlns:w="http://schemas.openxmlformats.org/wordprocessingml/2006/main" xmlns:w14="http://schemas.microsoft.com/office/word/2010/wordml" xmlns:w15="http://schemas.microsoft.com/office/word/2012/wordml" xmlns:w16cex="http://schemas.microsoft.com/office/word/2018/wordml/cex" xmlns:w16cid="http://schemas.microsoft.com/office/word/2016/wordml/cid" xmlns:w16="http://schemas.microsoft.com/office/word/2018/wordml" xmlns:w16du="http://schemas.microsoft.com/office/word/2023/wordml/word16du" xmlns:w16sdtdh="http://schemas.microsoft.com/office/word/2020/wordml/sdtdatahash" xmlns:w16sdtfl="http://schemas.microsoft.com/office/word/2024/wordml/sdtformatlock" xmlns:w16se="http://schemas.microsoft.com/office/word/2015/wordml/symex" xmlns:wpg="http://schemas.microsoft.com/office/word/2010/wordprocessingGroup" xmlns:wpi="http://schemas.microsoft.com/office/word/2010/wordprocessingInk" xmlns:wne="http://schemas.microsoft.com/office/word/2006/wordml" xmlns:wps="http://schemas.microsoft.com/office/word/2010/wordprocessingShape" mc:Ignorable="w14 w15 w16se w16cid w16 w16cex w16sdtdh w16sdtfl w16du wp14">
   <w:p>
     <w:pPr>
       <w:pBdr>
@@ -18231,7 +20540,7 @@
 </file>
 
 <file path=word/footer2.xml><?xml version="1.0" encoding="utf-8"?>
-<w:ftr xmlns:wpc="http://schemas.microsoft.com/office/word/2010/wordprocessingCanvas" xmlns:cx="http://schemas.microsoft.com/office/drawing/2014/chartex" xmlns:cx1="http://schemas.microsoft.com/office/drawing/2015/9/8/chartex" xmlns:cx2="http://schemas.microsoft.com/office/drawing/2015/10/21/chartex" xmlns:cx3="http://schemas.microsoft.com/office/drawing/2016/5/9/chartex" xmlns:cx4="http://schemas.microsoft.com/office/drawing/2016/5/10/chartex" xmlns:cx5="http://schemas.microsoft.com/office/drawing/2016/5/11/chartex" xmlns:cx6="http://schemas.microsoft.com/office/drawing/2016/5/12/chartex" xmlns:cx7="http://schemas.microsoft.com/office/drawing/2016/5/13/chartex" xmlns:cx8="http://schemas.microsoft.com/office/drawing/2016/5/14/chartex" xmlns:mc="http://schemas.openxmlformats.org/markup-compatibility/2006" xmlns:aink="http://schemas.microsoft.com/office/drawing/2016/ink" xmlns:am3d="http://schemas.microsoft.com/office/drawing/2017/model3d" xmlns:o="urn:schemas-microsoft-com:office:office" xmlns:oel="http://schemas.microsoft.com/office/2019/extlst" xmlns:r="http://schemas.openxmlformats.org/officeDocument/2006/relationships" xmlns:m="http://schemas.openxmlformats.org/officeDocument/2006/math" xmlns:v="urn:schemas-microsoft-com:vml" xmlns:wp14="http://schemas.microsoft.com/office/word/2010/wordprocessingDrawing" xmlns:wp="http://schemas.openxmlformats.org/drawingml/2006/wordprocessingDrawing" xmlns:w10="urn:schemas-microsoft-com:office:word" xmlns:w="http://schemas.openxmlformats.org/wordprocessingml/2006/main" xmlns:w14="http://schemas.microsoft.com/office/word/2010/wordml" xmlns:w15="http://schemas.microsoft.com/office/word/2012/wordml" xmlns:w16cex="http://schemas.microsoft.com/office/word/2018/wordml/cex" xmlns:w16cid="http://schemas.microsoft.com/office/word/2016/wordml/cid" xmlns:w16="http://schemas.microsoft.com/office/word/2018/wordml" xmlns:w16sdtdh="http://schemas.microsoft.com/office/word/2020/wordml/sdtdatahash" xmlns:w16se="http://schemas.microsoft.com/office/word/2015/wordml/symex" xmlns:wpg="http://schemas.microsoft.com/office/word/2010/wordprocessingGroup" xmlns:wpi="http://schemas.microsoft.com/office/word/2010/wordprocessingInk" xmlns:wne="http://schemas.microsoft.com/office/word/2006/wordml" xmlns:wps="http://schemas.microsoft.com/office/word/2010/wordprocessingShape" mc:Ignorable="w14 w15 w16se w16cid w16 w16cex w16sdtdh wp14">
+<w:ftr xmlns:wpc="http://schemas.microsoft.com/office/word/2010/wordprocessingCanvas" xmlns:cx="http://schemas.microsoft.com/office/drawing/2014/chartex" xmlns:cx1="http://schemas.microsoft.com/office/drawing/2015/9/8/chartex" xmlns:cx2="http://schemas.microsoft.com/office/drawing/2015/10/21/chartex" xmlns:cx3="http://schemas.microsoft.com/office/drawing/2016/5/9/chartex" xmlns:cx4="http://schemas.microsoft.com/office/drawing/2016/5/10/chartex" xmlns:cx5="http://schemas.microsoft.com/office/drawing/2016/5/11/chartex" xmlns:cx6="http://schemas.microsoft.com/office/drawing/2016/5/12/chartex" xmlns:cx7="http://schemas.microsoft.com/office/drawing/2016/5/13/chartex" xmlns:cx8="http://schemas.microsoft.com/office/drawing/2016/5/14/chartex" xmlns:mc="http://schemas.openxmlformats.org/markup-compatibility/2006" xmlns:aink="http://schemas.microsoft.com/office/drawing/2016/ink" xmlns:am3d="http://schemas.microsoft.com/office/drawing/2017/model3d" xmlns:o="urn:schemas-microsoft-com:office:office" xmlns:oel="http://schemas.microsoft.com/office/2019/extlst" xmlns:r="http://schemas.openxmlformats.org/officeDocument/2006/relationships" xmlns:m="http://schemas.openxmlformats.org/officeDocument/2006/math" xmlns:v="urn:schemas-microsoft-com:vml" xmlns:wp14="http://schemas.microsoft.com/office/word/2010/wordprocessingDrawing" xmlns:wp="http://schemas.openxmlformats.org/drawingml/2006/wordprocessingDrawing" xmlns:w10="urn:schemas-microsoft-com:office:word" xmlns:w="http://schemas.openxmlformats.org/wordprocessingml/2006/main" xmlns:w14="http://schemas.microsoft.com/office/word/2010/wordml" xmlns:w15="http://schemas.microsoft.com/office/word/2012/wordml" xmlns:w16cex="http://schemas.microsoft.com/office/word/2018/wordml/cex" xmlns:w16cid="http://schemas.microsoft.com/office/word/2016/wordml/cid" xmlns:w16="http://schemas.microsoft.com/office/word/2018/wordml" xmlns:w16du="http://schemas.microsoft.com/office/word/2023/wordml/word16du" xmlns:w16sdtdh="http://schemas.microsoft.com/office/word/2020/wordml/sdtdatahash" xmlns:w16sdtfl="http://schemas.microsoft.com/office/word/2024/wordml/sdtformatlock" xmlns:w16se="http://schemas.microsoft.com/office/word/2015/wordml/symex" xmlns:wpg="http://schemas.microsoft.com/office/word/2010/wordprocessingGroup" xmlns:wpi="http://schemas.microsoft.com/office/word/2010/wordprocessingInk" xmlns:wne="http://schemas.microsoft.com/office/word/2006/wordml" xmlns:wps="http://schemas.microsoft.com/office/word/2010/wordprocessingShape" mc:Ignorable="w14 w15 w16se w16cid w16 w16cex w16sdtdh w16sdtfl w16du wp14">
   <w:p>
     <w:pPr>
       <w:pBdr>
@@ -18437,7 +20746,7 @@
 </file>
 
 <file path=word/footnotes.xml><?xml version="1.0" encoding="utf-8"?>
-<w:footnotes xmlns:wpc="http://schemas.microsoft.com/office/word/2010/wordprocessingCanvas" xmlns:cx="http://schemas.microsoft.com/office/drawing/2014/chartex" xmlns:cx1="http://schemas.microsoft.com/office/drawing/2015/9/8/chartex" xmlns:cx2="http://schemas.microsoft.com/office/drawing/2015/10/21/chartex" xmlns:cx3="http://schemas.microsoft.com/office/drawing/2016/5/9/chartex" xmlns:cx4="http://schemas.microsoft.com/office/drawing/2016/5/10/chartex" xmlns:cx5="http://schemas.microsoft.com/office/drawing/2016/5/11/chartex" xmlns:cx6="http://schemas.microsoft.com/office/drawing/2016/5/12/chartex" xmlns:cx7="http://schemas.microsoft.com/office/drawing/2016/5/13/chartex" xmlns:cx8="http://schemas.microsoft.com/office/drawing/2016/5/14/chartex" xmlns:mc="http://schemas.openxmlformats.org/markup-compatibility/2006" xmlns:aink="http://schemas.microsoft.com/office/drawing/2016/ink" xmlns:am3d="http://schemas.microsoft.com/office/drawing/2017/model3d" xmlns:o="urn:schemas-microsoft-com:office:office" xmlns:oel="http://schemas.microsoft.com/office/2019/extlst" xmlns:r="http://schemas.openxmlformats.org/officeDocument/2006/relationships" xmlns:m="http://schemas.openxmlformats.org/officeDocument/2006/math" xmlns:v="urn:schemas-microsoft-com:vml" xmlns:wp14="http://schemas.microsoft.com/office/word/2010/wordprocessingDrawing" xmlns:wp="http://schemas.openxmlformats.org/drawingml/2006/wordprocessingDrawing" xmlns:w10="urn:schemas-microsoft-com:office:word" xmlns:w="http://schemas.openxmlformats.org/wordprocessingml/2006/main" xmlns:w14="http://schemas.microsoft.com/office/word/2010/wordml" xmlns:w15="http://schemas.microsoft.com/office/word/2012/wordml" xmlns:w16cex="http://schemas.microsoft.com/office/word/2018/wordml/cex" xmlns:w16cid="http://schemas.microsoft.com/office/word/2016/wordml/cid" xmlns:w16="http://schemas.microsoft.com/office/word/2018/wordml" xmlns:w16sdtdh="http://schemas.microsoft.com/office/word/2020/wordml/sdtdatahash" xmlns:w16se="http://schemas.microsoft.com/office/word/2015/wordml/symex" xmlns:wpg="http://schemas.microsoft.com/office/word/2010/wordprocessingGroup" xmlns:wpi="http://schemas.microsoft.com/office/word/2010/wordprocessingInk" xmlns:wne="http://schemas.microsoft.com/office/word/2006/wordml" xmlns:wps="http://schemas.microsoft.com/office/word/2010/wordprocessingShape" mc:Ignorable="w14 w15 w16se w16cid w16 w16cex w16sdtdh wp14">
+<w:footnotes xmlns:wpc="http://schemas.microsoft.com/office/word/2010/wordprocessingCanvas" xmlns:cx="http://schemas.microsoft.com/office/drawing/2014/chartex" xmlns:cx1="http://schemas.microsoft.com/office/drawing/2015/9/8/chartex" xmlns:cx2="http://schemas.microsoft.com/office/drawing/2015/10/21/chartex" xmlns:cx3="http://schemas.microsoft.com/office/drawing/2016/5/9/chartex" xmlns:cx4="http://schemas.microsoft.com/office/drawing/2016/5/10/chartex" xmlns:cx5="http://schemas.microsoft.com/office/drawing/2016/5/11/chartex" xmlns:cx6="http://schemas.microsoft.com/office/drawing/2016/5/12/chartex" xmlns:cx7="http://schemas.microsoft.com/office/drawing/2016/5/13/chartex" xmlns:cx8="http://schemas.microsoft.com/office/drawing/2016/5/14/chartex" xmlns:mc="http://schemas.openxmlformats.org/markup-compatibility/2006" xmlns:aink="http://schemas.microsoft.com/office/drawing/2016/ink" xmlns:am3d="http://schemas.microsoft.com/office/drawing/2017/model3d" xmlns:o="urn:schemas-microsoft-com:office:office" xmlns:oel="http://schemas.microsoft.com/office/2019/extlst" xmlns:r="http://schemas.openxmlformats.org/officeDocument/2006/relationships" xmlns:m="http://schemas.openxmlformats.org/officeDocument/2006/math" xmlns:v="urn:schemas-microsoft-com:vml" xmlns:wp14="http://schemas.microsoft.com/office/word/2010/wordprocessingDrawing" xmlns:wp="http://schemas.openxmlformats.org/drawingml/2006/wordprocessingDrawing" xmlns:w10="urn:schemas-microsoft-com:office:word" xmlns:w="http://schemas.openxmlformats.org/wordprocessingml/2006/main" xmlns:w14="http://schemas.microsoft.com/office/word/2010/wordml" xmlns:w15="http://schemas.microsoft.com/office/word/2012/wordml" xmlns:w16cex="http://schemas.microsoft.com/office/word/2018/wordml/cex" xmlns:w16cid="http://schemas.microsoft.com/office/word/2016/wordml/cid" xmlns:w16="http://schemas.microsoft.com/office/word/2018/wordml" xmlns:w16du="http://schemas.microsoft.com/office/word/2023/wordml/word16du" xmlns:w16sdtdh="http://schemas.microsoft.com/office/word/2020/wordml/sdtdatahash" xmlns:w16sdtfl="http://schemas.microsoft.com/office/word/2024/wordml/sdtformatlock" xmlns:w16se="http://schemas.microsoft.com/office/word/2015/wordml/symex" xmlns:wpg="http://schemas.microsoft.com/office/word/2010/wordprocessingGroup" xmlns:wpi="http://schemas.microsoft.com/office/word/2010/wordprocessingInk" xmlns:wne="http://schemas.microsoft.com/office/word/2006/wordml" xmlns:wps="http://schemas.microsoft.com/office/word/2010/wordprocessingShape" mc:Ignorable="w14 w15 w16se w16cid w16 w16cex w16sdtdh w16sdtfl w16du wp14">
   <w:footnote w:type="separator" w:id="-1">
     <w:p>
       <w:pPr>
@@ -18462,7 +20771,7 @@
 </file>
 
 <file path=word/header1.xml><?xml version="1.0" encoding="utf-8"?>
-<w:hdr xmlns:wpc="http://schemas.microsoft.com/office/word/2010/wordprocessingCanvas" xmlns:cx="http://schemas.microsoft.com/office/drawing/2014/chartex" xmlns:cx1="http://schemas.microsoft.com/office/drawing/2015/9/8/chartex" xmlns:cx2="http://schemas.microsoft.com/office/drawing/2015/10/21/chartex" xmlns:cx3="http://schemas.microsoft.com/office/drawing/2016/5/9/chartex" xmlns:cx4="http://schemas.microsoft.com/office/drawing/2016/5/10/chartex" xmlns:cx5="http://schemas.microsoft.com/office/drawing/2016/5/11/chartex" xmlns:cx6="http://schemas.microsoft.com/office/drawing/2016/5/12/chartex" xmlns:cx7="http://schemas.microsoft.com/office/drawing/2016/5/13/chartex" xmlns:cx8="http://schemas.microsoft.com/office/drawing/2016/5/14/chartex" xmlns:mc="http://schemas.openxmlformats.org/markup-compatibility/2006" xmlns:aink="http://schemas.microsoft.com/office/drawing/2016/ink" xmlns:am3d="http://schemas.microsoft.com/office/drawing/2017/model3d" xmlns:o="urn:schemas-microsoft-com:office:office" xmlns:oel="http://schemas.microsoft.com/office/2019/extlst" xmlns:r="http://schemas.openxmlformats.org/officeDocument/2006/relationships" xmlns:m="http://schemas.openxmlformats.org/officeDocument/2006/math" xmlns:v="urn:schemas-microsoft-com:vml" xmlns:wp14="http://schemas.microsoft.com/office/word/2010/wordprocessingDrawing" xmlns:wp="http://schemas.openxmlformats.org/drawingml/2006/wordprocessingDrawing" xmlns:w10="urn:schemas-microsoft-com:office:word" xmlns:w="http://schemas.openxmlformats.org/wordprocessingml/2006/main" xmlns:w14="http://schemas.microsoft.com/office/word/2010/wordml" xmlns:w15="http://schemas.microsoft.com/office/word/2012/wordml" xmlns:w16cex="http://schemas.microsoft.com/office/word/2018/wordml/cex" xmlns:w16cid="http://schemas.microsoft.com/office/word/2016/wordml/cid" xmlns:w16="http://schemas.microsoft.com/office/word/2018/wordml" xmlns:w16sdtdh="http://schemas.microsoft.com/office/word/2020/wordml/sdtdatahash" xmlns:w16se="http://schemas.microsoft.com/office/word/2015/wordml/symex" xmlns:wpg="http://schemas.microsoft.com/office/word/2010/wordprocessingGroup" xmlns:wpi="http://schemas.microsoft.com/office/word/2010/wordprocessingInk" xmlns:wne="http://schemas.microsoft.com/office/word/2006/wordml" xmlns:wps="http://schemas.microsoft.com/office/word/2010/wordprocessingShape" mc:Ignorable="w14 w15 w16se w16cid w16 w16cex w16sdtdh wp14">
+<w:hdr xmlns:wpc="http://schemas.microsoft.com/office/word/2010/wordprocessingCanvas" xmlns:cx="http://schemas.microsoft.com/office/drawing/2014/chartex" xmlns:cx1="http://schemas.microsoft.com/office/drawing/2015/9/8/chartex" xmlns:cx2="http://schemas.microsoft.com/office/drawing/2015/10/21/chartex" xmlns:cx3="http://schemas.microsoft.com/office/drawing/2016/5/9/chartex" xmlns:cx4="http://schemas.microsoft.com/office/drawing/2016/5/10/chartex" xmlns:cx5="http://schemas.microsoft.com/office/drawing/2016/5/11/chartex" xmlns:cx6="http://schemas.microsoft.com/office/drawing/2016/5/12/chartex" xmlns:cx7="http://schemas.microsoft.com/office/drawing/2016/5/13/chartex" xmlns:cx8="http://schemas.microsoft.com/office/drawing/2016/5/14/chartex" xmlns:mc="http://schemas.openxmlformats.org/markup-compatibility/2006" xmlns:aink="http://schemas.microsoft.com/office/drawing/2016/ink" xmlns:am3d="http://schemas.microsoft.com/office/drawing/2017/model3d" xmlns:o="urn:schemas-microsoft-com:office:office" xmlns:oel="http://schemas.microsoft.com/office/2019/extlst" xmlns:r="http://schemas.openxmlformats.org/officeDocument/2006/relationships" xmlns:m="http://schemas.openxmlformats.org/officeDocument/2006/math" xmlns:v="urn:schemas-microsoft-com:vml" xmlns:wp14="http://schemas.microsoft.com/office/word/2010/wordprocessingDrawing" xmlns:wp="http://schemas.openxmlformats.org/drawingml/2006/wordprocessingDrawing" xmlns:w10="urn:schemas-microsoft-com:office:word" xmlns:w="http://schemas.openxmlformats.org/wordprocessingml/2006/main" xmlns:w14="http://schemas.microsoft.com/office/word/2010/wordml" xmlns:w15="http://schemas.microsoft.com/office/word/2012/wordml" xmlns:w16cex="http://schemas.microsoft.com/office/word/2018/wordml/cex" xmlns:w16cid="http://schemas.microsoft.com/office/word/2016/wordml/cid" xmlns:w16="http://schemas.microsoft.com/office/word/2018/wordml" xmlns:w16du="http://schemas.microsoft.com/office/word/2023/wordml/word16du" xmlns:w16sdtdh="http://schemas.microsoft.com/office/word/2020/wordml/sdtdatahash" xmlns:w16sdtfl="http://schemas.microsoft.com/office/word/2024/wordml/sdtformatlock" xmlns:w16se="http://schemas.microsoft.com/office/word/2015/wordml/symex" xmlns:wpg="http://schemas.microsoft.com/office/word/2010/wordprocessingGroup" xmlns:wpi="http://schemas.microsoft.com/office/word/2010/wordprocessingInk" xmlns:wne="http://schemas.microsoft.com/office/word/2006/wordml" xmlns:wps="http://schemas.microsoft.com/office/word/2010/wordprocessingShape" mc:Ignorable="w14 w15 w16se w16cid w16 w16cex w16sdtdh w16sdtfl w16du wp14">
   <w:p>
     <w:pPr>
       <w:pStyle w:val="Header"/>
@@ -18483,7 +20792,7 @@
 </file>
 
 <file path=word/header2.xml><?xml version="1.0" encoding="utf-8"?>
-<w:hdr xmlns:wpc="http://schemas.microsoft.com/office/word/2010/wordprocessingCanvas" xmlns:cx="http://schemas.microsoft.com/office/drawing/2014/chartex" xmlns:cx1="http://schemas.microsoft.com/office/drawing/2015/9/8/chartex" xmlns:cx2="http://schemas.microsoft.com/office/drawing/2015/10/21/chartex" xmlns:cx3="http://schemas.microsoft.com/office/drawing/2016/5/9/chartex" xmlns:cx4="http://schemas.microsoft.com/office/drawing/2016/5/10/chartex" xmlns:cx5="http://schemas.microsoft.com/office/drawing/2016/5/11/chartex" xmlns:cx6="http://schemas.microsoft.com/office/drawing/2016/5/12/chartex" xmlns:cx7="http://schemas.microsoft.com/office/drawing/2016/5/13/chartex" xmlns:cx8="http://schemas.microsoft.com/office/drawing/2016/5/14/chartex" xmlns:mc="http://schemas.openxmlformats.org/markup-compatibility/2006" xmlns:aink="http://schemas.microsoft.com/office/drawing/2016/ink" xmlns:am3d="http://schemas.microsoft.com/office/drawing/2017/model3d" xmlns:o="urn:schemas-microsoft-com:office:office" xmlns:oel="http://schemas.microsoft.com/office/2019/extlst" xmlns:r="http://schemas.openxmlformats.org/officeDocument/2006/relationships" xmlns:m="http://schemas.openxmlformats.org/officeDocument/2006/math" xmlns:v="urn:schemas-microsoft-com:vml" xmlns:wp14="http://schemas.microsoft.com/office/word/2010/wordprocessingDrawing" xmlns:wp="http://schemas.openxmlformats.org/drawingml/2006/wordprocessingDrawing" xmlns:w10="urn:schemas-microsoft-com:office:word" xmlns:w="http://schemas.openxmlformats.org/wordprocessingml/2006/main" xmlns:w14="http://schemas.microsoft.com/office/word/2010/wordml" xmlns:w15="http://schemas.microsoft.com/office/word/2012/wordml" xmlns:w16cex="http://schemas.microsoft.com/office/word/2018/wordml/cex" xmlns:w16cid="http://schemas.microsoft.com/office/word/2016/wordml/cid" xmlns:w16="http://schemas.microsoft.com/office/word/2018/wordml" xmlns:w16sdtdh="http://schemas.microsoft.com/office/word/2020/wordml/sdtdatahash" xmlns:w16se="http://schemas.microsoft.com/office/word/2015/wordml/symex" xmlns:wpg="http://schemas.microsoft.com/office/word/2010/wordprocessingGroup" xmlns:wpi="http://schemas.microsoft.com/office/word/2010/wordprocessingInk" xmlns:wne="http://schemas.microsoft.com/office/word/2006/wordml" xmlns:wps="http://schemas.microsoft.com/office/word/2010/wordprocessingShape" mc:Ignorable="w14 w15 w16se w16cid w16 w16cex w16sdtdh wp14">
+<w:hdr xmlns:wpc="http://schemas.microsoft.com/office/word/2010/wordprocessingCanvas" xmlns:cx="http://schemas.microsoft.com/office/drawing/2014/chartex" xmlns:cx1="http://schemas.microsoft.com/office/drawing/2015/9/8/chartex" xmlns:cx2="http://schemas.microsoft.com/office/drawing/2015/10/21/chartex" xmlns:cx3="http://schemas.microsoft.com/office/drawing/2016/5/9/chartex" xmlns:cx4="http://schemas.microsoft.com/office/drawing/2016/5/10/chartex" xmlns:cx5="http://schemas.microsoft.com/office/drawing/2016/5/11/chartex" xmlns:cx6="http://schemas.microsoft.com/office/drawing/2016/5/12/chartex" xmlns:cx7="http://schemas.microsoft.com/office/drawing/2016/5/13/chartex" xmlns:cx8="http://schemas.microsoft.com/office/drawing/2016/5/14/chartex" xmlns:mc="http://schemas.openxmlformats.org/markup-compatibility/2006" xmlns:aink="http://schemas.microsoft.com/office/drawing/2016/ink" xmlns:am3d="http://schemas.microsoft.com/office/drawing/2017/model3d" xmlns:o="urn:schemas-microsoft-com:office:office" xmlns:oel="http://schemas.microsoft.com/office/2019/extlst" xmlns:r="http://schemas.openxmlformats.org/officeDocument/2006/relationships" xmlns:m="http://schemas.openxmlformats.org/officeDocument/2006/math" xmlns:v="urn:schemas-microsoft-com:vml" xmlns:wp14="http://schemas.microsoft.com/office/word/2010/wordprocessingDrawing" xmlns:wp="http://schemas.openxmlformats.org/drawingml/2006/wordprocessingDrawing" xmlns:w10="urn:schemas-microsoft-com:office:word" xmlns:w="http://schemas.openxmlformats.org/wordprocessingml/2006/main" xmlns:w14="http://schemas.microsoft.com/office/word/2010/wordml" xmlns:w15="http://schemas.microsoft.com/office/word/2012/wordml" xmlns:w16cex="http://schemas.microsoft.com/office/word/2018/wordml/cex" xmlns:w16cid="http://schemas.microsoft.com/office/word/2016/wordml/cid" xmlns:w16="http://schemas.microsoft.com/office/word/2018/wordml" xmlns:w16du="http://schemas.microsoft.com/office/word/2023/wordml/word16du" xmlns:w16sdtdh="http://schemas.microsoft.com/office/word/2020/wordml/sdtdatahash" xmlns:w16sdtfl="http://schemas.microsoft.com/office/word/2024/wordml/sdtformatlock" xmlns:w16se="http://schemas.microsoft.com/office/word/2015/wordml/symex" xmlns:wpg="http://schemas.microsoft.com/office/word/2010/wordprocessingGroup" xmlns:wpi="http://schemas.microsoft.com/office/word/2010/wordprocessingInk" xmlns:wne="http://schemas.microsoft.com/office/word/2006/wordml" xmlns:wps="http://schemas.microsoft.com/office/word/2010/wordprocessingShape" mc:Ignorable="w14 w15 w16se w16cid w16 w16cex w16sdtdh w16sdtfl w16du wp14">
   <w:p>
     <w:pPr>
       <w:pStyle w:val="Header"/>
@@ -18496,7 +20805,7 @@
 </file>
 
 <file path=word/styles.xml><?xml version="1.0" encoding="utf-8"?>
-<w:styles xmlns:mc="http://schemas.openxmlformats.org/markup-compatibility/2006" xmlns:r="http://schemas.openxmlformats.org/officeDocument/2006/relationships" xmlns:w="http://schemas.openxmlformats.org/wordprocessingml/2006/main" xmlns:w14="http://schemas.microsoft.com/office/word/2010/wordml" xmlns:w15="http://schemas.microsoft.com/office/word/2012/wordml" xmlns:w16cex="http://schemas.microsoft.com/office/word/2018/wordml/cex" xmlns:w16cid="http://schemas.microsoft.com/office/word/2016/wordml/cid" xmlns:w16="http://schemas.microsoft.com/office/word/2018/wordml" xmlns:w16sdtdh="http://schemas.microsoft.com/office/word/2020/wordml/sdtdatahash" xmlns:w16se="http://schemas.microsoft.com/office/word/2015/wordml/symex" mc:Ignorable="w14 w15 w16se w16cid w16 w16cex w16sdtdh">
+<w:styles xmlns:mc="http://schemas.openxmlformats.org/markup-compatibility/2006" xmlns:r="http://schemas.openxmlformats.org/officeDocument/2006/relationships" xmlns:w="http://schemas.openxmlformats.org/wordprocessingml/2006/main" xmlns:w14="http://schemas.microsoft.com/office/word/2010/wordml" xmlns:w15="http://schemas.microsoft.com/office/word/2012/wordml" xmlns:w16cex="http://schemas.microsoft.com/office/word/2018/wordml/cex" xmlns:w16cid="http://schemas.microsoft.com/office/word/2016/wordml/cid" xmlns:w16="http://schemas.microsoft.com/office/word/2018/wordml" xmlns:w16du="http://schemas.microsoft.com/office/word/2023/wordml/word16du" xmlns:w16sdtdh="http://schemas.microsoft.com/office/word/2020/wordml/sdtdatahash" xmlns:w16sdtfl="http://schemas.microsoft.com/office/word/2024/wordml/sdtformatlock" xmlns:w16se="http://schemas.microsoft.com/office/word/2015/wordml/symex" mc:Ignorable="w14 w15 w16se w16cid w16 w16cex w16sdtdh w16sdtfl w16du">
   <w:docDefaults>
     <w:rPrDefault>
       <w:rPr>

--- a/TS Jatai Ghanam Project/TS 2.4/TS 2.4 Jatai Sanskrit Corrections.docx
+++ b/TS Jatai Ghanam Project/TS 2.4/TS 2.4 Jatai Sanskrit Corrections.docx
@@ -1,6 +1,6 @@
 
 <file path=word/document.xml><?xml version="1.0" encoding="utf-8"?>
-<w:document xmlns:wpc="http://schemas.microsoft.com/office/word/2010/wordprocessingCanvas" xmlns:cx="http://schemas.microsoft.com/office/drawing/2014/chartex" xmlns:cx1="http://schemas.microsoft.com/office/drawing/2015/9/8/chartex" xmlns:cx2="http://schemas.microsoft.com/office/drawing/2015/10/21/chartex" xmlns:cx3="http://schemas.microsoft.com/office/drawing/2016/5/9/chartex" xmlns:cx4="http://schemas.microsoft.com/office/drawing/2016/5/10/chartex" xmlns:cx5="http://schemas.microsoft.com/office/drawing/2016/5/11/chartex" xmlns:cx6="http://schemas.microsoft.com/office/drawing/2016/5/12/chartex" xmlns:cx7="http://schemas.microsoft.com/office/drawing/2016/5/13/chartex" xmlns:cx8="http://schemas.microsoft.com/office/drawing/2016/5/14/chartex" xmlns:mc="http://schemas.openxmlformats.org/markup-compatibility/2006" xmlns:aink="http://schemas.microsoft.com/office/drawing/2016/ink" xmlns:am3d="http://schemas.microsoft.com/office/drawing/2017/model3d" xmlns:o="urn:schemas-microsoft-com:office:office" xmlns:oel="http://schemas.microsoft.com/office/2019/extlst" xmlns:r="http://schemas.openxmlformats.org/officeDocument/2006/relationships" xmlns:m="http://schemas.openxmlformats.org/officeDocument/2006/math" xmlns:v="urn:schemas-microsoft-com:vml" xmlns:wp14="http://schemas.microsoft.com/office/word/2010/wordprocessingDrawing" xmlns:wp="http://schemas.openxmlformats.org/drawingml/2006/wordprocessingDrawing" xmlns:w10="urn:schemas-microsoft-com:office:word" xmlns:w="http://schemas.openxmlformats.org/wordprocessingml/2006/main" xmlns:w14="http://schemas.microsoft.com/office/word/2010/wordml" xmlns:w15="http://schemas.microsoft.com/office/word/2012/wordml" xmlns:w16cex="http://schemas.microsoft.com/office/word/2018/wordml/cex" xmlns:w16cid="http://schemas.microsoft.com/office/word/2016/wordml/cid" xmlns:w16="http://schemas.microsoft.com/office/word/2018/wordml" xmlns:w16du="http://schemas.microsoft.com/office/word/2023/wordml/word16du" xmlns:w16sdtdh="http://schemas.microsoft.com/office/word/2020/wordml/sdtdatahash" xmlns:w16sdtfl="http://schemas.microsoft.com/office/word/2024/wordml/sdtformatlock" xmlns:w16se="http://schemas.microsoft.com/office/word/2015/wordml/symex" xmlns:wpg="http://schemas.microsoft.com/office/word/2010/wordprocessingGroup" xmlns:wpi="http://schemas.microsoft.com/office/word/2010/wordprocessingInk" xmlns:wne="http://schemas.microsoft.com/office/word/2006/wordml" xmlns:wps="http://schemas.microsoft.com/office/word/2010/wordprocessingShape" mc:Ignorable="w14 w15 w16se w16cid w16 w16cex w16sdtdh w16sdtfl w16du wp14">
+<w:document xmlns:wpc="http://schemas.microsoft.com/office/word/2010/wordprocessingCanvas" xmlns:cx="http://schemas.microsoft.com/office/drawing/2014/chartex" xmlns:cx1="http://schemas.microsoft.com/office/drawing/2015/9/8/chartex" xmlns:cx2="http://schemas.microsoft.com/office/drawing/2015/10/21/chartex" xmlns:cx3="http://schemas.microsoft.com/office/drawing/2016/5/9/chartex" xmlns:cx4="http://schemas.microsoft.com/office/drawing/2016/5/10/chartex" xmlns:cx5="http://schemas.microsoft.com/office/drawing/2016/5/11/chartex" xmlns:cx6="http://schemas.microsoft.com/office/drawing/2016/5/12/chartex" xmlns:cx7="http://schemas.microsoft.com/office/drawing/2016/5/13/chartex" xmlns:cx8="http://schemas.microsoft.com/office/drawing/2016/5/14/chartex" xmlns:mc="http://schemas.openxmlformats.org/markup-compatibility/2006" xmlns:aink="http://schemas.microsoft.com/office/drawing/2016/ink" xmlns:am3d="http://schemas.microsoft.com/office/drawing/2017/model3d" xmlns:o="urn:schemas-microsoft-com:office:office" xmlns:oel="http://schemas.microsoft.com/office/2019/extlst" xmlns:r="http://schemas.openxmlformats.org/officeDocument/2006/relationships" xmlns:m="http://schemas.openxmlformats.org/officeDocument/2006/math" xmlns:v="urn:schemas-microsoft-com:vml" xmlns:wp14="http://schemas.microsoft.com/office/word/2010/wordprocessingDrawing" xmlns:wp="http://schemas.openxmlformats.org/drawingml/2006/wordprocessingDrawing" xmlns:w10="urn:schemas-microsoft-com:office:word" xmlns:w="http://schemas.openxmlformats.org/wordprocessingml/2006/main" xmlns:w14="http://schemas.microsoft.com/office/word/2010/wordml" xmlns:w15="http://schemas.microsoft.com/office/word/2012/wordml" xmlns:w16cei="http://schemas.microsoft.com/office/word/2026/wordml/cei" xmlns:w16cex="http://schemas.microsoft.com/office/word/2018/wordml/cex" xmlns:w16cid="http://schemas.microsoft.com/office/word/2016/wordml/cid" xmlns:w16="http://schemas.microsoft.com/office/word/2018/wordml" xmlns:w16du="http://schemas.microsoft.com/office/word/2023/wordml/word16du" xmlns:w16sdtdh="http://schemas.microsoft.com/office/word/2020/wordml/sdtdatahash" xmlns:w16sdtfl="http://schemas.microsoft.com/office/word/2024/wordml/sdtformatlock" xmlns:w16se="http://schemas.microsoft.com/office/word/2015/wordml/symex" xmlns:wpg="http://schemas.microsoft.com/office/word/2010/wordprocessingGroup" xmlns:wpi="http://schemas.microsoft.com/office/word/2010/wordprocessingInk" xmlns:wne="http://schemas.microsoft.com/office/word/2006/wordml" xmlns:wps="http://schemas.microsoft.com/office/word/2010/wordprocessingShape" mc:Ignorable="w14 w15 w16se w16cid w16 w16cex w16sdtdh w16sdtfl w16du wp14">
   <w:body>
     <w:p>
       <w:pPr>
@@ -50,10 +50,29 @@
           <w:bCs/>
           <w:sz w:val="32"/>
           <w:szCs w:val="32"/>
-          <w:highlight w:val="red"/>
           <w:u w:val="single"/>
         </w:rPr>
-        <w:t>??????</w:t>
+        <w:t>31st July 2</w:t>
+      </w:r>
+      <w:r>
+        <w:rPr>
+          <w:b/>
+          <w:bCs/>
+          <w:sz w:val="32"/>
+          <w:szCs w:val="32"/>
+          <w:u w:val="single"/>
+        </w:rPr>
+        <w:t>0</w:t>
+      </w:r>
+      <w:r>
+        <w:rPr>
+          <w:b/>
+          <w:bCs/>
+          <w:sz w:val="32"/>
+          <w:szCs w:val="32"/>
+          <w:u w:val="single"/>
+        </w:rPr>
+        <w:t>26</w:t>
       </w:r>
     </w:p>
     <w:p>
@@ -287,8 +306,19 @@
                 <w:sz w:val="32"/>
                 <w:szCs w:val="40"/>
               </w:rPr>
-              <w:t>)-  E</w:t>
-            </w:r>
+              <w:t>)</w:t>
+            </w:r>
+            <w:proofErr w:type="gramStart"/>
+            <w:r>
+              <w:rPr>
+                <w:rFonts w:ascii="BRH Devanagari Extra" w:hAnsi="BRH Devanagari Extra" w:cs="BRH Devanagari Extra"/>
+                <w:color w:val="000000"/>
+                <w:sz w:val="32"/>
+                <w:szCs w:val="40"/>
+              </w:rPr>
+              <w:t>-  E</w:t>
+            </w:r>
+            <w:proofErr w:type="gramEnd"/>
             <w:r>
               <w:rPr>
                 <w:rFonts w:ascii="BRH Malayalam Extra" w:hAnsi="BRH Malayalam Extra" w:cs="BRH Devanagari Extra"/>
@@ -608,8 +638,19 @@
                 <w:sz w:val="32"/>
                 <w:szCs w:val="40"/>
               </w:rPr>
-              <w:t>)-  S</w:t>
-            </w:r>
+              <w:t>)</w:t>
+            </w:r>
+            <w:proofErr w:type="gramStart"/>
+            <w:r>
+              <w:rPr>
+                <w:rFonts w:ascii="BRH Devanagari Extra" w:hAnsi="BRH Devanagari Extra" w:cs="BRH Devanagari Extra"/>
+                <w:color w:val="000000"/>
+                <w:sz w:val="32"/>
+                <w:szCs w:val="40"/>
+              </w:rPr>
+              <w:t>-  S</w:t>
+            </w:r>
+            <w:proofErr w:type="gramEnd"/>
             <w:r>
               <w:rPr>
                 <w:rFonts w:ascii="BRH Malayalam Extra" w:hAnsi="BRH Malayalam Extra" w:cs="BRH Devanagari Extra"/>
@@ -973,8 +1014,19 @@
                 <w:sz w:val="32"/>
                 <w:szCs w:val="40"/>
               </w:rPr>
-              <w:t>)-  E</w:t>
-            </w:r>
+              <w:t>)</w:t>
+            </w:r>
+            <w:proofErr w:type="gramStart"/>
+            <w:r>
+              <w:rPr>
+                <w:rFonts w:ascii="BRH Devanagari Extra" w:hAnsi="BRH Devanagari Extra" w:cs="BRH Devanagari Extra"/>
+                <w:color w:val="000000"/>
+                <w:sz w:val="32"/>
+                <w:szCs w:val="40"/>
+              </w:rPr>
+              <w:t>-  E</w:t>
+            </w:r>
+            <w:proofErr w:type="gramEnd"/>
             <w:r>
               <w:rPr>
                 <w:rFonts w:ascii="BRH Malayalam Extra" w:hAnsi="BRH Malayalam Extra" w:cs="BRH Devanagari Extra"/>
@@ -1277,7 +1329,17 @@
                 <w:sz w:val="32"/>
                 <w:szCs w:val="40"/>
               </w:rPr>
-              <w:t xml:space="preserve">)-  </w:t>
+              <w:t>)</w:t>
+            </w:r>
+            <w:proofErr w:type="gramStart"/>
+            <w:r>
+              <w:rPr>
+                <w:rFonts w:ascii="BRH Devanagari Extra" w:hAnsi="BRH Devanagari Extra" w:cs="BRH Devanagari Extra"/>
+                <w:color w:val="000000"/>
+                <w:sz w:val="32"/>
+                <w:szCs w:val="40"/>
+              </w:rPr>
+              <w:t xml:space="preserve">-  </w:t>
             </w:r>
             <w:r>
               <w:rPr>
@@ -1289,6 +1351,7 @@
               </w:rPr>
               <w:t>S</w:t>
             </w:r>
+            <w:proofErr w:type="gramEnd"/>
             <w:r>
               <w:rPr>
                 <w:rFonts w:ascii="BRH Malayalam Extra" w:hAnsi="BRH Malayalam Extra" w:cs="BRH Devanagari Extra"/>
@@ -2236,49 +2299,6 @@
           </w:p>
         </w:tc>
       </w:tr>
-      <w:tr>
-        <w:tc>
-          <w:tcPr>
-            <w:tcW w:w="7308" w:type="dxa"/>
-          </w:tcPr>
-          <w:p>
-            <w:pPr>
-              <w:widowControl w:val="0"/>
-              <w:autoSpaceDE w:val="0"/>
-              <w:autoSpaceDN w:val="0"/>
-              <w:adjustRightInd w:val="0"/>
-              <w:spacing w:line="240" w:lineRule="auto"/>
-              <w:rPr>
-                <w:rFonts w:cs="BRH Devanagari Extra"/>
-                <w:color w:val="000000"/>
-                <w:szCs w:val="40"/>
-                <w:lang w:val="it-IT"/>
-              </w:rPr>
-            </w:pPr>
-          </w:p>
-        </w:tc>
-        <w:tc>
-          <w:tcPr>
-            <w:tcW w:w="7513" w:type="dxa"/>
-            <w:gridSpan w:val="2"/>
-          </w:tcPr>
-          <w:p>
-            <w:pPr>
-              <w:widowControl w:val="0"/>
-              <w:autoSpaceDE w:val="0"/>
-              <w:autoSpaceDN w:val="0"/>
-              <w:adjustRightInd w:val="0"/>
-              <w:spacing w:line="240" w:lineRule="auto"/>
-              <w:rPr>
-                <w:rFonts w:cs="BRH Devanagari Extra"/>
-                <w:color w:val="000000"/>
-                <w:szCs w:val="40"/>
-                <w:lang w:val="it-IT"/>
-              </w:rPr>
-            </w:pPr>
-          </w:p>
-        </w:tc>
-      </w:tr>
     </w:tbl>
     <w:p>
       <w:pPr>
@@ -2290,9 +2310,20 @@
           <w:sz w:val="32"/>
           <w:szCs w:val="32"/>
           <w:u w:val="single"/>
-          <w:lang w:val="it-IT"/>
+          <w:lang w:val="en-IN"/>
         </w:rPr>
       </w:pPr>
+      <w:r>
+        <w:rPr>
+          <w:b/>
+          <w:bCs/>
+          <w:sz w:val="32"/>
+          <w:szCs w:val="32"/>
+          <w:u w:val="single"/>
+          <w:lang w:val="en-IN"/>
+        </w:rPr>
+        <w:t>================</w:t>
+      </w:r>
     </w:p>
     <w:p>
       <w:pPr>
@@ -2304,7 +2335,7 @@
           <w:sz w:val="32"/>
           <w:szCs w:val="32"/>
           <w:u w:val="single"/>
-          <w:lang w:val="it-IT"/>
+          <w:lang w:val="en-IN"/>
         </w:rPr>
       </w:pPr>
     </w:p>
@@ -2647,8 +2678,19 @@
                 <w:sz w:val="32"/>
                 <w:szCs w:val="40"/>
               </w:rPr>
-              <w:t>)-  A</w:t>
-            </w:r>
+              <w:t>)</w:t>
+            </w:r>
+            <w:proofErr w:type="gramStart"/>
+            <w:r>
+              <w:rPr>
+                <w:rFonts w:ascii="BRH Devanagari Extra" w:hAnsi="BRH Devanagari Extra" w:cs="BRH Devanagari Extra"/>
+                <w:color w:val="000000"/>
+                <w:sz w:val="32"/>
+                <w:szCs w:val="40"/>
+              </w:rPr>
+              <w:t>-  A</w:t>
+            </w:r>
+            <w:proofErr w:type="gramEnd"/>
             <w:r>
               <w:rPr>
                 <w:rFonts w:ascii="BRH Malayalam Extra" w:hAnsi="BRH Malayalam Extra" w:cs="BRH Devanagari Extra"/>
@@ -2722,7 +2764,6 @@
                 <w:szCs w:val="40"/>
                 <w:highlight w:val="yellow"/>
               </w:rPr>
-              <w:lastRenderedPageBreak/>
               <w:t>AÉ</w:t>
             </w:r>
             <w:r>
@@ -2853,7 +2894,6 @@
                 <w:color w:val="000000"/>
                 <w:szCs w:val="40"/>
               </w:rPr>
-              <w:lastRenderedPageBreak/>
               <w:t>8</w:t>
             </w:r>
             <w:r>
@@ -2957,8 +2997,19 @@
                 <w:sz w:val="32"/>
                 <w:szCs w:val="40"/>
               </w:rPr>
-              <w:t>)-  A</w:t>
-            </w:r>
+              <w:t>)</w:t>
+            </w:r>
+            <w:proofErr w:type="gramStart"/>
+            <w:r>
+              <w:rPr>
+                <w:rFonts w:ascii="BRH Devanagari Extra" w:hAnsi="BRH Devanagari Extra" w:cs="BRH Devanagari Extra"/>
+                <w:color w:val="000000"/>
+                <w:sz w:val="32"/>
+                <w:szCs w:val="40"/>
+              </w:rPr>
+              <w:t>-  A</w:t>
+            </w:r>
+            <w:proofErr w:type="gramEnd"/>
             <w:r>
               <w:rPr>
                 <w:rFonts w:ascii="BRH Malayalam Extra" w:hAnsi="BRH Malayalam Extra" w:cs="BRH Devanagari Extra"/>
@@ -3032,7 +3083,6 @@
                 <w:szCs w:val="40"/>
                 <w:highlight w:val="green"/>
               </w:rPr>
-              <w:lastRenderedPageBreak/>
               <w:t>A</w:t>
             </w:r>
             <w:r>
@@ -3273,8 +3323,19 @@
                 <w:sz w:val="32"/>
                 <w:szCs w:val="40"/>
               </w:rPr>
-              <w:t>)-  C</w:t>
-            </w:r>
+              <w:t>)</w:t>
+            </w:r>
+            <w:proofErr w:type="gramStart"/>
+            <w:r>
+              <w:rPr>
+                <w:rFonts w:ascii="BRH Devanagari Extra" w:hAnsi="BRH Devanagari Extra" w:cs="BRH Devanagari Extra"/>
+                <w:color w:val="000000"/>
+                <w:sz w:val="32"/>
+                <w:szCs w:val="40"/>
+              </w:rPr>
+              <w:t>-  C</w:t>
+            </w:r>
+            <w:proofErr w:type="gramEnd"/>
             <w:r>
               <w:rPr>
                 <w:rFonts w:ascii="BRH Malayalam Extra" w:hAnsi="BRH Malayalam Extra" w:cs="BRH Devanagari Extra"/>
@@ -3678,8 +3739,19 @@
                 <w:sz w:val="32"/>
                 <w:szCs w:val="40"/>
               </w:rPr>
-              <w:t>)-  C</w:t>
-            </w:r>
+              <w:t>)</w:t>
+            </w:r>
+            <w:proofErr w:type="gramStart"/>
+            <w:r>
+              <w:rPr>
+                <w:rFonts w:ascii="BRH Devanagari Extra" w:hAnsi="BRH Devanagari Extra" w:cs="BRH Devanagari Extra"/>
+                <w:color w:val="000000"/>
+                <w:sz w:val="32"/>
+                <w:szCs w:val="40"/>
+              </w:rPr>
+              <w:t>-  C</w:t>
+            </w:r>
+            <w:proofErr w:type="gramEnd"/>
             <w:r>
               <w:rPr>
                 <w:rFonts w:ascii="BRH Malayalam Extra" w:hAnsi="BRH Malayalam Extra" w:cs="BRH Devanagari Extra"/>
@@ -4011,8 +4083,19 @@
                 <w:sz w:val="32"/>
                 <w:szCs w:val="40"/>
               </w:rPr>
-              <w:t>)-  C</w:t>
-            </w:r>
+              <w:t>)</w:t>
+            </w:r>
+            <w:proofErr w:type="gramStart"/>
+            <w:r>
+              <w:rPr>
+                <w:rFonts w:ascii="BRH Devanagari Extra" w:hAnsi="BRH Devanagari Extra" w:cs="BRH Devanagari Extra"/>
+                <w:color w:val="000000"/>
+                <w:sz w:val="32"/>
+                <w:szCs w:val="40"/>
+              </w:rPr>
+              <w:t>-  C</w:t>
+            </w:r>
+            <w:proofErr w:type="gramEnd"/>
             <w:r>
               <w:rPr>
                 <w:rFonts w:ascii="BRH Malayalam Extra" w:hAnsi="BRH Malayalam Extra" w:cs="BRH Devanagari Extra"/>
@@ -4348,8 +4431,19 @@
                 <w:sz w:val="32"/>
                 <w:szCs w:val="40"/>
               </w:rPr>
-              <w:t>)-  C</w:t>
-            </w:r>
+              <w:t>)</w:t>
+            </w:r>
+            <w:proofErr w:type="gramStart"/>
+            <w:r>
+              <w:rPr>
+                <w:rFonts w:ascii="BRH Devanagari Extra" w:hAnsi="BRH Devanagari Extra" w:cs="BRH Devanagari Extra"/>
+                <w:color w:val="000000"/>
+                <w:sz w:val="32"/>
+                <w:szCs w:val="40"/>
+              </w:rPr>
+              <w:t>-  C</w:t>
+            </w:r>
+            <w:proofErr w:type="gramEnd"/>
             <w:r>
               <w:rPr>
                 <w:rFonts w:ascii="BRH Malayalam Extra" w:hAnsi="BRH Malayalam Extra" w:cs="BRH Devanagari Extra"/>
@@ -4708,8 +4802,19 @@
                 <w:sz w:val="32"/>
                 <w:szCs w:val="40"/>
               </w:rPr>
-              <w:t>)-  C</w:t>
-            </w:r>
+              <w:t>)</w:t>
+            </w:r>
+            <w:proofErr w:type="gramStart"/>
+            <w:r>
+              <w:rPr>
+                <w:rFonts w:ascii="BRH Devanagari Extra" w:hAnsi="BRH Devanagari Extra" w:cs="BRH Devanagari Extra"/>
+                <w:color w:val="000000"/>
+                <w:sz w:val="32"/>
+                <w:szCs w:val="40"/>
+              </w:rPr>
+              <w:t>-  C</w:t>
+            </w:r>
+            <w:proofErr w:type="gramEnd"/>
             <w:r>
               <w:rPr>
                 <w:rFonts w:ascii="BRH Malayalam Extra" w:hAnsi="BRH Malayalam Extra" w:cs="BRH Devanagari Extra"/>
@@ -5013,8 +5118,19 @@
                 <w:sz w:val="32"/>
                 <w:szCs w:val="40"/>
               </w:rPr>
-              <w:t>)-  C</w:t>
-            </w:r>
+              <w:t>)</w:t>
+            </w:r>
+            <w:proofErr w:type="gramStart"/>
+            <w:r>
+              <w:rPr>
+                <w:rFonts w:ascii="BRH Devanagari Extra" w:hAnsi="BRH Devanagari Extra" w:cs="BRH Devanagari Extra"/>
+                <w:color w:val="000000"/>
+                <w:sz w:val="32"/>
+                <w:szCs w:val="40"/>
+              </w:rPr>
+              <w:t>-  C</w:t>
+            </w:r>
+            <w:proofErr w:type="gramEnd"/>
             <w:r>
               <w:rPr>
                 <w:rFonts w:ascii="BRH Malayalam Extra" w:hAnsi="BRH Malayalam Extra" w:cs="BRH Devanagari Extra"/>
@@ -5327,7 +5443,27 @@
                 <w:sz w:val="32"/>
                 <w:szCs w:val="40"/>
               </w:rPr>
-              <w:t>)-  ClSìÉþrÉ | A</w:t>
+              <w:t>)</w:t>
+            </w:r>
+            <w:proofErr w:type="gramStart"/>
+            <w:r>
+              <w:rPr>
+                <w:rFonts w:ascii="BRH Devanagari Extra" w:hAnsi="BRH Devanagari Extra" w:cs="BRH Devanagari Extra"/>
+                <w:color w:val="000000"/>
+                <w:sz w:val="32"/>
+                <w:szCs w:val="40"/>
+              </w:rPr>
+              <w:t>-  ClSìÉþrÉ</w:t>
+            </w:r>
+            <w:proofErr w:type="gramEnd"/>
+            <w:r>
+              <w:rPr>
+                <w:rFonts w:ascii="BRH Devanagari Extra" w:hAnsi="BRH Devanagari Extra" w:cs="BRH Devanagari Extra"/>
+                <w:color w:val="000000"/>
+                <w:sz w:val="32"/>
+                <w:szCs w:val="40"/>
+              </w:rPr>
+              <w:t xml:space="preserve"> | A</w:t>
             </w:r>
             <w:r>
               <w:rPr>
@@ -5532,6 +5668,196 @@
                 <w:szCs w:val="40"/>
               </w:rPr>
             </w:pPr>
+            <w:r>
+              <w:rPr>
+                <w:rFonts w:cs="BRH Devanagari Extra"/>
+                <w:color w:val="000000"/>
+                <w:szCs w:val="40"/>
+              </w:rPr>
+              <w:t>19</w:t>
+            </w:r>
+            <w:r>
+              <w:rPr>
+                <w:rFonts w:ascii="BRH Devanagari Extra" w:hAnsi="BRH Devanagari Extra" w:cs="BRH Devanagari Extra"/>
+                <w:color w:val="000000"/>
+                <w:sz w:val="32"/>
+                <w:szCs w:val="40"/>
+              </w:rPr>
+              <w:t>)</w:t>
+            </w:r>
+            <w:r>
+              <w:rPr>
+                <w:rFonts w:ascii="BRH Devanagari Extra" w:hAnsi="BRH Devanagari Extra" w:cs="BRH Devanagari Extra"/>
+                <w:color w:val="000000"/>
+                <w:sz w:val="32"/>
+                <w:szCs w:val="40"/>
+              </w:rPr>
+              <w:tab/>
+            </w:r>
+            <w:r>
+              <w:rPr>
+                <w:rFonts w:cs="BRH Devanagari Extra"/>
+                <w:color w:val="000000"/>
+                <w:szCs w:val="40"/>
+              </w:rPr>
+              <w:t>2</w:t>
+            </w:r>
+            <w:r>
+              <w:rPr>
+                <w:rFonts w:ascii="BRH Devanagari Extra" w:hAnsi="BRH Devanagari Extra" w:cs="BRH Devanagari Extra"/>
+                <w:color w:val="000000"/>
+                <w:sz w:val="32"/>
+                <w:szCs w:val="40"/>
+              </w:rPr>
+              <w:t>.</w:t>
+            </w:r>
+            <w:r>
+              <w:rPr>
+                <w:rFonts w:cs="BRH Devanagari Extra"/>
+                <w:color w:val="000000"/>
+                <w:szCs w:val="40"/>
+              </w:rPr>
+              <w:t>4</w:t>
+            </w:r>
+            <w:r>
+              <w:rPr>
+                <w:rFonts w:ascii="BRH Devanagari Extra" w:hAnsi="BRH Devanagari Extra" w:cs="BRH Devanagari Extra"/>
+                <w:color w:val="000000"/>
+                <w:sz w:val="32"/>
+                <w:szCs w:val="40"/>
+              </w:rPr>
+              <w:t>.</w:t>
+            </w:r>
+            <w:r>
+              <w:rPr>
+                <w:rFonts w:cs="BRH Devanagari Extra"/>
+                <w:color w:val="000000"/>
+                <w:szCs w:val="40"/>
+              </w:rPr>
+              <w:t>2</w:t>
+            </w:r>
+            <w:r>
+              <w:rPr>
+                <w:rFonts w:ascii="BRH Devanagari Extra" w:hAnsi="BRH Devanagari Extra" w:cs="BRH Devanagari Extra"/>
+                <w:color w:val="000000"/>
+                <w:sz w:val="32"/>
+                <w:szCs w:val="40"/>
+              </w:rPr>
+              <w:t>.</w:t>
+            </w:r>
+            <w:r>
+              <w:rPr>
+                <w:rFonts w:cs="BRH Devanagari Extra"/>
+                <w:color w:val="000000"/>
+                <w:szCs w:val="40"/>
+              </w:rPr>
+              <w:t>2</w:t>
+            </w:r>
+            <w:r>
+              <w:rPr>
+                <w:rFonts w:ascii="BRH Devanagari Extra" w:hAnsi="BRH Devanagari Extra" w:cs="BRH Devanagari Extra"/>
+                <w:color w:val="000000"/>
+                <w:sz w:val="32"/>
+                <w:szCs w:val="40"/>
+              </w:rPr>
+              <w:t>(</w:t>
+            </w:r>
+            <w:r>
+              <w:rPr>
+                <w:rFonts w:cs="BRH Devanagari Extra"/>
+                <w:color w:val="000000"/>
+                <w:szCs w:val="40"/>
+              </w:rPr>
+              <w:t>16</w:t>
+            </w:r>
+            <w:r>
+              <w:rPr>
+                <w:rFonts w:ascii="BRH Devanagari Extra" w:hAnsi="BRH Devanagari Extra" w:cs="BRH Devanagari Extra"/>
+                <w:color w:val="000000"/>
+                <w:sz w:val="32"/>
+                <w:szCs w:val="40"/>
+              </w:rPr>
+              <w:t>)</w:t>
+            </w:r>
+            <w:proofErr w:type="gramStart"/>
+            <w:r>
+              <w:rPr>
+                <w:rFonts w:ascii="BRH Devanagari Extra" w:hAnsi="BRH Devanagari Extra" w:cs="BRH Devanagari Extra"/>
+                <w:color w:val="000000"/>
+                <w:sz w:val="32"/>
+                <w:szCs w:val="40"/>
+              </w:rPr>
+              <w:t>-  A</w:t>
+            </w:r>
+            <w:proofErr w:type="gramEnd"/>
+            <w:r>
+              <w:rPr>
+                <w:rFonts w:ascii="BRH Malayalam Extra" w:hAnsi="BRH Malayalam Extra" w:cs="BRH Devanagari Extra"/>
+                <w:color w:val="000000"/>
+                <w:szCs w:val="40"/>
+              </w:rPr>
+              <w:t>–</w:t>
+            </w:r>
+            <w:r>
+              <w:rPr>
+                <w:rFonts w:ascii="BRH Devanagari Extra" w:hAnsi="BRH Devanagari Extra" w:cs="BRH Devanagari Extra"/>
+                <w:color w:val="000000"/>
+                <w:sz w:val="32"/>
+                <w:szCs w:val="40"/>
+              </w:rPr>
+              <w:t>(aqÉç)</w:t>
+            </w:r>
+            <w:r>
+              <w:rPr>
+                <w:rFonts w:ascii="BRH Malayalam Extra" w:hAnsi="BRH Malayalam Extra" w:cs="BRH Devanagari Extra"/>
+                <w:color w:val="000000"/>
+                <w:szCs w:val="40"/>
+              </w:rPr>
+              <w:t>–</w:t>
+            </w:r>
+            <w:r>
+              <w:rPr>
+                <w:rFonts w:ascii="BRH Devanagari Extra" w:hAnsi="BRH Devanagari Extra" w:cs="BRH Devanagari Extra"/>
+                <w:color w:val="000000"/>
+                <w:sz w:val="32"/>
+                <w:szCs w:val="40"/>
+              </w:rPr>
+              <w:t>WûÉå</w:t>
+            </w:r>
+            <w:r>
+              <w:rPr>
+                <w:rFonts w:ascii="BRH Malayalam Extra" w:hAnsi="BRH Malayalam Extra" w:cs="BRH Devanagari Extra"/>
+                <w:color w:val="000000"/>
+                <w:szCs w:val="40"/>
+              </w:rPr>
+              <w:t>–</w:t>
+            </w:r>
+            <w:r>
+              <w:rPr>
+                <w:rFonts w:ascii="BRH Devanagari Extra" w:hAnsi="BRH Devanagari Extra" w:cs="BRH Devanagari Extra"/>
+                <w:color w:val="000000"/>
+                <w:sz w:val="32"/>
+                <w:szCs w:val="40"/>
+              </w:rPr>
+              <w:t>qÉÑcÉåÿ | ÌlÉ</w:t>
+            </w:r>
+            <w:r>
+              <w:rPr>
+                <w:rFonts w:ascii="BRH Malayalam Extra" w:hAnsi="BRH Malayalam Extra" w:cs="BRH Devanagari Extra"/>
+                <w:color w:val="000000"/>
+                <w:szCs w:val="40"/>
+              </w:rPr>
+              <w:t>–</w:t>
+            </w:r>
+            <w:r>
+              <w:rPr>
+                <w:rFonts w:ascii="BRH Devanagari Extra" w:hAnsi="BRH Devanagari Extra" w:cs="BRH Devanagari Extra"/>
+                <w:color w:val="000000"/>
+                <w:sz w:val="32"/>
+                <w:szCs w:val="40"/>
+              </w:rPr>
+              <w:t xml:space="preserve">UuÉþmÉ³Éç | </w:t>
+            </w:r>
           </w:p>
           <w:p>
             <w:pPr>
@@ -5547,6 +5873,153 @@
                 <w:szCs w:val="40"/>
               </w:rPr>
             </w:pPr>
+            <w:r>
+              <w:rPr>
+                <w:rFonts w:ascii="BRH Devanagari Extra" w:hAnsi="BRH Devanagari Extra" w:cs="BRH Devanagari Extra"/>
+                <w:color w:val="000000"/>
+                <w:sz w:val="32"/>
+                <w:szCs w:val="40"/>
+              </w:rPr>
+              <w:t>A</w:t>
+            </w:r>
+            <w:r>
+              <w:rPr>
+                <w:rFonts w:ascii="BRH Malayalam Extra" w:hAnsi="BRH Malayalam Extra" w:cs="BRH Devanagari Extra"/>
+                <w:color w:val="000000"/>
+                <w:szCs w:val="40"/>
+              </w:rPr>
+              <w:t>–</w:t>
+            </w:r>
+            <w:r>
+              <w:rPr>
+                <w:rFonts w:ascii="BRH Devanagari Extra" w:hAnsi="BRH Devanagari Extra" w:cs="BRH Devanagari Extra"/>
+                <w:color w:val="000000"/>
+                <w:sz w:val="32"/>
+                <w:szCs w:val="40"/>
+              </w:rPr>
+              <w:t>(aqÉç)</w:t>
+            </w:r>
+            <w:r>
+              <w:rPr>
+                <w:rFonts w:ascii="BRH Malayalam Extra" w:hAnsi="BRH Malayalam Extra" w:cs="BRH Devanagari Extra"/>
+                <w:color w:val="000000"/>
+                <w:szCs w:val="40"/>
+              </w:rPr>
+              <w:t>–</w:t>
+            </w:r>
+            <w:r>
+              <w:rPr>
+                <w:rFonts w:ascii="BRH Devanagari Extra" w:hAnsi="BRH Devanagari Extra" w:cs="BRH Devanagari Extra"/>
+                <w:color w:val="000000"/>
+                <w:sz w:val="32"/>
+                <w:szCs w:val="40"/>
+              </w:rPr>
+              <w:t>WûÉå</w:t>
+            </w:r>
+            <w:r>
+              <w:rPr>
+                <w:rFonts w:ascii="BRH Malayalam Extra" w:hAnsi="BRH Malayalam Extra" w:cs="BRH Devanagari Extra"/>
+                <w:color w:val="000000"/>
+                <w:szCs w:val="40"/>
+              </w:rPr>
+              <w:t>–</w:t>
+            </w:r>
+            <w:r>
+              <w:rPr>
+                <w:rFonts w:ascii="BRH Devanagari Extra" w:hAnsi="BRH Devanagari Extra" w:cs="BRH Devanagari Extra"/>
+                <w:color w:val="000000"/>
+                <w:sz w:val="32"/>
+                <w:szCs w:val="40"/>
+              </w:rPr>
+              <w:t>qÉÑcÉåþ ÌlÉ</w:t>
+            </w:r>
+            <w:r>
+              <w:rPr>
+                <w:rFonts w:ascii="BRH Malayalam Extra" w:hAnsi="BRH Malayalam Extra" w:cs="BRH Devanagari Extra"/>
+                <w:color w:val="000000"/>
+                <w:szCs w:val="40"/>
+              </w:rPr>
+              <w:t>–</w:t>
+            </w:r>
+            <w:r>
+              <w:rPr>
+                <w:rFonts w:ascii="BRH Devanagari Extra" w:hAnsi="BRH Devanagari Extra" w:cs="BRH Devanagari Extra"/>
+                <w:color w:val="000000"/>
+                <w:sz w:val="32"/>
+                <w:szCs w:val="40"/>
+              </w:rPr>
+              <w:t>UuÉþmÉlÉç ÌlÉ</w:t>
+            </w:r>
+            <w:r>
+              <w:rPr>
+                <w:rFonts w:ascii="BRH Malayalam Extra" w:hAnsi="BRH Malayalam Extra" w:cs="BRH Devanagari Extra"/>
+                <w:color w:val="000000"/>
+                <w:szCs w:val="40"/>
+              </w:rPr>
+              <w:t>–</w:t>
+            </w:r>
+            <w:r>
+              <w:rPr>
+                <w:rFonts w:ascii="BRH Devanagari Extra" w:hAnsi="BRH Devanagari Extra" w:cs="BRH Devanagari Extra"/>
+                <w:color w:val="000000"/>
+                <w:sz w:val="32"/>
+                <w:szCs w:val="40"/>
+              </w:rPr>
+              <w:t>UuÉþmÉlÉç lÉ(aqÉç)WûÉå</w:t>
+            </w:r>
+            <w:r>
+              <w:rPr>
+                <w:rFonts w:ascii="BRH Malayalam Extra" w:hAnsi="BRH Malayalam Extra" w:cs="BRH Devanagari Extra"/>
+                <w:color w:val="000000"/>
+                <w:szCs w:val="40"/>
+              </w:rPr>
+              <w:t>–</w:t>
+            </w:r>
+            <w:r>
+              <w:rPr>
+                <w:rFonts w:ascii="BRH Devanagari Extra" w:hAnsi="BRH Devanagari Extra" w:cs="BRH Devanagari Extra"/>
+                <w:color w:val="000000"/>
+                <w:sz w:val="32"/>
+                <w:szCs w:val="40"/>
+              </w:rPr>
+              <w:t>qÉÑ</w:t>
+            </w:r>
+            <w:r>
+              <w:rPr>
+                <w:rFonts w:ascii="BRH Devanagari Extra" w:hAnsi="BRH Devanagari Extra" w:cs="BRH Devanagari Extra"/>
+                <w:color w:val="000000"/>
+                <w:sz w:val="32"/>
+                <w:szCs w:val="40"/>
+                <w:highlight w:val="yellow"/>
+              </w:rPr>
+              <w:t>cÉåþ Å(aqÉç)</w:t>
+            </w:r>
+            <w:r>
+              <w:rPr>
+                <w:rFonts w:ascii="BRH Devanagari Extra" w:hAnsi="BRH Devanagari Extra" w:cs="BRH Devanagari Extra"/>
+                <w:color w:val="000000"/>
+                <w:sz w:val="32"/>
+                <w:szCs w:val="40"/>
+              </w:rPr>
+              <w:t>WûÉå</w:t>
+            </w:r>
+            <w:r>
+              <w:rPr>
+                <w:rFonts w:ascii="BRH Malayalam Extra" w:hAnsi="BRH Malayalam Extra" w:cs="BRH Devanagari Extra"/>
+                <w:color w:val="000000"/>
+                <w:szCs w:val="40"/>
+              </w:rPr>
+              <w:t>–</w:t>
+            </w:r>
+            <w:r>
+              <w:rPr>
+                <w:rFonts w:ascii="BRH Devanagari Extra" w:hAnsi="BRH Devanagari Extra" w:cs="BRH Devanagari Extra"/>
+                <w:color w:val="000000"/>
+                <w:sz w:val="32"/>
+                <w:szCs w:val="40"/>
+              </w:rPr>
+              <w:t xml:space="preserve">qÉÑcÉåþ </w:t>
+            </w:r>
           </w:p>
           <w:p>
             <w:pPr>
@@ -5556,375 +6029,18 @@
               <w:adjustRightInd w:val="0"/>
               <w:spacing w:before="0" w:line="240" w:lineRule="auto"/>
               <w:rPr>
-                <w:rFonts w:ascii="BRH Devanagari Extra" w:hAnsi="BRH Devanagari Extra" w:cs="BRH Devanagari Extra"/>
-                <w:color w:val="000000"/>
-                <w:sz w:val="32"/>
+                <w:rFonts w:cs="BRH Malayalam Extra"/>
+                <w:color w:val="000000"/>
                 <w:szCs w:val="40"/>
               </w:rPr>
             </w:pPr>
             <w:r>
               <w:rPr>
-                <w:rFonts w:cs="BRH Devanagari Extra"/>
-                <w:color w:val="000000"/>
-                <w:szCs w:val="40"/>
-              </w:rPr>
-              <w:t>19</w:t>
-            </w:r>
-            <w:r>
-              <w:rPr>
-                <w:rFonts w:ascii="BRH Devanagari Extra" w:hAnsi="BRH Devanagari Extra" w:cs="BRH Devanagari Extra"/>
-                <w:color w:val="000000"/>
-                <w:sz w:val="32"/>
-                <w:szCs w:val="40"/>
-              </w:rPr>
-              <w:t>)</w:t>
-            </w:r>
-            <w:r>
-              <w:rPr>
-                <w:rFonts w:ascii="BRH Devanagari Extra" w:hAnsi="BRH Devanagari Extra" w:cs="BRH Devanagari Extra"/>
-                <w:color w:val="000000"/>
-                <w:sz w:val="32"/>
-                <w:szCs w:val="40"/>
-              </w:rPr>
-              <w:tab/>
-            </w:r>
-            <w:r>
-              <w:rPr>
-                <w:rFonts w:cs="BRH Devanagari Extra"/>
-                <w:color w:val="000000"/>
-                <w:szCs w:val="40"/>
-              </w:rPr>
-              <w:t>2</w:t>
-            </w:r>
-            <w:r>
-              <w:rPr>
-                <w:rFonts w:ascii="BRH Devanagari Extra" w:hAnsi="BRH Devanagari Extra" w:cs="BRH Devanagari Extra"/>
-                <w:color w:val="000000"/>
-                <w:sz w:val="32"/>
-                <w:szCs w:val="40"/>
-              </w:rPr>
-              <w:t>.</w:t>
-            </w:r>
-            <w:r>
-              <w:rPr>
-                <w:rFonts w:cs="BRH Devanagari Extra"/>
-                <w:color w:val="000000"/>
-                <w:szCs w:val="40"/>
-              </w:rPr>
-              <w:t>4</w:t>
-            </w:r>
-            <w:r>
-              <w:rPr>
-                <w:rFonts w:ascii="BRH Devanagari Extra" w:hAnsi="BRH Devanagari Extra" w:cs="BRH Devanagari Extra"/>
-                <w:color w:val="000000"/>
-                <w:sz w:val="32"/>
-                <w:szCs w:val="40"/>
-              </w:rPr>
-              <w:t>.</w:t>
-            </w:r>
-            <w:r>
-              <w:rPr>
-                <w:rFonts w:cs="BRH Devanagari Extra"/>
-                <w:color w:val="000000"/>
-                <w:szCs w:val="40"/>
-              </w:rPr>
-              <w:t>2</w:t>
-            </w:r>
-            <w:r>
-              <w:rPr>
-                <w:rFonts w:ascii="BRH Devanagari Extra" w:hAnsi="BRH Devanagari Extra" w:cs="BRH Devanagari Extra"/>
-                <w:color w:val="000000"/>
-                <w:sz w:val="32"/>
-                <w:szCs w:val="40"/>
-              </w:rPr>
-              <w:t>.</w:t>
-            </w:r>
-            <w:r>
-              <w:rPr>
-                <w:rFonts w:cs="BRH Devanagari Extra"/>
-                <w:color w:val="000000"/>
-                <w:szCs w:val="40"/>
-              </w:rPr>
-              <w:t>2</w:t>
-            </w:r>
-            <w:r>
-              <w:rPr>
-                <w:rFonts w:ascii="BRH Devanagari Extra" w:hAnsi="BRH Devanagari Extra" w:cs="BRH Devanagari Extra"/>
-                <w:color w:val="000000"/>
-                <w:sz w:val="32"/>
-                <w:szCs w:val="40"/>
-              </w:rPr>
-              <w:t>(</w:t>
-            </w:r>
-            <w:r>
-              <w:rPr>
-                <w:rFonts w:cs="BRH Devanagari Extra"/>
-                <w:color w:val="000000"/>
-                <w:szCs w:val="40"/>
-              </w:rPr>
-              <w:t>16</w:t>
-            </w:r>
-            <w:r>
-              <w:rPr>
-                <w:rFonts w:ascii="BRH Devanagari Extra" w:hAnsi="BRH Devanagari Extra" w:cs="BRH Devanagari Extra"/>
-                <w:color w:val="000000"/>
-                <w:sz w:val="32"/>
-                <w:szCs w:val="40"/>
-              </w:rPr>
-              <w:t>)-  A</w:t>
-            </w:r>
-            <w:r>
-              <w:rPr>
-                <w:rFonts w:ascii="BRH Malayalam Extra" w:hAnsi="BRH Malayalam Extra" w:cs="BRH Devanagari Extra"/>
-                <w:color w:val="000000"/>
-                <w:szCs w:val="40"/>
-              </w:rPr>
-              <w:t>–</w:t>
-            </w:r>
-            <w:r>
-              <w:rPr>
-                <w:rFonts w:ascii="BRH Devanagari Extra" w:hAnsi="BRH Devanagari Extra" w:cs="BRH Devanagari Extra"/>
-                <w:color w:val="000000"/>
-                <w:sz w:val="32"/>
-                <w:szCs w:val="40"/>
-              </w:rPr>
-              <w:t>(aqÉç)</w:t>
-            </w:r>
-            <w:r>
-              <w:rPr>
-                <w:rFonts w:ascii="BRH Malayalam Extra" w:hAnsi="BRH Malayalam Extra" w:cs="BRH Devanagari Extra"/>
-                <w:color w:val="000000"/>
-                <w:szCs w:val="40"/>
-              </w:rPr>
-              <w:t>–</w:t>
-            </w:r>
-            <w:r>
-              <w:rPr>
-                <w:rFonts w:ascii="BRH Devanagari Extra" w:hAnsi="BRH Devanagari Extra" w:cs="BRH Devanagari Extra"/>
-                <w:color w:val="000000"/>
-                <w:sz w:val="32"/>
-                <w:szCs w:val="40"/>
-              </w:rPr>
-              <w:t>WûÉå</w:t>
-            </w:r>
-            <w:r>
-              <w:rPr>
-                <w:rFonts w:ascii="BRH Malayalam Extra" w:hAnsi="BRH Malayalam Extra" w:cs="BRH Devanagari Extra"/>
-                <w:color w:val="000000"/>
-                <w:szCs w:val="40"/>
-              </w:rPr>
-              <w:t>–</w:t>
-            </w:r>
-            <w:r>
-              <w:rPr>
-                <w:rFonts w:ascii="BRH Devanagari Extra" w:hAnsi="BRH Devanagari Extra" w:cs="BRH Devanagari Extra"/>
-                <w:color w:val="000000"/>
-                <w:sz w:val="32"/>
-                <w:szCs w:val="40"/>
-              </w:rPr>
-              <w:t>qÉÑcÉåÿ | ÌlÉ</w:t>
-            </w:r>
-            <w:r>
-              <w:rPr>
-                <w:rFonts w:ascii="BRH Malayalam Extra" w:hAnsi="BRH Malayalam Extra" w:cs="BRH Devanagari Extra"/>
-                <w:color w:val="000000"/>
-                <w:szCs w:val="40"/>
-              </w:rPr>
-              <w:t>–</w:t>
-            </w:r>
-            <w:r>
-              <w:rPr>
-                <w:rFonts w:ascii="BRH Devanagari Extra" w:hAnsi="BRH Devanagari Extra" w:cs="BRH Devanagari Extra"/>
-                <w:color w:val="000000"/>
-                <w:sz w:val="32"/>
-                <w:szCs w:val="40"/>
-              </w:rPr>
-              <w:t xml:space="preserve">UuÉþmÉ³Éç | </w:t>
-            </w:r>
-          </w:p>
-          <w:p>
-            <w:pPr>
-              <w:widowControl w:val="0"/>
-              <w:autoSpaceDE w:val="0"/>
-              <w:autoSpaceDN w:val="0"/>
-              <w:adjustRightInd w:val="0"/>
-              <w:spacing w:before="0" w:line="240" w:lineRule="auto"/>
-              <w:rPr>
-                <w:rFonts w:ascii="BRH Devanagari Extra" w:hAnsi="BRH Devanagari Extra" w:cs="BRH Devanagari Extra"/>
-                <w:color w:val="000000"/>
-                <w:sz w:val="32"/>
-                <w:szCs w:val="40"/>
-              </w:rPr>
-            </w:pPr>
-            <w:r>
-              <w:rPr>
-                <w:rFonts w:ascii="BRH Devanagari Extra" w:hAnsi="BRH Devanagari Extra" w:cs="BRH Devanagari Extra"/>
-                <w:color w:val="000000"/>
-                <w:sz w:val="32"/>
-                <w:szCs w:val="40"/>
-              </w:rPr>
-              <w:t>A</w:t>
-            </w:r>
-            <w:r>
-              <w:rPr>
-                <w:rFonts w:ascii="BRH Malayalam Extra" w:hAnsi="BRH Malayalam Extra" w:cs="BRH Devanagari Extra"/>
-                <w:color w:val="000000"/>
-                <w:szCs w:val="40"/>
-              </w:rPr>
-              <w:t>–</w:t>
-            </w:r>
-            <w:r>
-              <w:rPr>
-                <w:rFonts w:ascii="BRH Devanagari Extra" w:hAnsi="BRH Devanagari Extra" w:cs="BRH Devanagari Extra"/>
-                <w:color w:val="000000"/>
-                <w:sz w:val="32"/>
-                <w:szCs w:val="40"/>
-              </w:rPr>
-              <w:t>(aqÉç)</w:t>
-            </w:r>
-            <w:r>
-              <w:rPr>
-                <w:rFonts w:ascii="BRH Malayalam Extra" w:hAnsi="BRH Malayalam Extra" w:cs="BRH Devanagari Extra"/>
-                <w:color w:val="000000"/>
-                <w:szCs w:val="40"/>
-              </w:rPr>
-              <w:t>–</w:t>
-            </w:r>
-            <w:r>
-              <w:rPr>
-                <w:rFonts w:ascii="BRH Devanagari Extra" w:hAnsi="BRH Devanagari Extra" w:cs="BRH Devanagari Extra"/>
-                <w:color w:val="000000"/>
-                <w:sz w:val="32"/>
-                <w:szCs w:val="40"/>
-              </w:rPr>
-              <w:t>WûÉå</w:t>
-            </w:r>
-            <w:r>
-              <w:rPr>
-                <w:rFonts w:ascii="BRH Malayalam Extra" w:hAnsi="BRH Malayalam Extra" w:cs="BRH Devanagari Extra"/>
-                <w:color w:val="000000"/>
-                <w:szCs w:val="40"/>
-              </w:rPr>
-              <w:t>–</w:t>
-            </w:r>
-            <w:r>
-              <w:rPr>
-                <w:rFonts w:ascii="BRH Devanagari Extra" w:hAnsi="BRH Devanagari Extra" w:cs="BRH Devanagari Extra"/>
-                <w:color w:val="000000"/>
-                <w:sz w:val="32"/>
-                <w:szCs w:val="40"/>
-              </w:rPr>
-              <w:t>qÉÑcÉåþ ÌlÉ</w:t>
-            </w:r>
-            <w:r>
-              <w:rPr>
-                <w:rFonts w:ascii="BRH Malayalam Extra" w:hAnsi="BRH Malayalam Extra" w:cs="BRH Devanagari Extra"/>
-                <w:color w:val="000000"/>
-                <w:szCs w:val="40"/>
-              </w:rPr>
-              <w:t>–</w:t>
-            </w:r>
-            <w:r>
-              <w:rPr>
-                <w:rFonts w:ascii="BRH Devanagari Extra" w:hAnsi="BRH Devanagari Extra" w:cs="BRH Devanagari Extra"/>
-                <w:color w:val="000000"/>
-                <w:sz w:val="32"/>
-                <w:szCs w:val="40"/>
-              </w:rPr>
-              <w:t>UuÉþmÉlÉç ÌlÉ</w:t>
-            </w:r>
-            <w:r>
-              <w:rPr>
-                <w:rFonts w:ascii="BRH Malayalam Extra" w:hAnsi="BRH Malayalam Extra" w:cs="BRH Devanagari Extra"/>
-                <w:color w:val="000000"/>
-                <w:szCs w:val="40"/>
-              </w:rPr>
-              <w:t>–</w:t>
-            </w:r>
-            <w:r>
-              <w:rPr>
-                <w:rFonts w:ascii="BRH Devanagari Extra" w:hAnsi="BRH Devanagari Extra" w:cs="BRH Devanagari Extra"/>
-                <w:color w:val="000000"/>
-                <w:sz w:val="32"/>
-                <w:szCs w:val="40"/>
-              </w:rPr>
-              <w:t>UuÉþmÉlÉç lÉ(aqÉç)WûÉå</w:t>
-            </w:r>
-            <w:r>
-              <w:rPr>
-                <w:rFonts w:ascii="BRH Malayalam Extra" w:hAnsi="BRH Malayalam Extra" w:cs="BRH Devanagari Extra"/>
-                <w:color w:val="000000"/>
-                <w:szCs w:val="40"/>
-              </w:rPr>
-              <w:t>–</w:t>
-            </w:r>
-            <w:r>
-              <w:rPr>
-                <w:rFonts w:ascii="BRH Devanagari Extra" w:hAnsi="BRH Devanagari Extra" w:cs="BRH Devanagari Extra"/>
-                <w:color w:val="000000"/>
-                <w:sz w:val="32"/>
-                <w:szCs w:val="40"/>
-              </w:rPr>
-              <w:t>qÉÑ</w:t>
-            </w:r>
-            <w:r>
-              <w:rPr>
-                <w:rFonts w:ascii="BRH Devanagari Extra" w:hAnsi="BRH Devanagari Extra" w:cs="BRH Devanagari Extra"/>
-                <w:color w:val="000000"/>
-                <w:sz w:val="32"/>
-                <w:szCs w:val="40"/>
-                <w:highlight w:val="yellow"/>
-              </w:rPr>
-              <w:t>cÉåþ Å(aqÉç)</w:t>
-            </w:r>
-            <w:r>
-              <w:rPr>
-                <w:rFonts w:ascii="BRH Devanagari Extra" w:hAnsi="BRH Devanagari Extra" w:cs="BRH Devanagari Extra"/>
-                <w:color w:val="000000"/>
-                <w:sz w:val="32"/>
-                <w:szCs w:val="40"/>
-              </w:rPr>
-              <w:t>WûÉå</w:t>
-            </w:r>
-            <w:r>
-              <w:rPr>
-                <w:rFonts w:ascii="BRH Malayalam Extra" w:hAnsi="BRH Malayalam Extra" w:cs="BRH Devanagari Extra"/>
-                <w:color w:val="000000"/>
-                <w:szCs w:val="40"/>
-              </w:rPr>
-              <w:t>–</w:t>
-            </w:r>
-            <w:r>
-              <w:rPr>
-                <w:rFonts w:ascii="BRH Devanagari Extra" w:hAnsi="BRH Devanagari Extra" w:cs="BRH Devanagari Extra"/>
-                <w:color w:val="000000"/>
-                <w:sz w:val="32"/>
-                <w:szCs w:val="40"/>
-              </w:rPr>
-              <w:t xml:space="preserve">qÉÑcÉåþ </w:t>
-            </w:r>
-          </w:p>
-          <w:p>
-            <w:pPr>
-              <w:widowControl w:val="0"/>
-              <w:autoSpaceDE w:val="0"/>
-              <w:autoSpaceDN w:val="0"/>
-              <w:adjustRightInd w:val="0"/>
-              <w:spacing w:before="0" w:line="240" w:lineRule="auto"/>
-              <w:rPr>
-                <w:rFonts w:cs="BRH Malayalam Extra"/>
-                <w:color w:val="000000"/>
-                <w:szCs w:val="40"/>
-              </w:rPr>
-            </w:pPr>
-            <w:r>
-              <w:rPr>
-                <w:rFonts w:ascii="BRH Devanagari Extra" w:hAnsi="BRH Devanagari Extra" w:cs="BRH Devanagari Extra"/>
-                <w:color w:val="000000"/>
-                <w:sz w:val="32"/>
-                <w:szCs w:val="40"/>
-              </w:rPr>
-              <w:lastRenderedPageBreak/>
+                <w:rFonts w:ascii="BRH Devanagari Extra" w:hAnsi="BRH Devanagari Extra" w:cs="BRH Devanagari Extra"/>
+                <w:color w:val="000000"/>
+                <w:sz w:val="32"/>
+                <w:szCs w:val="40"/>
+              </w:rPr>
               <w:t>ÌlÉ</w:t>
             </w:r>
             <w:r>
@@ -5970,7 +6086,6 @@
                 <w:color w:val="000000"/>
                 <w:szCs w:val="40"/>
               </w:rPr>
-              <w:lastRenderedPageBreak/>
               <w:t>18</w:t>
             </w:r>
             <w:r>
@@ -6074,7 +6189,27 @@
                 <w:sz w:val="32"/>
                 <w:szCs w:val="40"/>
               </w:rPr>
-              <w:t>)-  ClSìÉþrÉ | A</w:t>
+              <w:t>)</w:t>
+            </w:r>
+            <w:proofErr w:type="gramStart"/>
+            <w:r>
+              <w:rPr>
+                <w:rFonts w:ascii="BRH Devanagari Extra" w:hAnsi="BRH Devanagari Extra" w:cs="BRH Devanagari Extra"/>
+                <w:color w:val="000000"/>
+                <w:sz w:val="32"/>
+                <w:szCs w:val="40"/>
+              </w:rPr>
+              <w:t>-  ClSìÉþrÉ</w:t>
+            </w:r>
+            <w:proofErr w:type="gramEnd"/>
+            <w:r>
+              <w:rPr>
+                <w:rFonts w:ascii="BRH Devanagari Extra" w:hAnsi="BRH Devanagari Extra" w:cs="BRH Devanagari Extra"/>
+                <w:color w:val="000000"/>
+                <w:sz w:val="32"/>
+                <w:szCs w:val="40"/>
+              </w:rPr>
+              <w:t xml:space="preserve"> | A</w:t>
             </w:r>
             <w:r>
               <w:rPr>
@@ -6289,6 +6424,196 @@
                 <w:szCs w:val="40"/>
               </w:rPr>
             </w:pPr>
+            <w:r>
+              <w:rPr>
+                <w:rFonts w:cs="BRH Devanagari Extra"/>
+                <w:color w:val="000000"/>
+                <w:szCs w:val="40"/>
+              </w:rPr>
+              <w:t>19</w:t>
+            </w:r>
+            <w:r>
+              <w:rPr>
+                <w:rFonts w:ascii="BRH Devanagari Extra" w:hAnsi="BRH Devanagari Extra" w:cs="BRH Devanagari Extra"/>
+                <w:color w:val="000000"/>
+                <w:sz w:val="32"/>
+                <w:szCs w:val="40"/>
+              </w:rPr>
+              <w:t>)</w:t>
+            </w:r>
+            <w:r>
+              <w:rPr>
+                <w:rFonts w:ascii="BRH Devanagari Extra" w:hAnsi="BRH Devanagari Extra" w:cs="BRH Devanagari Extra"/>
+                <w:color w:val="000000"/>
+                <w:sz w:val="32"/>
+                <w:szCs w:val="40"/>
+              </w:rPr>
+              <w:tab/>
+            </w:r>
+            <w:r>
+              <w:rPr>
+                <w:rFonts w:cs="BRH Devanagari Extra"/>
+                <w:color w:val="000000"/>
+                <w:szCs w:val="40"/>
+              </w:rPr>
+              <w:t>2</w:t>
+            </w:r>
+            <w:r>
+              <w:rPr>
+                <w:rFonts w:ascii="BRH Devanagari Extra" w:hAnsi="BRH Devanagari Extra" w:cs="BRH Devanagari Extra"/>
+                <w:color w:val="000000"/>
+                <w:sz w:val="32"/>
+                <w:szCs w:val="40"/>
+              </w:rPr>
+              <w:t>.</w:t>
+            </w:r>
+            <w:r>
+              <w:rPr>
+                <w:rFonts w:cs="BRH Devanagari Extra"/>
+                <w:color w:val="000000"/>
+                <w:szCs w:val="40"/>
+              </w:rPr>
+              <w:t>4</w:t>
+            </w:r>
+            <w:r>
+              <w:rPr>
+                <w:rFonts w:ascii="BRH Devanagari Extra" w:hAnsi="BRH Devanagari Extra" w:cs="BRH Devanagari Extra"/>
+                <w:color w:val="000000"/>
+                <w:sz w:val="32"/>
+                <w:szCs w:val="40"/>
+              </w:rPr>
+              <w:t>.</w:t>
+            </w:r>
+            <w:r>
+              <w:rPr>
+                <w:rFonts w:cs="BRH Devanagari Extra"/>
+                <w:color w:val="000000"/>
+                <w:szCs w:val="40"/>
+              </w:rPr>
+              <w:t>2</w:t>
+            </w:r>
+            <w:r>
+              <w:rPr>
+                <w:rFonts w:ascii="BRH Devanagari Extra" w:hAnsi="BRH Devanagari Extra" w:cs="BRH Devanagari Extra"/>
+                <w:color w:val="000000"/>
+                <w:sz w:val="32"/>
+                <w:szCs w:val="40"/>
+              </w:rPr>
+              <w:t>.</w:t>
+            </w:r>
+            <w:r>
+              <w:rPr>
+                <w:rFonts w:cs="BRH Devanagari Extra"/>
+                <w:color w:val="000000"/>
+                <w:szCs w:val="40"/>
+              </w:rPr>
+              <w:t>2</w:t>
+            </w:r>
+            <w:r>
+              <w:rPr>
+                <w:rFonts w:ascii="BRH Devanagari Extra" w:hAnsi="BRH Devanagari Extra" w:cs="BRH Devanagari Extra"/>
+                <w:color w:val="000000"/>
+                <w:sz w:val="32"/>
+                <w:szCs w:val="40"/>
+              </w:rPr>
+              <w:t>(</w:t>
+            </w:r>
+            <w:r>
+              <w:rPr>
+                <w:rFonts w:cs="BRH Devanagari Extra"/>
+                <w:color w:val="000000"/>
+                <w:szCs w:val="40"/>
+              </w:rPr>
+              <w:t>16</w:t>
+            </w:r>
+            <w:r>
+              <w:rPr>
+                <w:rFonts w:ascii="BRH Devanagari Extra" w:hAnsi="BRH Devanagari Extra" w:cs="BRH Devanagari Extra"/>
+                <w:color w:val="000000"/>
+                <w:sz w:val="32"/>
+                <w:szCs w:val="40"/>
+              </w:rPr>
+              <w:t>)</w:t>
+            </w:r>
+            <w:proofErr w:type="gramStart"/>
+            <w:r>
+              <w:rPr>
+                <w:rFonts w:ascii="BRH Devanagari Extra" w:hAnsi="BRH Devanagari Extra" w:cs="BRH Devanagari Extra"/>
+                <w:color w:val="000000"/>
+                <w:sz w:val="32"/>
+                <w:szCs w:val="40"/>
+              </w:rPr>
+              <w:t>-  A</w:t>
+            </w:r>
+            <w:proofErr w:type="gramEnd"/>
+            <w:r>
+              <w:rPr>
+                <w:rFonts w:ascii="BRH Malayalam Extra" w:hAnsi="BRH Malayalam Extra" w:cs="BRH Devanagari Extra"/>
+                <w:color w:val="000000"/>
+                <w:szCs w:val="40"/>
+              </w:rPr>
+              <w:t>–</w:t>
+            </w:r>
+            <w:r>
+              <w:rPr>
+                <w:rFonts w:ascii="BRH Devanagari Extra" w:hAnsi="BRH Devanagari Extra" w:cs="BRH Devanagari Extra"/>
+                <w:color w:val="000000"/>
+                <w:sz w:val="32"/>
+                <w:szCs w:val="40"/>
+              </w:rPr>
+              <w:t>(aqÉç)</w:t>
+            </w:r>
+            <w:r>
+              <w:rPr>
+                <w:rFonts w:ascii="BRH Malayalam Extra" w:hAnsi="BRH Malayalam Extra" w:cs="BRH Devanagari Extra"/>
+                <w:color w:val="000000"/>
+                <w:szCs w:val="40"/>
+              </w:rPr>
+              <w:t>–</w:t>
+            </w:r>
+            <w:r>
+              <w:rPr>
+                <w:rFonts w:ascii="BRH Devanagari Extra" w:hAnsi="BRH Devanagari Extra" w:cs="BRH Devanagari Extra"/>
+                <w:color w:val="000000"/>
+                <w:sz w:val="32"/>
+                <w:szCs w:val="40"/>
+              </w:rPr>
+              <w:t>WûÉå</w:t>
+            </w:r>
+            <w:r>
+              <w:rPr>
+                <w:rFonts w:ascii="BRH Malayalam Extra" w:hAnsi="BRH Malayalam Extra" w:cs="BRH Devanagari Extra"/>
+                <w:color w:val="000000"/>
+                <w:szCs w:val="40"/>
+              </w:rPr>
+              <w:t>–</w:t>
+            </w:r>
+            <w:r>
+              <w:rPr>
+                <w:rFonts w:ascii="BRH Devanagari Extra" w:hAnsi="BRH Devanagari Extra" w:cs="BRH Devanagari Extra"/>
+                <w:color w:val="000000"/>
+                <w:sz w:val="32"/>
+                <w:szCs w:val="40"/>
+              </w:rPr>
+              <w:t>qÉÑcÉåÿ | ÌlÉ</w:t>
+            </w:r>
+            <w:r>
+              <w:rPr>
+                <w:rFonts w:ascii="BRH Malayalam Extra" w:hAnsi="BRH Malayalam Extra" w:cs="BRH Devanagari Extra"/>
+                <w:color w:val="000000"/>
+                <w:szCs w:val="40"/>
+              </w:rPr>
+              <w:t>–</w:t>
+            </w:r>
+            <w:r>
+              <w:rPr>
+                <w:rFonts w:ascii="BRH Devanagari Extra" w:hAnsi="BRH Devanagari Extra" w:cs="BRH Devanagari Extra"/>
+                <w:color w:val="000000"/>
+                <w:sz w:val="32"/>
+                <w:szCs w:val="40"/>
+              </w:rPr>
+              <w:t xml:space="preserve">UuÉþmÉ³Éç | </w:t>
+            </w:r>
           </w:p>
           <w:p>
             <w:pPr>
@@ -6304,6 +6629,163 @@
                 <w:szCs w:val="40"/>
               </w:rPr>
             </w:pPr>
+            <w:r>
+              <w:rPr>
+                <w:rFonts w:ascii="BRH Devanagari Extra" w:hAnsi="BRH Devanagari Extra" w:cs="BRH Devanagari Extra"/>
+                <w:color w:val="000000"/>
+                <w:sz w:val="32"/>
+                <w:szCs w:val="40"/>
+              </w:rPr>
+              <w:t>A</w:t>
+            </w:r>
+            <w:r>
+              <w:rPr>
+                <w:rFonts w:ascii="BRH Malayalam Extra" w:hAnsi="BRH Malayalam Extra" w:cs="BRH Devanagari Extra"/>
+                <w:color w:val="000000"/>
+                <w:szCs w:val="40"/>
+              </w:rPr>
+              <w:t>–</w:t>
+            </w:r>
+            <w:r>
+              <w:rPr>
+                <w:rFonts w:ascii="BRH Devanagari Extra" w:hAnsi="BRH Devanagari Extra" w:cs="BRH Devanagari Extra"/>
+                <w:color w:val="000000"/>
+                <w:sz w:val="32"/>
+                <w:szCs w:val="40"/>
+              </w:rPr>
+              <w:t>(aqÉç)</w:t>
+            </w:r>
+            <w:r>
+              <w:rPr>
+                <w:rFonts w:ascii="BRH Malayalam Extra" w:hAnsi="BRH Malayalam Extra" w:cs="BRH Devanagari Extra"/>
+                <w:color w:val="000000"/>
+                <w:szCs w:val="40"/>
+              </w:rPr>
+              <w:t>–</w:t>
+            </w:r>
+            <w:r>
+              <w:rPr>
+                <w:rFonts w:ascii="BRH Devanagari Extra" w:hAnsi="BRH Devanagari Extra" w:cs="BRH Devanagari Extra"/>
+                <w:color w:val="000000"/>
+                <w:sz w:val="32"/>
+                <w:szCs w:val="40"/>
+              </w:rPr>
+              <w:t>WûÉå</w:t>
+            </w:r>
+            <w:r>
+              <w:rPr>
+                <w:rFonts w:ascii="BRH Malayalam Extra" w:hAnsi="BRH Malayalam Extra" w:cs="BRH Devanagari Extra"/>
+                <w:color w:val="000000"/>
+                <w:szCs w:val="40"/>
+              </w:rPr>
+              <w:t>–</w:t>
+            </w:r>
+            <w:r>
+              <w:rPr>
+                <w:rFonts w:ascii="BRH Devanagari Extra" w:hAnsi="BRH Devanagari Extra" w:cs="BRH Devanagari Extra"/>
+                <w:color w:val="000000"/>
+                <w:sz w:val="32"/>
+                <w:szCs w:val="40"/>
+              </w:rPr>
+              <w:t>qÉÑcÉåþ ÌlÉ</w:t>
+            </w:r>
+            <w:r>
+              <w:rPr>
+                <w:rFonts w:ascii="BRH Malayalam Extra" w:hAnsi="BRH Malayalam Extra" w:cs="BRH Devanagari Extra"/>
+                <w:color w:val="000000"/>
+                <w:szCs w:val="40"/>
+              </w:rPr>
+              <w:t>–</w:t>
+            </w:r>
+            <w:r>
+              <w:rPr>
+                <w:rFonts w:ascii="BRH Devanagari Extra" w:hAnsi="BRH Devanagari Extra" w:cs="BRH Devanagari Extra"/>
+                <w:color w:val="000000"/>
+                <w:sz w:val="32"/>
+                <w:szCs w:val="40"/>
+              </w:rPr>
+              <w:t>UuÉþmÉlÉç ÌlÉ</w:t>
+            </w:r>
+            <w:r>
+              <w:rPr>
+                <w:rFonts w:ascii="BRH Malayalam Extra" w:hAnsi="BRH Malayalam Extra" w:cs="BRH Devanagari Extra"/>
+                <w:color w:val="000000"/>
+                <w:szCs w:val="40"/>
+              </w:rPr>
+              <w:t>–</w:t>
+            </w:r>
+            <w:r>
+              <w:rPr>
+                <w:rFonts w:ascii="BRH Devanagari Extra" w:hAnsi="BRH Devanagari Extra" w:cs="BRH Devanagari Extra"/>
+                <w:color w:val="000000"/>
+                <w:sz w:val="32"/>
+                <w:szCs w:val="40"/>
+              </w:rPr>
+              <w:t>UuÉþmÉlÉç lÉ(aqÉç)WûÉå</w:t>
+            </w:r>
+            <w:r>
+              <w:rPr>
+                <w:rFonts w:ascii="BRH Malayalam Extra" w:hAnsi="BRH Malayalam Extra" w:cs="BRH Devanagari Extra"/>
+                <w:color w:val="000000"/>
+                <w:szCs w:val="40"/>
+              </w:rPr>
+              <w:t>–</w:t>
+            </w:r>
+            <w:r>
+              <w:rPr>
+                <w:rFonts w:ascii="BRH Devanagari Extra" w:hAnsi="BRH Devanagari Extra" w:cs="BRH Devanagari Extra"/>
+                <w:color w:val="000000"/>
+                <w:sz w:val="32"/>
+                <w:szCs w:val="40"/>
+              </w:rPr>
+              <w:t>qÉÑ</w:t>
+            </w:r>
+            <w:r>
+              <w:rPr>
+                <w:rFonts w:ascii="BRH Devanagari Extra" w:hAnsi="BRH Devanagari Extra" w:cs="BRH Devanagari Extra"/>
+                <w:color w:val="000000"/>
+                <w:sz w:val="32"/>
+                <w:szCs w:val="40"/>
+                <w:highlight w:val="green"/>
+              </w:rPr>
+              <w:t>cÉå Å(aqÉç)</w:t>
+            </w:r>
+            <w:r>
+              <w:rPr>
+                <w:rFonts w:ascii="BRH Devanagari Extra" w:hAnsi="BRH Devanagari Extra" w:cs="BRH Devanagari Extra"/>
+                <w:color w:val="000000"/>
+                <w:sz w:val="32"/>
+                <w:szCs w:val="40"/>
+                <w:highlight w:val="yellow"/>
+              </w:rPr>
+              <w:t>þ</w:t>
+            </w:r>
+            <w:r>
+              <w:rPr>
+                <w:rFonts w:ascii="BRH Devanagari Extra" w:hAnsi="BRH Devanagari Extra" w:cs="BRH Devanagari Extra"/>
+                <w:color w:val="000000"/>
+                <w:sz w:val="32"/>
+                <w:szCs w:val="40"/>
+              </w:rPr>
+              <w:t>WûÉå</w:t>
+            </w:r>
+            <w:r>
+              <w:rPr>
+                <w:rFonts w:ascii="BRH Malayalam Extra" w:hAnsi="BRH Malayalam Extra" w:cs="BRH Devanagari Extra"/>
+                <w:color w:val="000000"/>
+                <w:szCs w:val="40"/>
+              </w:rPr>
+              <w:t>–</w:t>
+            </w:r>
+            <w:r>
+              <w:rPr>
+                <w:rFonts w:ascii="BRH Devanagari Extra" w:hAnsi="BRH Devanagari Extra" w:cs="BRH Devanagari Extra"/>
+                <w:color w:val="000000"/>
+                <w:sz w:val="32"/>
+                <w:szCs w:val="40"/>
+              </w:rPr>
+              <w:t xml:space="preserve">qÉÑcÉåþ </w:t>
+            </w:r>
           </w:p>
           <w:p>
             <w:pPr>
@@ -6313,385 +6795,18 @@
               <w:adjustRightInd w:val="0"/>
               <w:spacing w:before="0" w:line="240" w:lineRule="auto"/>
               <w:rPr>
-                <w:rFonts w:ascii="BRH Devanagari Extra" w:hAnsi="BRH Devanagari Extra" w:cs="BRH Devanagari Extra"/>
-                <w:color w:val="000000"/>
-                <w:sz w:val="32"/>
+                <w:rFonts w:cs="BRH Malayalam Extra"/>
+                <w:color w:val="000000"/>
                 <w:szCs w:val="40"/>
               </w:rPr>
             </w:pPr>
             <w:r>
               <w:rPr>
-                <w:rFonts w:cs="BRH Devanagari Extra"/>
-                <w:color w:val="000000"/>
-                <w:szCs w:val="40"/>
-              </w:rPr>
-              <w:t>19</w:t>
-            </w:r>
-            <w:r>
-              <w:rPr>
-                <w:rFonts w:ascii="BRH Devanagari Extra" w:hAnsi="BRH Devanagari Extra" w:cs="BRH Devanagari Extra"/>
-                <w:color w:val="000000"/>
-                <w:sz w:val="32"/>
-                <w:szCs w:val="40"/>
-              </w:rPr>
-              <w:t>)</w:t>
-            </w:r>
-            <w:r>
-              <w:rPr>
-                <w:rFonts w:ascii="BRH Devanagari Extra" w:hAnsi="BRH Devanagari Extra" w:cs="BRH Devanagari Extra"/>
-                <w:color w:val="000000"/>
-                <w:sz w:val="32"/>
-                <w:szCs w:val="40"/>
-              </w:rPr>
-              <w:tab/>
-            </w:r>
-            <w:r>
-              <w:rPr>
-                <w:rFonts w:cs="BRH Devanagari Extra"/>
-                <w:color w:val="000000"/>
-                <w:szCs w:val="40"/>
-              </w:rPr>
-              <w:t>2</w:t>
-            </w:r>
-            <w:r>
-              <w:rPr>
-                <w:rFonts w:ascii="BRH Devanagari Extra" w:hAnsi="BRH Devanagari Extra" w:cs="BRH Devanagari Extra"/>
-                <w:color w:val="000000"/>
-                <w:sz w:val="32"/>
-                <w:szCs w:val="40"/>
-              </w:rPr>
-              <w:t>.</w:t>
-            </w:r>
-            <w:r>
-              <w:rPr>
-                <w:rFonts w:cs="BRH Devanagari Extra"/>
-                <w:color w:val="000000"/>
-                <w:szCs w:val="40"/>
-              </w:rPr>
-              <w:t>4</w:t>
-            </w:r>
-            <w:r>
-              <w:rPr>
-                <w:rFonts w:ascii="BRH Devanagari Extra" w:hAnsi="BRH Devanagari Extra" w:cs="BRH Devanagari Extra"/>
-                <w:color w:val="000000"/>
-                <w:sz w:val="32"/>
-                <w:szCs w:val="40"/>
-              </w:rPr>
-              <w:t>.</w:t>
-            </w:r>
-            <w:r>
-              <w:rPr>
-                <w:rFonts w:cs="BRH Devanagari Extra"/>
-                <w:color w:val="000000"/>
-                <w:szCs w:val="40"/>
-              </w:rPr>
-              <w:t>2</w:t>
-            </w:r>
-            <w:r>
-              <w:rPr>
-                <w:rFonts w:ascii="BRH Devanagari Extra" w:hAnsi="BRH Devanagari Extra" w:cs="BRH Devanagari Extra"/>
-                <w:color w:val="000000"/>
-                <w:sz w:val="32"/>
-                <w:szCs w:val="40"/>
-              </w:rPr>
-              <w:t>.</w:t>
-            </w:r>
-            <w:r>
-              <w:rPr>
-                <w:rFonts w:cs="BRH Devanagari Extra"/>
-                <w:color w:val="000000"/>
-                <w:szCs w:val="40"/>
-              </w:rPr>
-              <w:t>2</w:t>
-            </w:r>
-            <w:r>
-              <w:rPr>
-                <w:rFonts w:ascii="BRH Devanagari Extra" w:hAnsi="BRH Devanagari Extra" w:cs="BRH Devanagari Extra"/>
-                <w:color w:val="000000"/>
-                <w:sz w:val="32"/>
-                <w:szCs w:val="40"/>
-              </w:rPr>
-              <w:t>(</w:t>
-            </w:r>
-            <w:r>
-              <w:rPr>
-                <w:rFonts w:cs="BRH Devanagari Extra"/>
-                <w:color w:val="000000"/>
-                <w:szCs w:val="40"/>
-              </w:rPr>
-              <w:t>16</w:t>
-            </w:r>
-            <w:r>
-              <w:rPr>
-                <w:rFonts w:ascii="BRH Devanagari Extra" w:hAnsi="BRH Devanagari Extra" w:cs="BRH Devanagari Extra"/>
-                <w:color w:val="000000"/>
-                <w:sz w:val="32"/>
-                <w:szCs w:val="40"/>
-              </w:rPr>
-              <w:t>)-  A</w:t>
-            </w:r>
-            <w:r>
-              <w:rPr>
-                <w:rFonts w:ascii="BRH Malayalam Extra" w:hAnsi="BRH Malayalam Extra" w:cs="BRH Devanagari Extra"/>
-                <w:color w:val="000000"/>
-                <w:szCs w:val="40"/>
-              </w:rPr>
-              <w:t>–</w:t>
-            </w:r>
-            <w:r>
-              <w:rPr>
-                <w:rFonts w:ascii="BRH Devanagari Extra" w:hAnsi="BRH Devanagari Extra" w:cs="BRH Devanagari Extra"/>
-                <w:color w:val="000000"/>
-                <w:sz w:val="32"/>
-                <w:szCs w:val="40"/>
-              </w:rPr>
-              <w:t>(aqÉç)</w:t>
-            </w:r>
-            <w:r>
-              <w:rPr>
-                <w:rFonts w:ascii="BRH Malayalam Extra" w:hAnsi="BRH Malayalam Extra" w:cs="BRH Devanagari Extra"/>
-                <w:color w:val="000000"/>
-                <w:szCs w:val="40"/>
-              </w:rPr>
-              <w:t>–</w:t>
-            </w:r>
-            <w:r>
-              <w:rPr>
-                <w:rFonts w:ascii="BRH Devanagari Extra" w:hAnsi="BRH Devanagari Extra" w:cs="BRH Devanagari Extra"/>
-                <w:color w:val="000000"/>
-                <w:sz w:val="32"/>
-                <w:szCs w:val="40"/>
-              </w:rPr>
-              <w:t>WûÉå</w:t>
-            </w:r>
-            <w:r>
-              <w:rPr>
-                <w:rFonts w:ascii="BRH Malayalam Extra" w:hAnsi="BRH Malayalam Extra" w:cs="BRH Devanagari Extra"/>
-                <w:color w:val="000000"/>
-                <w:szCs w:val="40"/>
-              </w:rPr>
-              <w:t>–</w:t>
-            </w:r>
-            <w:r>
-              <w:rPr>
-                <w:rFonts w:ascii="BRH Devanagari Extra" w:hAnsi="BRH Devanagari Extra" w:cs="BRH Devanagari Extra"/>
-                <w:color w:val="000000"/>
-                <w:sz w:val="32"/>
-                <w:szCs w:val="40"/>
-              </w:rPr>
-              <w:t>qÉÑcÉåÿ | ÌlÉ</w:t>
-            </w:r>
-            <w:r>
-              <w:rPr>
-                <w:rFonts w:ascii="BRH Malayalam Extra" w:hAnsi="BRH Malayalam Extra" w:cs="BRH Devanagari Extra"/>
-                <w:color w:val="000000"/>
-                <w:szCs w:val="40"/>
-              </w:rPr>
-              <w:t>–</w:t>
-            </w:r>
-            <w:r>
-              <w:rPr>
-                <w:rFonts w:ascii="BRH Devanagari Extra" w:hAnsi="BRH Devanagari Extra" w:cs="BRH Devanagari Extra"/>
-                <w:color w:val="000000"/>
-                <w:sz w:val="32"/>
-                <w:szCs w:val="40"/>
-              </w:rPr>
-              <w:t xml:space="preserve">UuÉþmÉ³Éç | </w:t>
-            </w:r>
-          </w:p>
-          <w:p>
-            <w:pPr>
-              <w:widowControl w:val="0"/>
-              <w:autoSpaceDE w:val="0"/>
-              <w:autoSpaceDN w:val="0"/>
-              <w:adjustRightInd w:val="0"/>
-              <w:spacing w:before="0" w:line="240" w:lineRule="auto"/>
-              <w:rPr>
-                <w:rFonts w:ascii="BRH Devanagari Extra" w:hAnsi="BRH Devanagari Extra" w:cs="BRH Devanagari Extra"/>
-                <w:color w:val="000000"/>
-                <w:sz w:val="32"/>
-                <w:szCs w:val="40"/>
-              </w:rPr>
-            </w:pPr>
-            <w:r>
-              <w:rPr>
-                <w:rFonts w:ascii="BRH Devanagari Extra" w:hAnsi="BRH Devanagari Extra" w:cs="BRH Devanagari Extra"/>
-                <w:color w:val="000000"/>
-                <w:sz w:val="32"/>
-                <w:szCs w:val="40"/>
-              </w:rPr>
-              <w:t>A</w:t>
-            </w:r>
-            <w:r>
-              <w:rPr>
-                <w:rFonts w:ascii="BRH Malayalam Extra" w:hAnsi="BRH Malayalam Extra" w:cs="BRH Devanagari Extra"/>
-                <w:color w:val="000000"/>
-                <w:szCs w:val="40"/>
-              </w:rPr>
-              <w:t>–</w:t>
-            </w:r>
-            <w:r>
-              <w:rPr>
-                <w:rFonts w:ascii="BRH Devanagari Extra" w:hAnsi="BRH Devanagari Extra" w:cs="BRH Devanagari Extra"/>
-                <w:color w:val="000000"/>
-                <w:sz w:val="32"/>
-                <w:szCs w:val="40"/>
-              </w:rPr>
-              <w:t>(aqÉç)</w:t>
-            </w:r>
-            <w:r>
-              <w:rPr>
-                <w:rFonts w:ascii="BRH Malayalam Extra" w:hAnsi="BRH Malayalam Extra" w:cs="BRH Devanagari Extra"/>
-                <w:color w:val="000000"/>
-                <w:szCs w:val="40"/>
-              </w:rPr>
-              <w:t>–</w:t>
-            </w:r>
-            <w:r>
-              <w:rPr>
-                <w:rFonts w:ascii="BRH Devanagari Extra" w:hAnsi="BRH Devanagari Extra" w:cs="BRH Devanagari Extra"/>
-                <w:color w:val="000000"/>
-                <w:sz w:val="32"/>
-                <w:szCs w:val="40"/>
-              </w:rPr>
-              <w:t>WûÉå</w:t>
-            </w:r>
-            <w:r>
-              <w:rPr>
-                <w:rFonts w:ascii="BRH Malayalam Extra" w:hAnsi="BRH Malayalam Extra" w:cs="BRH Devanagari Extra"/>
-                <w:color w:val="000000"/>
-                <w:szCs w:val="40"/>
-              </w:rPr>
-              <w:t>–</w:t>
-            </w:r>
-            <w:r>
-              <w:rPr>
-                <w:rFonts w:ascii="BRH Devanagari Extra" w:hAnsi="BRH Devanagari Extra" w:cs="BRH Devanagari Extra"/>
-                <w:color w:val="000000"/>
-                <w:sz w:val="32"/>
-                <w:szCs w:val="40"/>
-              </w:rPr>
-              <w:t>qÉÑcÉåþ ÌlÉ</w:t>
-            </w:r>
-            <w:r>
-              <w:rPr>
-                <w:rFonts w:ascii="BRH Malayalam Extra" w:hAnsi="BRH Malayalam Extra" w:cs="BRH Devanagari Extra"/>
-                <w:color w:val="000000"/>
-                <w:szCs w:val="40"/>
-              </w:rPr>
-              <w:t>–</w:t>
-            </w:r>
-            <w:r>
-              <w:rPr>
-                <w:rFonts w:ascii="BRH Devanagari Extra" w:hAnsi="BRH Devanagari Extra" w:cs="BRH Devanagari Extra"/>
-                <w:color w:val="000000"/>
-                <w:sz w:val="32"/>
-                <w:szCs w:val="40"/>
-              </w:rPr>
-              <w:t>UuÉþmÉlÉç ÌlÉ</w:t>
-            </w:r>
-            <w:r>
-              <w:rPr>
-                <w:rFonts w:ascii="BRH Malayalam Extra" w:hAnsi="BRH Malayalam Extra" w:cs="BRH Devanagari Extra"/>
-                <w:color w:val="000000"/>
-                <w:szCs w:val="40"/>
-              </w:rPr>
-              <w:t>–</w:t>
-            </w:r>
-            <w:r>
-              <w:rPr>
-                <w:rFonts w:ascii="BRH Devanagari Extra" w:hAnsi="BRH Devanagari Extra" w:cs="BRH Devanagari Extra"/>
-                <w:color w:val="000000"/>
-                <w:sz w:val="32"/>
-                <w:szCs w:val="40"/>
-              </w:rPr>
-              <w:t>UuÉþmÉlÉç lÉ(aqÉç)WûÉå</w:t>
-            </w:r>
-            <w:r>
-              <w:rPr>
-                <w:rFonts w:ascii="BRH Malayalam Extra" w:hAnsi="BRH Malayalam Extra" w:cs="BRH Devanagari Extra"/>
-                <w:color w:val="000000"/>
-                <w:szCs w:val="40"/>
-              </w:rPr>
-              <w:t>–</w:t>
-            </w:r>
-            <w:r>
-              <w:rPr>
-                <w:rFonts w:ascii="BRH Devanagari Extra" w:hAnsi="BRH Devanagari Extra" w:cs="BRH Devanagari Extra"/>
-                <w:color w:val="000000"/>
-                <w:sz w:val="32"/>
-                <w:szCs w:val="40"/>
-              </w:rPr>
-              <w:t>qÉÑ</w:t>
-            </w:r>
-            <w:r>
-              <w:rPr>
-                <w:rFonts w:ascii="BRH Devanagari Extra" w:hAnsi="BRH Devanagari Extra" w:cs="BRH Devanagari Extra"/>
-                <w:color w:val="000000"/>
-                <w:sz w:val="32"/>
-                <w:szCs w:val="40"/>
-                <w:highlight w:val="green"/>
-              </w:rPr>
-              <w:t>cÉå Å(aqÉç)</w:t>
-            </w:r>
-            <w:r>
-              <w:rPr>
-                <w:rFonts w:ascii="BRH Devanagari Extra" w:hAnsi="BRH Devanagari Extra" w:cs="BRH Devanagari Extra"/>
-                <w:color w:val="000000"/>
-                <w:sz w:val="32"/>
-                <w:szCs w:val="40"/>
-                <w:highlight w:val="yellow"/>
-              </w:rPr>
-              <w:t>þ</w:t>
-            </w:r>
-            <w:r>
-              <w:rPr>
-                <w:rFonts w:ascii="BRH Devanagari Extra" w:hAnsi="BRH Devanagari Extra" w:cs="BRH Devanagari Extra"/>
-                <w:color w:val="000000"/>
-                <w:sz w:val="32"/>
-                <w:szCs w:val="40"/>
-              </w:rPr>
-              <w:t>WûÉå</w:t>
-            </w:r>
-            <w:r>
-              <w:rPr>
-                <w:rFonts w:ascii="BRH Malayalam Extra" w:hAnsi="BRH Malayalam Extra" w:cs="BRH Devanagari Extra"/>
-                <w:color w:val="000000"/>
-                <w:szCs w:val="40"/>
-              </w:rPr>
-              <w:t>–</w:t>
-            </w:r>
-            <w:r>
-              <w:rPr>
-                <w:rFonts w:ascii="BRH Devanagari Extra" w:hAnsi="BRH Devanagari Extra" w:cs="BRH Devanagari Extra"/>
-                <w:color w:val="000000"/>
-                <w:sz w:val="32"/>
-                <w:szCs w:val="40"/>
-              </w:rPr>
-              <w:t xml:space="preserve">qÉÑcÉåþ </w:t>
-            </w:r>
-          </w:p>
-          <w:p>
-            <w:pPr>
-              <w:widowControl w:val="0"/>
-              <w:autoSpaceDE w:val="0"/>
-              <w:autoSpaceDN w:val="0"/>
-              <w:adjustRightInd w:val="0"/>
-              <w:spacing w:before="0" w:line="240" w:lineRule="auto"/>
-              <w:rPr>
-                <w:rFonts w:cs="BRH Malayalam Extra"/>
-                <w:color w:val="000000"/>
-                <w:szCs w:val="40"/>
-              </w:rPr>
-            </w:pPr>
-            <w:r>
-              <w:rPr>
-                <w:rFonts w:ascii="BRH Devanagari Extra" w:hAnsi="BRH Devanagari Extra" w:cs="BRH Devanagari Extra"/>
-                <w:color w:val="000000"/>
-                <w:sz w:val="32"/>
-                <w:szCs w:val="40"/>
-              </w:rPr>
-              <w:lastRenderedPageBreak/>
+                <w:rFonts w:ascii="BRH Devanagari Extra" w:hAnsi="BRH Devanagari Extra" w:cs="BRH Devanagari Extra"/>
+                <w:color w:val="000000"/>
+                <w:sz w:val="32"/>
+                <w:szCs w:val="40"/>
+              </w:rPr>
               <w:t>ÌlÉ</w:t>
             </w:r>
             <w:r>
@@ -6739,7 +6854,6 @@
                 <w:color w:val="000000"/>
                 <w:szCs w:val="40"/>
               </w:rPr>
-              <w:lastRenderedPageBreak/>
               <w:t>21</w:t>
             </w:r>
             <w:r>
@@ -6843,8 +6957,19 @@
                 <w:sz w:val="32"/>
                 <w:szCs w:val="40"/>
               </w:rPr>
-              <w:t>)-  ÌlÉ</w:t>
-            </w:r>
+              <w:t>)</w:t>
+            </w:r>
+            <w:proofErr w:type="gramStart"/>
+            <w:r>
+              <w:rPr>
+                <w:rFonts w:ascii="BRH Devanagari Extra" w:hAnsi="BRH Devanagari Extra" w:cs="BRH Devanagari Extra"/>
+                <w:color w:val="000000"/>
+                <w:sz w:val="32"/>
+                <w:szCs w:val="40"/>
+              </w:rPr>
+              <w:t>-  ÌlÉ</w:t>
+            </w:r>
+            <w:proofErr w:type="gramEnd"/>
             <w:r>
               <w:rPr>
                 <w:rFonts w:ascii="BRH Malayalam Extra" w:hAnsi="BRH Malayalam Extra" w:cs="BRH Devanagari Extra"/>
@@ -7173,8 +7298,19 @@
                 <w:sz w:val="32"/>
                 <w:szCs w:val="40"/>
               </w:rPr>
-              <w:t>)-  ÌlÉ</w:t>
-            </w:r>
+              <w:t>)</w:t>
+            </w:r>
+            <w:proofErr w:type="gramStart"/>
+            <w:r>
+              <w:rPr>
+                <w:rFonts w:ascii="BRH Devanagari Extra" w:hAnsi="BRH Devanagari Extra" w:cs="BRH Devanagari Extra"/>
+                <w:color w:val="000000"/>
+                <w:sz w:val="32"/>
+                <w:szCs w:val="40"/>
+              </w:rPr>
+              <w:t>-  ÌlÉ</w:t>
+            </w:r>
+            <w:proofErr w:type="gramEnd"/>
             <w:r>
               <w:rPr>
                 <w:rFonts w:ascii="BRH Malayalam Extra" w:hAnsi="BRH Malayalam Extra" w:cs="BRH Devanagari Extra"/>
@@ -7421,6 +7557,7 @@
                 <w:color w:val="000000"/>
                 <w:szCs w:val="40"/>
               </w:rPr>
+              <w:lastRenderedPageBreak/>
               <w:t>20</w:t>
             </w:r>
             <w:r>
@@ -7524,7 +7661,27 @@
                 <w:sz w:val="32"/>
                 <w:szCs w:val="40"/>
               </w:rPr>
-              <w:t>)-  ClSìÉþrÉ | A</w:t>
+              <w:t>)</w:t>
+            </w:r>
+            <w:proofErr w:type="gramStart"/>
+            <w:r>
+              <w:rPr>
+                <w:rFonts w:ascii="BRH Devanagari Extra" w:hAnsi="BRH Devanagari Extra" w:cs="BRH Devanagari Extra"/>
+                <w:color w:val="000000"/>
+                <w:sz w:val="32"/>
+                <w:szCs w:val="40"/>
+              </w:rPr>
+              <w:t>-  ClSìÉþrÉ</w:t>
+            </w:r>
+            <w:proofErr w:type="gramEnd"/>
+            <w:r>
+              <w:rPr>
+                <w:rFonts w:ascii="BRH Devanagari Extra" w:hAnsi="BRH Devanagari Extra" w:cs="BRH Devanagari Extra"/>
+                <w:color w:val="000000"/>
+                <w:sz w:val="32"/>
+                <w:szCs w:val="40"/>
+              </w:rPr>
+              <w:t xml:space="preserve"> | A</w:t>
             </w:r>
             <w:r>
               <w:rPr>
@@ -7829,8 +7986,19 @@
                 <w:sz w:val="32"/>
                 <w:szCs w:val="40"/>
               </w:rPr>
-              <w:t>)-  A</w:t>
-            </w:r>
+              <w:t>)</w:t>
+            </w:r>
+            <w:proofErr w:type="gramStart"/>
+            <w:r>
+              <w:rPr>
+                <w:rFonts w:ascii="BRH Devanagari Extra" w:hAnsi="BRH Devanagari Extra" w:cs="BRH Devanagari Extra"/>
+                <w:color w:val="000000"/>
+                <w:sz w:val="32"/>
+                <w:szCs w:val="40"/>
+              </w:rPr>
+              <w:t>-  A</w:t>
+            </w:r>
+            <w:proofErr w:type="gramEnd"/>
             <w:r>
               <w:rPr>
                 <w:rFonts w:ascii="BRH Malayalam Extra" w:hAnsi="BRH Malayalam Extra" w:cs="BRH Devanagari Extra"/>
@@ -8238,7 +8406,27 @@
                 <w:sz w:val="32"/>
                 <w:szCs w:val="40"/>
               </w:rPr>
-              <w:t>)-  ClSìÉþrÉ | A</w:t>
+              <w:t>)</w:t>
+            </w:r>
+            <w:proofErr w:type="gramStart"/>
+            <w:r>
+              <w:rPr>
+                <w:rFonts w:ascii="BRH Devanagari Extra" w:hAnsi="BRH Devanagari Extra" w:cs="BRH Devanagari Extra"/>
+                <w:color w:val="000000"/>
+                <w:sz w:val="32"/>
+                <w:szCs w:val="40"/>
+              </w:rPr>
+              <w:t>-  ClSìÉþrÉ</w:t>
+            </w:r>
+            <w:proofErr w:type="gramEnd"/>
+            <w:r>
+              <w:rPr>
+                <w:rFonts w:ascii="BRH Devanagari Extra" w:hAnsi="BRH Devanagari Extra" w:cs="BRH Devanagari Extra"/>
+                <w:color w:val="000000"/>
+                <w:sz w:val="32"/>
+                <w:szCs w:val="40"/>
+              </w:rPr>
+              <w:t xml:space="preserve"> | A</w:t>
             </w:r>
             <w:r>
               <w:rPr>
@@ -8553,8 +8741,19 @@
                 <w:sz w:val="32"/>
                 <w:szCs w:val="40"/>
               </w:rPr>
-              <w:t>)-  A</w:t>
-            </w:r>
+              <w:t>)</w:t>
+            </w:r>
+            <w:proofErr w:type="gramStart"/>
+            <w:r>
+              <w:rPr>
+                <w:rFonts w:ascii="BRH Devanagari Extra" w:hAnsi="BRH Devanagari Extra" w:cs="BRH Devanagari Extra"/>
+                <w:color w:val="000000"/>
+                <w:sz w:val="32"/>
+                <w:szCs w:val="40"/>
+              </w:rPr>
+              <w:t>-  A</w:t>
+            </w:r>
+            <w:proofErr w:type="gramEnd"/>
             <w:r>
               <w:rPr>
                 <w:rFonts w:ascii="BRH Malayalam Extra" w:hAnsi="BRH Malayalam Extra" w:cs="BRH Devanagari Extra"/>
@@ -8888,7 +9087,6 @@
                 <w:color w:val="000000"/>
                 <w:szCs w:val="40"/>
               </w:rPr>
-              <w:lastRenderedPageBreak/>
               <w:t>41</w:t>
             </w:r>
             <w:r>
@@ -8992,7 +9190,27 @@
                 <w:sz w:val="32"/>
                 <w:szCs w:val="40"/>
               </w:rPr>
-              <w:t>)-  ClSìÉþrÉ | A</w:t>
+              <w:t>)</w:t>
+            </w:r>
+            <w:proofErr w:type="gramStart"/>
+            <w:r>
+              <w:rPr>
+                <w:rFonts w:ascii="BRH Devanagari Extra" w:hAnsi="BRH Devanagari Extra" w:cs="BRH Devanagari Extra"/>
+                <w:color w:val="000000"/>
+                <w:sz w:val="32"/>
+                <w:szCs w:val="40"/>
+              </w:rPr>
+              <w:t>-  ClSìÉþrÉ</w:t>
+            </w:r>
+            <w:proofErr w:type="gramEnd"/>
+            <w:r>
+              <w:rPr>
+                <w:rFonts w:ascii="BRH Devanagari Extra" w:hAnsi="BRH Devanagari Extra" w:cs="BRH Devanagari Extra"/>
+                <w:color w:val="000000"/>
+                <w:sz w:val="32"/>
+                <w:szCs w:val="40"/>
+              </w:rPr>
+              <w:t xml:space="preserve"> | A</w:t>
             </w:r>
             <w:r>
               <w:rPr>
@@ -9297,8 +9515,19 @@
                 <w:sz w:val="32"/>
                 <w:szCs w:val="40"/>
               </w:rPr>
-              <w:t>)-  A</w:t>
-            </w:r>
+              <w:t>)</w:t>
+            </w:r>
+            <w:proofErr w:type="gramStart"/>
+            <w:r>
+              <w:rPr>
+                <w:rFonts w:ascii="BRH Devanagari Extra" w:hAnsi="BRH Devanagari Extra" w:cs="BRH Devanagari Extra"/>
+                <w:color w:val="000000"/>
+                <w:sz w:val="32"/>
+                <w:szCs w:val="40"/>
+              </w:rPr>
+              <w:t>-  A</w:t>
+            </w:r>
+            <w:proofErr w:type="gramEnd"/>
             <w:r>
               <w:rPr>
                 <w:rFonts w:ascii="BRH Malayalam Extra" w:hAnsi="BRH Malayalam Extra" w:cs="BRH Devanagari Extra"/>
@@ -9707,7 +9936,27 @@
                 <w:sz w:val="32"/>
                 <w:szCs w:val="40"/>
               </w:rPr>
-              <w:t>)-  ClSìÉþrÉ | A</w:t>
+              <w:t>)</w:t>
+            </w:r>
+            <w:proofErr w:type="gramStart"/>
+            <w:r>
+              <w:rPr>
+                <w:rFonts w:ascii="BRH Devanagari Extra" w:hAnsi="BRH Devanagari Extra" w:cs="BRH Devanagari Extra"/>
+                <w:color w:val="000000"/>
+                <w:sz w:val="32"/>
+                <w:szCs w:val="40"/>
+              </w:rPr>
+              <w:t>-  ClSìÉþrÉ</w:t>
+            </w:r>
+            <w:proofErr w:type="gramEnd"/>
+            <w:r>
+              <w:rPr>
+                <w:rFonts w:ascii="BRH Devanagari Extra" w:hAnsi="BRH Devanagari Extra" w:cs="BRH Devanagari Extra"/>
+                <w:color w:val="000000"/>
+                <w:sz w:val="32"/>
+                <w:szCs w:val="40"/>
+              </w:rPr>
+              <w:t xml:space="preserve"> | A</w:t>
             </w:r>
             <w:r>
               <w:rPr>
@@ -10022,8 +10271,19 @@
                 <w:sz w:val="32"/>
                 <w:szCs w:val="40"/>
               </w:rPr>
-              <w:t>)-  A</w:t>
-            </w:r>
+              <w:t>)</w:t>
+            </w:r>
+            <w:proofErr w:type="gramStart"/>
+            <w:r>
+              <w:rPr>
+                <w:rFonts w:ascii="BRH Devanagari Extra" w:hAnsi="BRH Devanagari Extra" w:cs="BRH Devanagari Extra"/>
+                <w:color w:val="000000"/>
+                <w:sz w:val="32"/>
+                <w:szCs w:val="40"/>
+              </w:rPr>
+              <w:t>-  A</w:t>
+            </w:r>
+            <w:proofErr w:type="gramEnd"/>
             <w:r>
               <w:rPr>
                 <w:rFonts w:ascii="BRH Malayalam Extra" w:hAnsi="BRH Malayalam Extra" w:cs="BRH Devanagari Extra"/>
@@ -10438,8 +10698,19 @@
                 <w:sz w:val="32"/>
                 <w:szCs w:val="40"/>
               </w:rPr>
-              <w:t>)-  xÉ</w:t>
-            </w:r>
+              <w:t>)</w:t>
+            </w:r>
+            <w:proofErr w:type="gramStart"/>
+            <w:r>
+              <w:rPr>
+                <w:rFonts w:ascii="BRH Devanagari Extra" w:hAnsi="BRH Devanagari Extra" w:cs="BRH Devanagari Extra"/>
+                <w:color w:val="000000"/>
+                <w:sz w:val="32"/>
+                <w:szCs w:val="40"/>
+              </w:rPr>
+              <w:t>-  xÉ</w:t>
+            </w:r>
+            <w:proofErr w:type="gramEnd"/>
             <w:r>
               <w:rPr>
                 <w:rFonts w:ascii="BRH Malayalam Extra" w:hAnsi="BRH Malayalam Extra" w:cs="BRH Devanagari Extra"/>
@@ -10696,8 +10967,19 @@
                 <w:sz w:val="32"/>
                 <w:szCs w:val="40"/>
               </w:rPr>
-              <w:t>)-  xÉ</w:t>
-            </w:r>
+              <w:t>)</w:t>
+            </w:r>
+            <w:proofErr w:type="gramStart"/>
+            <w:r>
+              <w:rPr>
+                <w:rFonts w:ascii="BRH Devanagari Extra" w:hAnsi="BRH Devanagari Extra" w:cs="BRH Devanagari Extra"/>
+                <w:color w:val="000000"/>
+                <w:sz w:val="32"/>
+                <w:szCs w:val="40"/>
+              </w:rPr>
+              <w:t>-  xÉ</w:t>
+            </w:r>
+            <w:proofErr w:type="gramEnd"/>
             <w:r>
               <w:rPr>
                 <w:rFonts w:ascii="BRH Malayalam Extra" w:hAnsi="BRH Malayalam Extra" w:cs="BRH Devanagari Extra"/>
@@ -10866,6 +11148,7 @@
                 <w:color w:val="000000"/>
                 <w:szCs w:val="40"/>
               </w:rPr>
+              <w:lastRenderedPageBreak/>
               <w:t>37</w:t>
             </w:r>
             <w:r>
@@ -10969,8 +11252,19 @@
                 <w:sz w:val="32"/>
                 <w:szCs w:val="40"/>
               </w:rPr>
-              <w:t>)-  kÉå</w:t>
-            </w:r>
+              <w:t>)</w:t>
+            </w:r>
+            <w:proofErr w:type="gramStart"/>
+            <w:r>
+              <w:rPr>
+                <w:rFonts w:ascii="BRH Devanagari Extra" w:hAnsi="BRH Devanagari Extra" w:cs="BRH Devanagari Extra"/>
+                <w:color w:val="000000"/>
+                <w:sz w:val="32"/>
+                <w:szCs w:val="40"/>
+              </w:rPr>
+              <w:t>-  kÉå</w:t>
+            </w:r>
+            <w:proofErr w:type="gramEnd"/>
             <w:r>
               <w:rPr>
                 <w:rFonts w:ascii="BRH Malayalam Extra" w:hAnsi="BRH Malayalam Extra" w:cs="BRH Devanagari Extra"/>
@@ -11297,7 +11591,17 @@
                 <w:sz w:val="32"/>
                 <w:szCs w:val="40"/>
               </w:rPr>
-              <w:t xml:space="preserve">)-  </w:t>
+              <w:t>)</w:t>
+            </w:r>
+            <w:proofErr w:type="gramStart"/>
+            <w:r>
+              <w:rPr>
+                <w:rFonts w:ascii="BRH Devanagari Extra" w:hAnsi="BRH Devanagari Extra" w:cs="BRH Devanagari Extra"/>
+                <w:color w:val="000000"/>
+                <w:sz w:val="32"/>
+                <w:szCs w:val="40"/>
+              </w:rPr>
+              <w:t xml:space="preserve">-  </w:t>
             </w:r>
             <w:r>
               <w:rPr>
@@ -11307,7 +11611,18 @@
                 <w:szCs w:val="40"/>
                 <w:highlight w:val="yellow"/>
               </w:rPr>
-              <w:t>´É</w:t>
+              <w:t>´</w:t>
+            </w:r>
+            <w:proofErr w:type="gramEnd"/>
+            <w:r>
+              <w:rPr>
+                <w:rFonts w:ascii="BRH Devanagari Extra" w:hAnsi="BRH Devanagari Extra" w:cs="BRH Devanagari Extra"/>
+                <w:color w:val="000000"/>
+                <w:sz w:val="32"/>
+                <w:szCs w:val="40"/>
+                <w:highlight w:val="yellow"/>
+              </w:rPr>
+              <w:t>É</w:t>
             </w:r>
             <w:r>
               <w:rPr>
@@ -11602,8 +11917,19 @@
                 <w:sz w:val="32"/>
                 <w:szCs w:val="40"/>
               </w:rPr>
-              <w:t>)-  kÉå</w:t>
-            </w:r>
+              <w:t>)</w:t>
+            </w:r>
+            <w:proofErr w:type="gramStart"/>
+            <w:r>
+              <w:rPr>
+                <w:rFonts w:ascii="BRH Devanagari Extra" w:hAnsi="BRH Devanagari Extra" w:cs="BRH Devanagari Extra"/>
+                <w:color w:val="000000"/>
+                <w:sz w:val="32"/>
+                <w:szCs w:val="40"/>
+              </w:rPr>
+              <w:t>-  kÉå</w:t>
+            </w:r>
+            <w:proofErr w:type="gramEnd"/>
             <w:r>
               <w:rPr>
                 <w:rFonts w:ascii="BRH Malayalam Extra" w:hAnsi="BRH Malayalam Extra" w:cs="BRH Devanagari Extra"/>
@@ -11993,7 +12319,17 @@
                 <w:sz w:val="32"/>
                 <w:szCs w:val="40"/>
               </w:rPr>
-              <w:t xml:space="preserve">)-  </w:t>
+              <w:t>)</w:t>
+            </w:r>
+            <w:proofErr w:type="gramStart"/>
+            <w:r>
+              <w:rPr>
+                <w:rFonts w:ascii="BRH Devanagari Extra" w:hAnsi="BRH Devanagari Extra" w:cs="BRH Devanagari Extra"/>
+                <w:color w:val="000000"/>
+                <w:sz w:val="32"/>
+                <w:szCs w:val="40"/>
+              </w:rPr>
+              <w:t xml:space="preserve">-  </w:t>
             </w:r>
             <w:r>
               <w:rPr>
@@ -12006,6 +12342,7 @@
               </w:rPr>
               <w:t>´</w:t>
             </w:r>
+            <w:proofErr w:type="gramEnd"/>
             <w:r>
               <w:rPr>
                 <w:rFonts w:ascii="BRH Devanagari" w:hAnsi="BRH Devanagari" w:cs="BRH Devanagari"/>
@@ -12355,8 +12692,19 @@
                 <w:sz w:val="32"/>
                 <w:szCs w:val="40"/>
               </w:rPr>
-              <w:t>)-  uÉÉ</w:t>
-            </w:r>
+              <w:t>)</w:t>
+            </w:r>
+            <w:proofErr w:type="gramStart"/>
+            <w:r>
+              <w:rPr>
+                <w:rFonts w:ascii="BRH Devanagari Extra" w:hAnsi="BRH Devanagari Extra" w:cs="BRH Devanagari Extra"/>
+                <w:color w:val="000000"/>
+                <w:sz w:val="32"/>
+                <w:szCs w:val="40"/>
+              </w:rPr>
+              <w:t>-  uÉÉ</w:t>
+            </w:r>
+            <w:proofErr w:type="gramEnd"/>
             <w:r>
               <w:rPr>
                 <w:rFonts w:ascii="BRH Malayalam Extra" w:hAnsi="BRH Malayalam Extra" w:cs="BRH Devanagari Extra"/>
@@ -12664,8 +13012,19 @@
                 <w:sz w:val="32"/>
                 <w:szCs w:val="40"/>
               </w:rPr>
-              <w:t>)-  uÉÉ</w:t>
-            </w:r>
+              <w:t>)</w:t>
+            </w:r>
+            <w:proofErr w:type="gramStart"/>
+            <w:r>
+              <w:rPr>
+                <w:rFonts w:ascii="BRH Devanagari Extra" w:hAnsi="BRH Devanagari Extra" w:cs="BRH Devanagari Extra"/>
+                <w:color w:val="000000"/>
+                <w:sz w:val="32"/>
+                <w:szCs w:val="40"/>
+              </w:rPr>
+              <w:t>-  uÉÉ</w:t>
+            </w:r>
+            <w:proofErr w:type="gramEnd"/>
             <w:r>
               <w:rPr>
                 <w:rFonts w:ascii="BRH Malayalam Extra" w:hAnsi="BRH Malayalam Extra" w:cs="BRH Devanagari Extra"/>
@@ -12875,7 +13234,6 @@
                 <w:color w:val="000000"/>
                 <w:szCs w:val="40"/>
               </w:rPr>
-              <w:lastRenderedPageBreak/>
               <w:t>48</w:t>
             </w:r>
             <w:r>
@@ -12979,7 +13337,27 @@
                 <w:sz w:val="32"/>
                 <w:szCs w:val="40"/>
               </w:rPr>
-              <w:t>)-  uÉæ | AÉWÒ</w:t>
+              <w:t>)</w:t>
+            </w:r>
+            <w:proofErr w:type="gramStart"/>
+            <w:r>
+              <w:rPr>
+                <w:rFonts w:ascii="BRH Devanagari Extra" w:hAnsi="BRH Devanagari Extra" w:cs="BRH Devanagari Extra"/>
+                <w:color w:val="000000"/>
+                <w:sz w:val="32"/>
+                <w:szCs w:val="40"/>
+              </w:rPr>
+              <w:t>-  uÉæ</w:t>
+            </w:r>
+            <w:proofErr w:type="gramEnd"/>
+            <w:r>
+              <w:rPr>
+                <w:rFonts w:ascii="BRH Devanagari Extra" w:hAnsi="BRH Devanagari Extra" w:cs="BRH Devanagari Extra"/>
+                <w:color w:val="000000"/>
+                <w:sz w:val="32"/>
+                <w:szCs w:val="40"/>
+              </w:rPr>
+              <w:t xml:space="preserve"> | AÉWÒ</w:t>
             </w:r>
             <w:r>
               <w:rPr>
@@ -13221,7 +13599,17 @@
                 <w:sz w:val="32"/>
                 <w:szCs w:val="40"/>
               </w:rPr>
-              <w:t>)-  AÉWÒûþi</w:t>
+              <w:t>)</w:t>
+            </w:r>
+            <w:proofErr w:type="gramStart"/>
+            <w:r>
+              <w:rPr>
+                <w:rFonts w:ascii="BRH Devanagari Extra" w:hAnsi="BRH Devanagari Extra" w:cs="BRH Devanagari Extra"/>
+                <w:color w:val="000000"/>
+                <w:sz w:val="32"/>
+                <w:szCs w:val="40"/>
+              </w:rPr>
+              <w:t>-  AÉWÒûþi</w:t>
             </w:r>
             <w:r>
               <w:rPr>
@@ -13240,7 +13628,17 @@
                 <w:sz w:val="32"/>
                 <w:szCs w:val="40"/>
               </w:rPr>
-              <w:t>È | ÌS</w:t>
+              <w:t>È</w:t>
+            </w:r>
+            <w:proofErr w:type="gramEnd"/>
+            <w:r>
+              <w:rPr>
+                <w:rFonts w:ascii="BRH Devanagari Extra" w:hAnsi="BRH Devanagari Extra" w:cs="BRH Devanagari Extra"/>
+                <w:color w:val="000000"/>
+                <w:sz w:val="32"/>
+                <w:szCs w:val="40"/>
+              </w:rPr>
+              <w:t xml:space="preserve"> | ÌS</w:t>
             </w:r>
             <w:r>
               <w:rPr>
@@ -13532,7 +13930,17 @@
                 <w:sz w:val="32"/>
                 <w:szCs w:val="40"/>
               </w:rPr>
-              <w:t>)-  AÉWÒûþ</w:t>
+              <w:t>)</w:t>
+            </w:r>
+            <w:proofErr w:type="gramStart"/>
+            <w:r>
+              <w:rPr>
+                <w:rFonts w:ascii="BRH Devanagari Extra" w:hAnsi="BRH Devanagari Extra" w:cs="BRH Devanagari Extra"/>
+                <w:color w:val="000000"/>
+                <w:sz w:val="32"/>
+                <w:szCs w:val="40"/>
+              </w:rPr>
+              <w:t>-  AÉWÒûþ</w:t>
             </w:r>
             <w:r>
               <w:rPr>
@@ -13551,7 +13959,17 @@
                 <w:sz w:val="32"/>
                 <w:szCs w:val="40"/>
               </w:rPr>
-              <w:t>ÏÈ |</w:t>
+              <w:t>ÏÈ</w:t>
+            </w:r>
+            <w:proofErr w:type="gramEnd"/>
+            <w:r>
+              <w:rPr>
+                <w:rFonts w:ascii="BRH Devanagari Extra" w:hAnsi="BRH Devanagari Extra" w:cs="BRH Devanagari Extra"/>
+                <w:color w:val="000000"/>
+                <w:sz w:val="32"/>
+                <w:szCs w:val="40"/>
+              </w:rPr>
+              <w:t xml:space="preserve"> |</w:t>
             </w:r>
           </w:p>
           <w:p>
@@ -13771,7 +14189,27 @@
                 <w:sz w:val="32"/>
                 <w:szCs w:val="40"/>
               </w:rPr>
-              <w:t>)-  uÉæ | AÉWÒ</w:t>
+              <w:t>)</w:t>
+            </w:r>
+            <w:proofErr w:type="gramStart"/>
+            <w:r>
+              <w:rPr>
+                <w:rFonts w:ascii="BRH Devanagari Extra" w:hAnsi="BRH Devanagari Extra" w:cs="BRH Devanagari Extra"/>
+                <w:color w:val="000000"/>
+                <w:sz w:val="32"/>
+                <w:szCs w:val="40"/>
+              </w:rPr>
+              <w:t>-  uÉæ</w:t>
+            </w:r>
+            <w:proofErr w:type="gramEnd"/>
+            <w:r>
+              <w:rPr>
+                <w:rFonts w:ascii="BRH Devanagari Extra" w:hAnsi="BRH Devanagari Extra" w:cs="BRH Devanagari Extra"/>
+                <w:color w:val="000000"/>
+                <w:sz w:val="32"/>
+                <w:szCs w:val="40"/>
+              </w:rPr>
+              <w:t xml:space="preserve"> | AÉWÒ</w:t>
             </w:r>
             <w:r>
               <w:rPr>
@@ -14023,7 +14461,17 @@
                 <w:sz w:val="32"/>
                 <w:szCs w:val="40"/>
               </w:rPr>
-              <w:t>)-  AÉWÒû</w:t>
+              <w:t>)</w:t>
+            </w:r>
+            <w:proofErr w:type="gramStart"/>
+            <w:r>
+              <w:rPr>
+                <w:rFonts w:ascii="BRH Devanagari Extra" w:hAnsi="BRH Devanagari Extra" w:cs="BRH Devanagari Extra"/>
+                <w:color w:val="000000"/>
+                <w:sz w:val="32"/>
+                <w:szCs w:val="40"/>
+              </w:rPr>
+              <w:t>-  AÉWÒû</w:t>
             </w:r>
             <w:r>
               <w:rPr>
@@ -14042,7 +14490,17 @@
                 <w:sz w:val="32"/>
                 <w:szCs w:val="40"/>
               </w:rPr>
-              <w:t>È | ÌS</w:t>
+              <w:t>È</w:t>
+            </w:r>
+            <w:proofErr w:type="gramEnd"/>
+            <w:r>
+              <w:rPr>
+                <w:rFonts w:ascii="BRH Devanagari Extra" w:hAnsi="BRH Devanagari Extra" w:cs="BRH Devanagari Extra"/>
+                <w:color w:val="000000"/>
+                <w:sz w:val="32"/>
+                <w:szCs w:val="40"/>
+              </w:rPr>
+              <w:t xml:space="preserve"> | ÌS</w:t>
             </w:r>
             <w:r>
               <w:rPr>
@@ -14325,7 +14783,17 @@
                 <w:sz w:val="32"/>
                 <w:szCs w:val="40"/>
               </w:rPr>
-              <w:t>)-  AÉWÒûþ</w:t>
+              <w:t>)</w:t>
+            </w:r>
+            <w:proofErr w:type="gramStart"/>
+            <w:r>
+              <w:rPr>
+                <w:rFonts w:ascii="BRH Devanagari Extra" w:hAnsi="BRH Devanagari Extra" w:cs="BRH Devanagari Extra"/>
+                <w:color w:val="000000"/>
+                <w:sz w:val="32"/>
+                <w:szCs w:val="40"/>
+              </w:rPr>
+              <w:t>-  AÉWÒûþ</w:t>
             </w:r>
             <w:r>
               <w:rPr>
@@ -14344,7 +14812,17 @@
                 <w:sz w:val="32"/>
                 <w:szCs w:val="40"/>
               </w:rPr>
-              <w:t>È |</w:t>
+              <w:t>È</w:t>
+            </w:r>
+            <w:proofErr w:type="gramEnd"/>
+            <w:r>
+              <w:rPr>
+                <w:rFonts w:ascii="BRH Devanagari Extra" w:hAnsi="BRH Devanagari Extra" w:cs="BRH Devanagari Extra"/>
+                <w:color w:val="000000"/>
+                <w:sz w:val="32"/>
+                <w:szCs w:val="40"/>
+              </w:rPr>
+              <w:t xml:space="preserve"> |</w:t>
             </w:r>
           </w:p>
           <w:p>
@@ -14466,6 +14944,7 @@
                 <w:color w:val="000000"/>
                 <w:szCs w:val="40"/>
               </w:rPr>
+              <w:lastRenderedPageBreak/>
               <w:t>30</w:t>
             </w:r>
             <w:r>
@@ -14569,7 +15048,27 @@
                 <w:sz w:val="32"/>
                 <w:szCs w:val="40"/>
               </w:rPr>
-              <w:t>)-  AuÉþÂSèkrÉæ ||</w:t>
+              <w:t>)</w:t>
+            </w:r>
+            <w:proofErr w:type="gramStart"/>
+            <w:r>
+              <w:rPr>
+                <w:rFonts w:ascii="BRH Devanagari Extra" w:hAnsi="BRH Devanagari Extra" w:cs="BRH Devanagari Extra"/>
+                <w:color w:val="000000"/>
+                <w:sz w:val="32"/>
+                <w:szCs w:val="40"/>
+              </w:rPr>
+              <w:t>-  AuÉþÂSèkrÉæ</w:t>
+            </w:r>
+            <w:proofErr w:type="gramEnd"/>
+            <w:r>
+              <w:rPr>
+                <w:rFonts w:ascii="BRH Devanagari Extra" w:hAnsi="BRH Devanagari Extra" w:cs="BRH Devanagari Extra"/>
+                <w:color w:val="000000"/>
+                <w:sz w:val="32"/>
+                <w:szCs w:val="40"/>
+              </w:rPr>
+              <w:t xml:space="preserve"> ||</w:t>
             </w:r>
           </w:p>
           <w:p>
@@ -14793,7 +15292,27 @@
                 <w:sz w:val="32"/>
                 <w:szCs w:val="40"/>
               </w:rPr>
-              <w:t>)-  AuÉþÂSèkrÉæ ||</w:t>
+              <w:t>)</w:t>
+            </w:r>
+            <w:proofErr w:type="gramStart"/>
+            <w:r>
+              <w:rPr>
+                <w:rFonts w:ascii="BRH Devanagari Extra" w:hAnsi="BRH Devanagari Extra" w:cs="BRH Devanagari Extra"/>
+                <w:color w:val="000000"/>
+                <w:sz w:val="32"/>
+                <w:szCs w:val="40"/>
+              </w:rPr>
+              <w:t>-  AuÉþÂSèkrÉæ</w:t>
+            </w:r>
+            <w:proofErr w:type="gramEnd"/>
+            <w:r>
+              <w:rPr>
+                <w:rFonts w:ascii="BRH Devanagari Extra" w:hAnsi="BRH Devanagari Extra" w:cs="BRH Devanagari Extra"/>
+                <w:color w:val="000000"/>
+                <w:sz w:val="32"/>
+                <w:szCs w:val="40"/>
+              </w:rPr>
+              <w:t xml:space="preserve"> ||</w:t>
             </w:r>
           </w:p>
           <w:p>
@@ -15024,8 +15543,19 @@
                 <w:sz w:val="32"/>
                 <w:szCs w:val="40"/>
               </w:rPr>
-              <w:t>)-  AÉ</w:t>
-            </w:r>
+              <w:t>)</w:t>
+            </w:r>
+            <w:proofErr w:type="gramStart"/>
+            <w:r>
+              <w:rPr>
+                <w:rFonts w:ascii="BRH Devanagari Extra" w:hAnsi="BRH Devanagari Extra" w:cs="BRH Devanagari Extra"/>
+                <w:color w:val="000000"/>
+                <w:sz w:val="32"/>
+                <w:szCs w:val="40"/>
+              </w:rPr>
+              <w:t>-  AÉ</w:t>
+            </w:r>
+            <w:proofErr w:type="gramEnd"/>
             <w:r>
               <w:rPr>
                 <w:rFonts w:ascii="BRH Malayalam Extra" w:hAnsi="BRH Malayalam Extra" w:cs="BRH Devanagari Extra"/>
@@ -15319,7 +15849,27 @@
                 <w:sz w:val="32"/>
                 <w:szCs w:val="40"/>
               </w:rPr>
-              <w:t>)-  lrÉXèûþ | U</w:t>
+              <w:t>)</w:t>
+            </w:r>
+            <w:proofErr w:type="gramStart"/>
+            <w:r>
+              <w:rPr>
+                <w:rFonts w:ascii="BRH Devanagari Extra" w:hAnsi="BRH Devanagari Extra" w:cs="BRH Devanagari Extra"/>
+                <w:color w:val="000000"/>
+                <w:sz w:val="32"/>
+                <w:szCs w:val="40"/>
+              </w:rPr>
+              <w:t>-  lrÉXèûþ</w:t>
+            </w:r>
+            <w:proofErr w:type="gramEnd"/>
+            <w:r>
+              <w:rPr>
+                <w:rFonts w:ascii="BRH Devanagari Extra" w:hAnsi="BRH Devanagari Extra" w:cs="BRH Devanagari Extra"/>
+                <w:color w:val="000000"/>
+                <w:sz w:val="32"/>
+                <w:szCs w:val="40"/>
+              </w:rPr>
+              <w:t xml:space="preserve"> | U</w:t>
             </w:r>
             <w:r>
               <w:rPr>
@@ -15601,8 +16151,19 @@
                 <w:sz w:val="32"/>
                 <w:szCs w:val="40"/>
               </w:rPr>
-              <w:t>)-  AÉ</w:t>
-            </w:r>
+              <w:t>)</w:t>
+            </w:r>
+            <w:proofErr w:type="gramStart"/>
+            <w:r>
+              <w:rPr>
+                <w:rFonts w:ascii="BRH Devanagari Extra" w:hAnsi="BRH Devanagari Extra" w:cs="BRH Devanagari Extra"/>
+                <w:color w:val="000000"/>
+                <w:sz w:val="32"/>
+                <w:szCs w:val="40"/>
+              </w:rPr>
+              <w:t>-  AÉ</w:t>
+            </w:r>
+            <w:proofErr w:type="gramEnd"/>
             <w:r>
               <w:rPr>
                 <w:rFonts w:ascii="BRH Malayalam Extra" w:hAnsi="BRH Malayalam Extra" w:cs="BRH Devanagari Extra"/>
@@ -15711,6 +16272,7 @@
               </w:rPr>
               <w:t>–</w:t>
             </w:r>
+            <w:proofErr w:type="gramStart"/>
             <w:r>
               <w:rPr>
                 <w:rFonts w:ascii="BRH Devanagari Extra" w:hAnsi="BRH Devanagari Extra" w:cs="BRH Devanagari Extra"/>
@@ -15730,6 +16292,7 @@
               </w:rPr>
               <w:t>Xè</w:t>
             </w:r>
+            <w:proofErr w:type="gramEnd"/>
             <w:r>
               <w:rPr>
                 <w:rFonts w:ascii="BRH Devanagari Extra" w:hAnsi="BRH Devanagari Extra" w:cs="BRH Devanagari Extra"/>
@@ -15906,7 +16469,27 @@
                 <w:sz w:val="32"/>
                 <w:szCs w:val="40"/>
               </w:rPr>
-              <w:t>)-  lrÉXèûþ | U</w:t>
+              <w:t>)</w:t>
+            </w:r>
+            <w:proofErr w:type="gramStart"/>
+            <w:r>
+              <w:rPr>
+                <w:rFonts w:ascii="BRH Devanagari Extra" w:hAnsi="BRH Devanagari Extra" w:cs="BRH Devanagari Extra"/>
+                <w:color w:val="000000"/>
+                <w:sz w:val="32"/>
+                <w:szCs w:val="40"/>
+              </w:rPr>
+              <w:t>-  lrÉXèûþ</w:t>
+            </w:r>
+            <w:proofErr w:type="gramEnd"/>
+            <w:r>
+              <w:rPr>
+                <w:rFonts w:ascii="BRH Devanagari Extra" w:hAnsi="BRH Devanagari Extra" w:cs="BRH Devanagari Extra"/>
+                <w:color w:val="000000"/>
+                <w:sz w:val="32"/>
+                <w:szCs w:val="40"/>
+              </w:rPr>
+              <w:t xml:space="preserve"> | U</w:t>
             </w:r>
             <w:r>
               <w:rPr>
@@ -16015,6 +16598,7 @@
               </w:rPr>
               <w:t>–</w:t>
             </w:r>
+            <w:proofErr w:type="gramStart"/>
             <w:r>
               <w:rPr>
                 <w:rFonts w:ascii="BRH Devanagari Extra" w:hAnsi="BRH Devanagari Extra" w:cs="BRH Devanagari Extra"/>
@@ -16034,6 +16618,7 @@
               </w:rPr>
               <w:t>Xè</w:t>
             </w:r>
+            <w:proofErr w:type="gramEnd"/>
             <w:r>
               <w:rPr>
                 <w:rFonts w:ascii="BRH Devanagari Extra" w:hAnsi="BRH Devanagari Extra" w:cs="BRH Devanagari Extra"/>
@@ -16100,7 +16685,6 @@
                 <w:color w:val="000000"/>
                 <w:szCs w:val="40"/>
               </w:rPr>
-              <w:lastRenderedPageBreak/>
               <w:t>53</w:t>
             </w:r>
             <w:r>
@@ -16204,8 +16788,19 @@
                 <w:sz w:val="32"/>
                 <w:szCs w:val="40"/>
               </w:rPr>
-              <w:t>)-  rÉ</w:t>
-            </w:r>
+              <w:t>)</w:t>
+            </w:r>
+            <w:proofErr w:type="gramStart"/>
+            <w:r>
+              <w:rPr>
+                <w:rFonts w:ascii="BRH Devanagari Extra" w:hAnsi="BRH Devanagari Extra" w:cs="BRH Devanagari Extra"/>
+                <w:color w:val="000000"/>
+                <w:sz w:val="32"/>
+                <w:szCs w:val="40"/>
+              </w:rPr>
+              <w:t>-  rÉ</w:t>
+            </w:r>
+            <w:proofErr w:type="gramEnd"/>
             <w:r>
               <w:rPr>
                 <w:rFonts w:ascii="BRH Malayalam Extra" w:hAnsi="BRH Malayalam Extra" w:cs="BRH Devanagari Extra"/>
@@ -16573,8 +17168,19 @@
                 <w:sz w:val="32"/>
                 <w:szCs w:val="40"/>
               </w:rPr>
-              <w:t>)-  rÉ</w:t>
-            </w:r>
+              <w:t>)</w:t>
+            </w:r>
+            <w:proofErr w:type="gramStart"/>
+            <w:r>
+              <w:rPr>
+                <w:rFonts w:ascii="BRH Devanagari Extra" w:hAnsi="BRH Devanagari Extra" w:cs="BRH Devanagari Extra"/>
+                <w:color w:val="000000"/>
+                <w:sz w:val="32"/>
+                <w:szCs w:val="40"/>
+              </w:rPr>
+              <w:t>-  rÉ</w:t>
+            </w:r>
+            <w:proofErr w:type="gramEnd"/>
             <w:r>
               <w:rPr>
                 <w:rFonts w:ascii="BRH Malayalam Extra" w:hAnsi="BRH Malayalam Extra" w:cs="BRH Devanagari Extra"/>
@@ -16938,7 +17544,27 @@
                 <w:sz w:val="32"/>
                 <w:szCs w:val="40"/>
               </w:rPr>
-              <w:t>)-  ÌmÉoÉþÎliÉ ||</w:t>
+              <w:t>)</w:t>
+            </w:r>
+            <w:proofErr w:type="gramStart"/>
+            <w:r>
+              <w:rPr>
+                <w:rFonts w:ascii="BRH Devanagari Extra" w:hAnsi="BRH Devanagari Extra" w:cs="BRH Devanagari Extra"/>
+                <w:color w:val="000000"/>
+                <w:sz w:val="32"/>
+                <w:szCs w:val="40"/>
+              </w:rPr>
+              <w:t>-  ÌmÉoÉþÎliÉ</w:t>
+            </w:r>
+            <w:proofErr w:type="gramEnd"/>
+            <w:r>
+              <w:rPr>
+                <w:rFonts w:ascii="BRH Devanagari Extra" w:hAnsi="BRH Devanagari Extra" w:cs="BRH Devanagari Extra"/>
+                <w:color w:val="000000"/>
+                <w:sz w:val="32"/>
+                <w:szCs w:val="40"/>
+              </w:rPr>
+              <w:t xml:space="preserve"> ||</w:t>
             </w:r>
           </w:p>
           <w:p>
@@ -17145,7 +17771,27 @@
                 <w:sz w:val="32"/>
                 <w:szCs w:val="40"/>
               </w:rPr>
-              <w:t>)-  ÌmÉoÉþÎliÉ ||</w:t>
+              <w:t>)</w:t>
+            </w:r>
+            <w:proofErr w:type="gramStart"/>
+            <w:r>
+              <w:rPr>
+                <w:rFonts w:ascii="BRH Devanagari Extra" w:hAnsi="BRH Devanagari Extra" w:cs="BRH Devanagari Extra"/>
+                <w:color w:val="000000"/>
+                <w:sz w:val="32"/>
+                <w:szCs w:val="40"/>
+              </w:rPr>
+              <w:t>-  ÌmÉoÉþÎliÉ</w:t>
+            </w:r>
+            <w:proofErr w:type="gramEnd"/>
+            <w:r>
+              <w:rPr>
+                <w:rFonts w:ascii="BRH Devanagari Extra" w:hAnsi="BRH Devanagari Extra" w:cs="BRH Devanagari Extra"/>
+                <w:color w:val="000000"/>
+                <w:sz w:val="32"/>
+                <w:szCs w:val="40"/>
+              </w:rPr>
+              <w:t xml:space="preserve"> ||</w:t>
             </w:r>
           </w:p>
           <w:p>
@@ -17348,8 +17994,19 @@
                 <w:sz w:val="32"/>
                 <w:szCs w:val="40"/>
               </w:rPr>
-              <w:t>)-  Wû</w:t>
-            </w:r>
+              <w:t>)</w:t>
+            </w:r>
+            <w:proofErr w:type="gramStart"/>
+            <w:r>
+              <w:rPr>
+                <w:rFonts w:ascii="BRH Devanagari Extra" w:hAnsi="BRH Devanagari Extra" w:cs="BRH Devanagari Extra"/>
+                <w:color w:val="000000"/>
+                <w:sz w:val="32"/>
+                <w:szCs w:val="40"/>
+              </w:rPr>
+              <w:t>-  Wû</w:t>
+            </w:r>
+            <w:proofErr w:type="gramEnd"/>
             <w:r>
               <w:rPr>
                 <w:rFonts w:ascii="BRH Malayalam Extra" w:hAnsi="BRH Malayalam Extra" w:cs="BRH Devanagari Extra"/>
@@ -17652,8 +18309,19 @@
                 <w:sz w:val="32"/>
                 <w:szCs w:val="40"/>
               </w:rPr>
-              <w:t>)-  Wû</w:t>
-            </w:r>
+              <w:t>)</w:t>
+            </w:r>
+            <w:proofErr w:type="gramStart"/>
+            <w:r>
+              <w:rPr>
+                <w:rFonts w:ascii="BRH Devanagari Extra" w:hAnsi="BRH Devanagari Extra" w:cs="BRH Devanagari Extra"/>
+                <w:color w:val="000000"/>
+                <w:sz w:val="32"/>
+                <w:szCs w:val="40"/>
+              </w:rPr>
+              <w:t>-  Wû</w:t>
+            </w:r>
+            <w:proofErr w:type="gramEnd"/>
             <w:r>
               <w:rPr>
                 <w:rFonts w:ascii="BRH Malayalam Extra" w:hAnsi="BRH Malayalam Extra" w:cs="BRH Devanagari Extra"/>
@@ -17961,7 +18629,27 @@
                 <w:sz w:val="32"/>
                 <w:szCs w:val="40"/>
               </w:rPr>
-              <w:t>)-  qÉSåþqÉ ||</w:t>
+              <w:t>)</w:t>
+            </w:r>
+            <w:proofErr w:type="gramStart"/>
+            <w:r>
+              <w:rPr>
+                <w:rFonts w:ascii="BRH Devanagari Extra" w:hAnsi="BRH Devanagari Extra" w:cs="BRH Devanagari Extra"/>
+                <w:color w:val="000000"/>
+                <w:sz w:val="32"/>
+                <w:szCs w:val="40"/>
+              </w:rPr>
+              <w:t>-  qÉSåþqÉ</w:t>
+            </w:r>
+            <w:proofErr w:type="gramEnd"/>
+            <w:r>
+              <w:rPr>
+                <w:rFonts w:ascii="BRH Devanagari Extra" w:hAnsi="BRH Devanagari Extra" w:cs="BRH Devanagari Extra"/>
+                <w:color w:val="000000"/>
+                <w:sz w:val="32"/>
+                <w:szCs w:val="40"/>
+              </w:rPr>
+              <w:t xml:space="preserve"> ||</w:t>
             </w:r>
           </w:p>
           <w:p>
@@ -18316,6 +19004,7 @@
                 <w:color w:val="000000"/>
                 <w:szCs w:val="40"/>
               </w:rPr>
+              <w:lastRenderedPageBreak/>
               <w:t>4</w:t>
             </w:r>
             <w:r>
@@ -18419,8 +19108,19 @@
                 <w:sz w:val="32"/>
                 <w:szCs w:val="40"/>
               </w:rPr>
-              <w:t>)-  G</w:t>
-            </w:r>
+              <w:t>)</w:t>
+            </w:r>
+            <w:proofErr w:type="gramStart"/>
+            <w:r>
+              <w:rPr>
+                <w:rFonts w:ascii="BRH Devanagari Extra" w:hAnsi="BRH Devanagari Extra" w:cs="BRH Devanagari Extra"/>
+                <w:color w:val="000000"/>
+                <w:sz w:val="32"/>
+                <w:szCs w:val="40"/>
+              </w:rPr>
+              <w:t>-  G</w:t>
+            </w:r>
+            <w:proofErr w:type="gramEnd"/>
             <w:r>
               <w:rPr>
                 <w:rFonts w:ascii="BRH Malayalam Extra" w:hAnsi="BRH Malayalam Extra" w:cs="BRH Devanagari Extra"/>
@@ -18777,8 +19477,19 @@
                 <w:sz w:val="32"/>
                 <w:szCs w:val="40"/>
               </w:rPr>
-              <w:t>)-  G</w:t>
-            </w:r>
+              <w:t>)</w:t>
+            </w:r>
+            <w:proofErr w:type="gramStart"/>
+            <w:r>
+              <w:rPr>
+                <w:rFonts w:ascii="BRH Devanagari Extra" w:hAnsi="BRH Devanagari Extra" w:cs="BRH Devanagari Extra"/>
+                <w:color w:val="000000"/>
+                <w:sz w:val="32"/>
+                <w:szCs w:val="40"/>
+              </w:rPr>
+              <w:t>-  G</w:t>
+            </w:r>
+            <w:proofErr w:type="gramEnd"/>
             <w:r>
               <w:rPr>
                 <w:rFonts w:ascii="BRH Malayalam Extra" w:hAnsi="BRH Malayalam Extra" w:cs="BRH Devanagari Extra"/>
@@ -20333,7 +21044,7 @@
 </file>
 
 <file path=word/endnotes.xml><?xml version="1.0" encoding="utf-8"?>
-<w:endnotes xmlns:wpc="http://schemas.microsoft.com/office/word/2010/wordprocessingCanvas" xmlns:cx="http://schemas.microsoft.com/office/drawing/2014/chartex" xmlns:cx1="http://schemas.microsoft.com/office/drawing/2015/9/8/chartex" xmlns:cx2="http://schemas.microsoft.com/office/drawing/2015/10/21/chartex" xmlns:cx3="http://schemas.microsoft.com/office/drawing/2016/5/9/chartex" xmlns:cx4="http://schemas.microsoft.com/office/drawing/2016/5/10/chartex" xmlns:cx5="http://schemas.microsoft.com/office/drawing/2016/5/11/chartex" xmlns:cx6="http://schemas.microsoft.com/office/drawing/2016/5/12/chartex" xmlns:cx7="http://schemas.microsoft.com/office/drawing/2016/5/13/chartex" xmlns:cx8="http://schemas.microsoft.com/office/drawing/2016/5/14/chartex" xmlns:mc="http://schemas.openxmlformats.org/markup-compatibility/2006" xmlns:aink="http://schemas.microsoft.com/office/drawing/2016/ink" xmlns:am3d="http://schemas.microsoft.com/office/drawing/2017/model3d" xmlns:o="urn:schemas-microsoft-com:office:office" xmlns:oel="http://schemas.microsoft.com/office/2019/extlst" xmlns:r="http://schemas.openxmlformats.org/officeDocument/2006/relationships" xmlns:m="http://schemas.openxmlformats.org/officeDocument/2006/math" xmlns:v="urn:schemas-microsoft-com:vml" xmlns:wp14="http://schemas.microsoft.com/office/word/2010/wordprocessingDrawing" xmlns:wp="http://schemas.openxmlformats.org/drawingml/2006/wordprocessingDrawing" xmlns:w10="urn:schemas-microsoft-com:office:word" xmlns:w="http://schemas.openxmlformats.org/wordprocessingml/2006/main" xmlns:w14="http://schemas.microsoft.com/office/word/2010/wordml" xmlns:w15="http://schemas.microsoft.com/office/word/2012/wordml" xmlns:w16cex="http://schemas.microsoft.com/office/word/2018/wordml/cex" xmlns:w16cid="http://schemas.microsoft.com/office/word/2016/wordml/cid" xmlns:w16="http://schemas.microsoft.com/office/word/2018/wordml" xmlns:w16du="http://schemas.microsoft.com/office/word/2023/wordml/word16du" xmlns:w16sdtdh="http://schemas.microsoft.com/office/word/2020/wordml/sdtdatahash" xmlns:w16sdtfl="http://schemas.microsoft.com/office/word/2024/wordml/sdtformatlock" xmlns:w16se="http://schemas.microsoft.com/office/word/2015/wordml/symex" xmlns:wpg="http://schemas.microsoft.com/office/word/2010/wordprocessingGroup" xmlns:wpi="http://schemas.microsoft.com/office/word/2010/wordprocessingInk" xmlns:wne="http://schemas.microsoft.com/office/word/2006/wordml" xmlns:wps="http://schemas.microsoft.com/office/word/2010/wordprocessingShape" mc:Ignorable="w14 w15 w16se w16cid w16 w16cex w16sdtdh w16sdtfl w16du wp14">
+<w:endnotes xmlns:wpc="http://schemas.microsoft.com/office/word/2010/wordprocessingCanvas" xmlns:cx="http://schemas.microsoft.com/office/drawing/2014/chartex" xmlns:cx1="http://schemas.microsoft.com/office/drawing/2015/9/8/chartex" xmlns:cx2="http://schemas.microsoft.com/office/drawing/2015/10/21/chartex" xmlns:cx3="http://schemas.microsoft.com/office/drawing/2016/5/9/chartex" xmlns:cx4="http://schemas.microsoft.com/office/drawing/2016/5/10/chartex" xmlns:cx5="http://schemas.microsoft.com/office/drawing/2016/5/11/chartex" xmlns:cx6="http://schemas.microsoft.com/office/drawing/2016/5/12/chartex" xmlns:cx7="http://schemas.microsoft.com/office/drawing/2016/5/13/chartex" xmlns:cx8="http://schemas.microsoft.com/office/drawing/2016/5/14/chartex" xmlns:mc="http://schemas.openxmlformats.org/markup-compatibility/2006" xmlns:aink="http://schemas.microsoft.com/office/drawing/2016/ink" xmlns:am3d="http://schemas.microsoft.com/office/drawing/2017/model3d" xmlns:o="urn:schemas-microsoft-com:office:office" xmlns:oel="http://schemas.microsoft.com/office/2019/extlst" xmlns:r="http://schemas.openxmlformats.org/officeDocument/2006/relationships" xmlns:m="http://schemas.openxmlformats.org/officeDocument/2006/math" xmlns:v="urn:schemas-microsoft-com:vml" xmlns:wp14="http://schemas.microsoft.com/office/word/2010/wordprocessingDrawing" xmlns:wp="http://schemas.openxmlformats.org/drawingml/2006/wordprocessingDrawing" xmlns:w10="urn:schemas-microsoft-com:office:word" xmlns:w="http://schemas.openxmlformats.org/wordprocessingml/2006/main" xmlns:w14="http://schemas.microsoft.com/office/word/2010/wordml" xmlns:w15="http://schemas.microsoft.com/office/word/2012/wordml" xmlns:w16cei="http://schemas.microsoft.com/office/word/2026/wordml/cei" xmlns:w16cex="http://schemas.microsoft.com/office/word/2018/wordml/cex" xmlns:w16cid="http://schemas.microsoft.com/office/word/2016/wordml/cid" xmlns:w16="http://schemas.microsoft.com/office/word/2018/wordml" xmlns:w16du="http://schemas.microsoft.com/office/word/2023/wordml/word16du" xmlns:w16sdtdh="http://schemas.microsoft.com/office/word/2020/wordml/sdtdatahash" xmlns:w16sdtfl="http://schemas.microsoft.com/office/word/2024/wordml/sdtformatlock" xmlns:w16se="http://schemas.microsoft.com/office/word/2015/wordml/symex" xmlns:wpg="http://schemas.microsoft.com/office/word/2010/wordprocessingGroup" xmlns:wpi="http://schemas.microsoft.com/office/word/2010/wordprocessingInk" xmlns:wne="http://schemas.microsoft.com/office/word/2006/wordml" xmlns:wps="http://schemas.microsoft.com/office/word/2010/wordprocessingShape" mc:Ignorable="w14 w15 w16se w16cid w16 w16cex w16sdtdh w16sdtfl w16du wp14">
   <w:endnote w:type="separator" w:id="-1">
     <w:p>
       <w:pPr>
@@ -20358,7 +21069,7 @@
 </file>
 
 <file path=word/footer1.xml><?xml version="1.0" encoding="utf-8"?>
-<w:ftr xmlns:wpc="http://schemas.microsoft.com/office/word/2010/wordprocessingCanvas" xmlns:cx="http://schemas.microsoft.com/office/drawing/2014/chartex" xmlns:cx1="http://schemas.microsoft.com/office/drawing/2015/9/8/chartex" xmlns:cx2="http://schemas.microsoft.com/office/drawing/2015/10/21/chartex" xmlns:cx3="http://schemas.microsoft.com/office/drawing/2016/5/9/chartex" xmlns:cx4="http://schemas.microsoft.com/office/drawing/2016/5/10/chartex" xmlns:cx5="http://schemas.microsoft.com/office/drawing/2016/5/11/chartex" xmlns:cx6="http://schemas.microsoft.com/office/drawing/2016/5/12/chartex" xmlns:cx7="http://schemas.microsoft.com/office/drawing/2016/5/13/chartex" xmlns:cx8="http://schemas.microsoft.com/office/drawing/2016/5/14/chartex" xmlns:mc="http://schemas.openxmlformats.org/markup-compatibility/2006" xmlns:aink="http://schemas.microsoft.com/office/drawing/2016/ink" xmlns:am3d="http://schemas.microsoft.com/office/drawing/2017/model3d" xmlns:o="urn:schemas-microsoft-com:office:office" xmlns:oel="http://schemas.microsoft.com/office/2019/extlst" xmlns:r="http://schemas.openxmlformats.org/officeDocument/2006/relationships" xmlns:m="http://schemas.openxmlformats.org/officeDocument/2006/math" xmlns:v="urn:schemas-microsoft-com:vml" xmlns:wp14="http://schemas.microsoft.com/office/word/2010/wordprocessingDrawing" xmlns:wp="http://schemas.openxmlformats.org/drawingml/2006/wordprocessingDrawing" xmlns:w10="urn:schemas-microsoft-com:office:word" xmlns:w="http://schemas.openxmlformats.org/wordprocessingml/2006/main" xmlns:w14="http://schemas.microsoft.com/office/word/2010/wordml" xmlns:w15="http://schemas.microsoft.com/office/word/2012/wordml" xmlns:w16cex="http://schemas.microsoft.com/office/word/2018/wordml/cex" xmlns:w16cid="http://schemas.microsoft.com/office/word/2016/wordml/cid" xmlns:w16="http://schemas.microsoft.com/office/word/2018/wordml" xmlns:w16du="http://schemas.microsoft.com/office/word/2023/wordml/word16du" xmlns:w16sdtdh="http://schemas.microsoft.com/office/word/2020/wordml/sdtdatahash" xmlns:w16sdtfl="http://schemas.microsoft.com/office/word/2024/wordml/sdtformatlock" xmlns:w16se="http://schemas.microsoft.com/office/word/2015/wordml/symex" xmlns:wpg="http://schemas.microsoft.com/office/word/2010/wordprocessingGroup" xmlns:wpi="http://schemas.microsoft.com/office/word/2010/wordprocessingInk" xmlns:wne="http://schemas.microsoft.com/office/word/2006/wordml" xmlns:wps="http://schemas.microsoft.com/office/word/2010/wordprocessingShape" mc:Ignorable="w14 w15 w16se w16cid w16 w16cex w16sdtdh w16sdtfl w16du wp14">
+<w:ftr xmlns:wpc="http://schemas.microsoft.com/office/word/2010/wordprocessingCanvas" xmlns:cx="http://schemas.microsoft.com/office/drawing/2014/chartex" xmlns:cx1="http://schemas.microsoft.com/office/drawing/2015/9/8/chartex" xmlns:cx2="http://schemas.microsoft.com/office/drawing/2015/10/21/chartex" xmlns:cx3="http://schemas.microsoft.com/office/drawing/2016/5/9/chartex" xmlns:cx4="http://schemas.microsoft.com/office/drawing/2016/5/10/chartex" xmlns:cx5="http://schemas.microsoft.com/office/drawing/2016/5/11/chartex" xmlns:cx6="http://schemas.microsoft.com/office/drawing/2016/5/12/chartex" xmlns:cx7="http://schemas.microsoft.com/office/drawing/2016/5/13/chartex" xmlns:cx8="http://schemas.microsoft.com/office/drawing/2016/5/14/chartex" xmlns:mc="http://schemas.openxmlformats.org/markup-compatibility/2006" xmlns:aink="http://schemas.microsoft.com/office/drawing/2016/ink" xmlns:am3d="http://schemas.microsoft.com/office/drawing/2017/model3d" xmlns:o="urn:schemas-microsoft-com:office:office" xmlns:oel="http://schemas.microsoft.com/office/2019/extlst" xmlns:r="http://schemas.openxmlformats.org/officeDocument/2006/relationships" xmlns:m="http://schemas.openxmlformats.org/officeDocument/2006/math" xmlns:v="urn:schemas-microsoft-com:vml" xmlns:wp14="http://schemas.microsoft.com/office/word/2010/wordprocessingDrawing" xmlns:wp="http://schemas.openxmlformats.org/drawingml/2006/wordprocessingDrawing" xmlns:w10="urn:schemas-microsoft-com:office:word" xmlns:w="http://schemas.openxmlformats.org/wordprocessingml/2006/main" xmlns:w14="http://schemas.microsoft.com/office/word/2010/wordml" xmlns:w15="http://schemas.microsoft.com/office/word/2012/wordml" xmlns:w16cei="http://schemas.microsoft.com/office/word/2026/wordml/cei" xmlns:w16cex="http://schemas.microsoft.com/office/word/2018/wordml/cex" xmlns:w16cid="http://schemas.microsoft.com/office/word/2016/wordml/cid" xmlns:w16="http://schemas.microsoft.com/office/word/2018/wordml" xmlns:w16du="http://schemas.microsoft.com/office/word/2023/wordml/word16du" xmlns:w16sdtdh="http://schemas.microsoft.com/office/word/2020/wordml/sdtdatahash" xmlns:w16sdtfl="http://schemas.microsoft.com/office/word/2024/wordml/sdtformatlock" xmlns:w16se="http://schemas.microsoft.com/office/word/2015/wordml/symex" xmlns:wpg="http://schemas.microsoft.com/office/word/2010/wordprocessingGroup" xmlns:wpi="http://schemas.microsoft.com/office/word/2010/wordprocessingInk" xmlns:wne="http://schemas.microsoft.com/office/word/2006/wordml" xmlns:wps="http://schemas.microsoft.com/office/word/2010/wordprocessingShape" mc:Ignorable="w14 w15 w16se w16cid w16 w16cex w16sdtdh w16sdtfl w16du wp14">
   <w:p>
     <w:pPr>
       <w:pBdr>
@@ -20540,7 +21251,7 @@
 </file>
 
 <file path=word/footer2.xml><?xml version="1.0" encoding="utf-8"?>
-<w:ftr xmlns:wpc="http://schemas.microsoft.com/office/word/2010/wordprocessingCanvas" xmlns:cx="http://schemas.microsoft.com/office/drawing/2014/chartex" xmlns:cx1="http://schemas.microsoft.com/office/drawing/2015/9/8/chartex" xmlns:cx2="http://schemas.microsoft.com/office/drawing/2015/10/21/chartex" xmlns:cx3="http://schemas.microsoft.com/office/drawing/2016/5/9/chartex" xmlns:cx4="http://schemas.microsoft.com/office/drawing/2016/5/10/chartex" xmlns:cx5="http://schemas.microsoft.com/office/drawing/2016/5/11/chartex" xmlns:cx6="http://schemas.microsoft.com/office/drawing/2016/5/12/chartex" xmlns:cx7="http://schemas.microsoft.com/office/drawing/2016/5/13/chartex" xmlns:cx8="http://schemas.microsoft.com/office/drawing/2016/5/14/chartex" xmlns:mc="http://schemas.openxmlformats.org/markup-compatibility/2006" xmlns:aink="http://schemas.microsoft.com/office/drawing/2016/ink" xmlns:am3d="http://schemas.microsoft.com/office/drawing/2017/model3d" xmlns:o="urn:schemas-microsoft-com:office:office" xmlns:oel="http://schemas.microsoft.com/office/2019/extlst" xmlns:r="http://schemas.openxmlformats.org/officeDocument/2006/relationships" xmlns:m="http://schemas.openxmlformats.org/officeDocument/2006/math" xmlns:v="urn:schemas-microsoft-com:vml" xmlns:wp14="http://schemas.microsoft.com/office/word/2010/wordprocessingDrawing" xmlns:wp="http://schemas.openxmlformats.org/drawingml/2006/wordprocessingDrawing" xmlns:w10="urn:schemas-microsoft-com:office:word" xmlns:w="http://schemas.openxmlformats.org/wordprocessingml/2006/main" xmlns:w14="http://schemas.microsoft.com/office/word/2010/wordml" xmlns:w15="http://schemas.microsoft.com/office/word/2012/wordml" xmlns:w16cex="http://schemas.microsoft.com/office/word/2018/wordml/cex" xmlns:w16cid="http://schemas.microsoft.com/office/word/2016/wordml/cid" xmlns:w16="http://schemas.microsoft.com/office/word/2018/wordml" xmlns:w16du="http://schemas.microsoft.com/office/word/2023/wordml/word16du" xmlns:w16sdtdh="http://schemas.microsoft.com/office/word/2020/wordml/sdtdatahash" xmlns:w16sdtfl="http://schemas.microsoft.com/office/word/2024/wordml/sdtformatlock" xmlns:w16se="http://schemas.microsoft.com/office/word/2015/wordml/symex" xmlns:wpg="http://schemas.microsoft.com/office/word/2010/wordprocessingGroup" xmlns:wpi="http://schemas.microsoft.com/office/word/2010/wordprocessingInk" xmlns:wne="http://schemas.microsoft.com/office/word/2006/wordml" xmlns:wps="http://schemas.microsoft.com/office/word/2010/wordprocessingShape" mc:Ignorable="w14 w15 w16se w16cid w16 w16cex w16sdtdh w16sdtfl w16du wp14">
+<w:ftr xmlns:wpc="http://schemas.microsoft.com/office/word/2010/wordprocessingCanvas" xmlns:cx="http://schemas.microsoft.com/office/drawing/2014/chartex" xmlns:cx1="http://schemas.microsoft.com/office/drawing/2015/9/8/chartex" xmlns:cx2="http://schemas.microsoft.com/office/drawing/2015/10/21/chartex" xmlns:cx3="http://schemas.microsoft.com/office/drawing/2016/5/9/chartex" xmlns:cx4="http://schemas.microsoft.com/office/drawing/2016/5/10/chartex" xmlns:cx5="http://schemas.microsoft.com/office/drawing/2016/5/11/chartex" xmlns:cx6="http://schemas.microsoft.com/office/drawing/2016/5/12/chartex" xmlns:cx7="http://schemas.microsoft.com/office/drawing/2016/5/13/chartex" xmlns:cx8="http://schemas.microsoft.com/office/drawing/2016/5/14/chartex" xmlns:mc="http://schemas.openxmlformats.org/markup-compatibility/2006" xmlns:aink="http://schemas.microsoft.com/office/drawing/2016/ink" xmlns:am3d="http://schemas.microsoft.com/office/drawing/2017/model3d" xmlns:o="urn:schemas-microsoft-com:office:office" xmlns:oel="http://schemas.microsoft.com/office/2019/extlst" xmlns:r="http://schemas.openxmlformats.org/officeDocument/2006/relationships" xmlns:m="http://schemas.openxmlformats.org/officeDocument/2006/math" xmlns:v="urn:schemas-microsoft-com:vml" xmlns:wp14="http://schemas.microsoft.com/office/word/2010/wordprocessingDrawing" xmlns:wp="http://schemas.openxmlformats.org/drawingml/2006/wordprocessingDrawing" xmlns:w10="urn:schemas-microsoft-com:office:word" xmlns:w="http://schemas.openxmlformats.org/wordprocessingml/2006/main" xmlns:w14="http://schemas.microsoft.com/office/word/2010/wordml" xmlns:w15="http://schemas.microsoft.com/office/word/2012/wordml" xmlns:w16cei="http://schemas.microsoft.com/office/word/2026/wordml/cei" xmlns:w16cex="http://schemas.microsoft.com/office/word/2018/wordml/cex" xmlns:w16cid="http://schemas.microsoft.com/office/word/2016/wordml/cid" xmlns:w16="http://schemas.microsoft.com/office/word/2018/wordml" xmlns:w16du="http://schemas.microsoft.com/office/word/2023/wordml/word16du" xmlns:w16sdtdh="http://schemas.microsoft.com/office/word/2020/wordml/sdtdatahash" xmlns:w16sdtfl="http://schemas.microsoft.com/office/word/2024/wordml/sdtformatlock" xmlns:w16se="http://schemas.microsoft.com/office/word/2015/wordml/symex" xmlns:wpg="http://schemas.microsoft.com/office/word/2010/wordprocessingGroup" xmlns:wpi="http://schemas.microsoft.com/office/word/2010/wordprocessingInk" xmlns:wne="http://schemas.microsoft.com/office/word/2006/wordml" xmlns:wps="http://schemas.microsoft.com/office/word/2010/wordprocessingShape" mc:Ignorable="w14 w15 w16se w16cid w16 w16cex w16sdtdh w16sdtfl w16du wp14">
   <w:p>
     <w:pPr>
       <w:pBdr>
@@ -20746,7 +21457,7 @@
 </file>
 
 <file path=word/footnotes.xml><?xml version="1.0" encoding="utf-8"?>
-<w:footnotes xmlns:wpc="http://schemas.microsoft.com/office/word/2010/wordprocessingCanvas" xmlns:cx="http://schemas.microsoft.com/office/drawing/2014/chartex" xmlns:cx1="http://schemas.microsoft.com/office/drawing/2015/9/8/chartex" xmlns:cx2="http://schemas.microsoft.com/office/drawing/2015/10/21/chartex" xmlns:cx3="http://schemas.microsoft.com/office/drawing/2016/5/9/chartex" xmlns:cx4="http://schemas.microsoft.com/office/drawing/2016/5/10/chartex" xmlns:cx5="http://schemas.microsoft.com/office/drawing/2016/5/11/chartex" xmlns:cx6="http://schemas.microsoft.com/office/drawing/2016/5/12/chartex" xmlns:cx7="http://schemas.microsoft.com/office/drawing/2016/5/13/chartex" xmlns:cx8="http://schemas.microsoft.com/office/drawing/2016/5/14/chartex" xmlns:mc="http://schemas.openxmlformats.org/markup-compatibility/2006" xmlns:aink="http://schemas.microsoft.com/office/drawing/2016/ink" xmlns:am3d="http://schemas.microsoft.com/office/drawing/2017/model3d" xmlns:o="urn:schemas-microsoft-com:office:office" xmlns:oel="http://schemas.microsoft.com/office/2019/extlst" xmlns:r="http://schemas.openxmlformats.org/officeDocument/2006/relationships" xmlns:m="http://schemas.openxmlformats.org/officeDocument/2006/math" xmlns:v="urn:schemas-microsoft-com:vml" xmlns:wp14="http://schemas.microsoft.com/office/word/2010/wordprocessingDrawing" xmlns:wp="http://schemas.openxmlformats.org/drawingml/2006/wordprocessingDrawing" xmlns:w10="urn:schemas-microsoft-com:office:word" xmlns:w="http://schemas.openxmlformats.org/wordprocessingml/2006/main" xmlns:w14="http://schemas.microsoft.com/office/word/2010/wordml" xmlns:w15="http://schemas.microsoft.com/office/word/2012/wordml" xmlns:w16cex="http://schemas.microsoft.com/office/word/2018/wordml/cex" xmlns:w16cid="http://schemas.microsoft.com/office/word/2016/wordml/cid" xmlns:w16="http://schemas.microsoft.com/office/word/2018/wordml" xmlns:w16du="http://schemas.microsoft.com/office/word/2023/wordml/word16du" xmlns:w16sdtdh="http://schemas.microsoft.com/office/word/2020/wordml/sdtdatahash" xmlns:w16sdtfl="http://schemas.microsoft.com/office/word/2024/wordml/sdtformatlock" xmlns:w16se="http://schemas.microsoft.com/office/word/2015/wordml/symex" xmlns:wpg="http://schemas.microsoft.com/office/word/2010/wordprocessingGroup" xmlns:wpi="http://schemas.microsoft.com/office/word/2010/wordprocessingInk" xmlns:wne="http://schemas.microsoft.com/office/word/2006/wordml" xmlns:wps="http://schemas.microsoft.com/office/word/2010/wordprocessingShape" mc:Ignorable="w14 w15 w16se w16cid w16 w16cex w16sdtdh w16sdtfl w16du wp14">
+<w:footnotes xmlns:wpc="http://schemas.microsoft.com/office/word/2010/wordprocessingCanvas" xmlns:cx="http://schemas.microsoft.com/office/drawing/2014/chartex" xmlns:cx1="http://schemas.microsoft.com/office/drawing/2015/9/8/chartex" xmlns:cx2="http://schemas.microsoft.com/office/drawing/2015/10/21/chartex" xmlns:cx3="http://schemas.microsoft.com/office/drawing/2016/5/9/chartex" xmlns:cx4="http://schemas.microsoft.com/office/drawing/2016/5/10/chartex" xmlns:cx5="http://schemas.microsoft.com/office/drawing/2016/5/11/chartex" xmlns:cx6="http://schemas.microsoft.com/office/drawing/2016/5/12/chartex" xmlns:cx7="http://schemas.microsoft.com/office/drawing/2016/5/13/chartex" xmlns:cx8="http://schemas.microsoft.com/office/drawing/2016/5/14/chartex" xmlns:mc="http://schemas.openxmlformats.org/markup-compatibility/2006" xmlns:aink="http://schemas.microsoft.com/office/drawing/2016/ink" xmlns:am3d="http://schemas.microsoft.com/office/drawing/2017/model3d" xmlns:o="urn:schemas-microsoft-com:office:office" xmlns:oel="http://schemas.microsoft.com/office/2019/extlst" xmlns:r="http://schemas.openxmlformats.org/officeDocument/2006/relationships" xmlns:m="http://schemas.openxmlformats.org/officeDocument/2006/math" xmlns:v="urn:schemas-microsoft-com:vml" xmlns:wp14="http://schemas.microsoft.com/office/word/2010/wordprocessingDrawing" xmlns:wp="http://schemas.openxmlformats.org/drawingml/2006/wordprocessingDrawing" xmlns:w10="urn:schemas-microsoft-com:office:word" xmlns:w="http://schemas.openxmlformats.org/wordprocessingml/2006/main" xmlns:w14="http://schemas.microsoft.com/office/word/2010/wordml" xmlns:w15="http://schemas.microsoft.com/office/word/2012/wordml" xmlns:w16cei="http://schemas.microsoft.com/office/word/2026/wordml/cei" xmlns:w16cex="http://schemas.microsoft.com/office/word/2018/wordml/cex" xmlns:w16cid="http://schemas.microsoft.com/office/word/2016/wordml/cid" xmlns:w16="http://schemas.microsoft.com/office/word/2018/wordml" xmlns:w16du="http://schemas.microsoft.com/office/word/2023/wordml/word16du" xmlns:w16sdtdh="http://schemas.microsoft.com/office/word/2020/wordml/sdtdatahash" xmlns:w16sdtfl="http://schemas.microsoft.com/office/word/2024/wordml/sdtformatlock" xmlns:w16se="http://schemas.microsoft.com/office/word/2015/wordml/symex" xmlns:wpg="http://schemas.microsoft.com/office/word/2010/wordprocessingGroup" xmlns:wpi="http://schemas.microsoft.com/office/word/2010/wordprocessingInk" xmlns:wne="http://schemas.microsoft.com/office/word/2006/wordml" xmlns:wps="http://schemas.microsoft.com/office/word/2010/wordprocessingShape" mc:Ignorable="w14 w15 w16se w16cid w16 w16cex w16sdtdh w16sdtfl w16du wp14">
   <w:footnote w:type="separator" w:id="-1">
     <w:p>
       <w:pPr>
@@ -20771,7 +21482,7 @@
 </file>
 
 <file path=word/header1.xml><?xml version="1.0" encoding="utf-8"?>
-<w:hdr xmlns:wpc="http://schemas.microsoft.com/office/word/2010/wordprocessingCanvas" xmlns:cx="http://schemas.microsoft.com/office/drawing/2014/chartex" xmlns:cx1="http://schemas.microsoft.com/office/drawing/2015/9/8/chartex" xmlns:cx2="http://schemas.microsoft.com/office/drawing/2015/10/21/chartex" xmlns:cx3="http://schemas.microsoft.com/office/drawing/2016/5/9/chartex" xmlns:cx4="http://schemas.microsoft.com/office/drawing/2016/5/10/chartex" xmlns:cx5="http://schemas.microsoft.com/office/drawing/2016/5/11/chartex" xmlns:cx6="http://schemas.microsoft.com/office/drawing/2016/5/12/chartex" xmlns:cx7="http://schemas.microsoft.com/office/drawing/2016/5/13/chartex" xmlns:cx8="http://schemas.microsoft.com/office/drawing/2016/5/14/chartex" xmlns:mc="http://schemas.openxmlformats.org/markup-compatibility/2006" xmlns:aink="http://schemas.microsoft.com/office/drawing/2016/ink" xmlns:am3d="http://schemas.microsoft.com/office/drawing/2017/model3d" xmlns:o="urn:schemas-microsoft-com:office:office" xmlns:oel="http://schemas.microsoft.com/office/2019/extlst" xmlns:r="http://schemas.openxmlformats.org/officeDocument/2006/relationships" xmlns:m="http://schemas.openxmlformats.org/officeDocument/2006/math" xmlns:v="urn:schemas-microsoft-com:vml" xmlns:wp14="http://schemas.microsoft.com/office/word/2010/wordprocessingDrawing" xmlns:wp="http://schemas.openxmlformats.org/drawingml/2006/wordprocessingDrawing" xmlns:w10="urn:schemas-microsoft-com:office:word" xmlns:w="http://schemas.openxmlformats.org/wordprocessingml/2006/main" xmlns:w14="http://schemas.microsoft.com/office/word/2010/wordml" xmlns:w15="http://schemas.microsoft.com/office/word/2012/wordml" xmlns:w16cex="http://schemas.microsoft.com/office/word/2018/wordml/cex" xmlns:w16cid="http://schemas.microsoft.com/office/word/2016/wordml/cid" xmlns:w16="http://schemas.microsoft.com/office/word/2018/wordml" xmlns:w16du="http://schemas.microsoft.com/office/word/2023/wordml/word16du" xmlns:w16sdtdh="http://schemas.microsoft.com/office/word/2020/wordml/sdtdatahash" xmlns:w16sdtfl="http://schemas.microsoft.com/office/word/2024/wordml/sdtformatlock" xmlns:w16se="http://schemas.microsoft.com/office/word/2015/wordml/symex" xmlns:wpg="http://schemas.microsoft.com/office/word/2010/wordprocessingGroup" xmlns:wpi="http://schemas.microsoft.com/office/word/2010/wordprocessingInk" xmlns:wne="http://schemas.microsoft.com/office/word/2006/wordml" xmlns:wps="http://schemas.microsoft.com/office/word/2010/wordprocessingShape" mc:Ignorable="w14 w15 w16se w16cid w16 w16cex w16sdtdh w16sdtfl w16du wp14">
+<w:hdr xmlns:wpc="http://schemas.microsoft.com/office/word/2010/wordprocessingCanvas" xmlns:cx="http://schemas.microsoft.com/office/drawing/2014/chartex" xmlns:cx1="http://schemas.microsoft.com/office/drawing/2015/9/8/chartex" xmlns:cx2="http://schemas.microsoft.com/office/drawing/2015/10/21/chartex" xmlns:cx3="http://schemas.microsoft.com/office/drawing/2016/5/9/chartex" xmlns:cx4="http://schemas.microsoft.com/office/drawing/2016/5/10/chartex" xmlns:cx5="http://schemas.microsoft.com/office/drawing/2016/5/11/chartex" xmlns:cx6="http://schemas.microsoft.com/office/drawing/2016/5/12/chartex" xmlns:cx7="http://schemas.microsoft.com/office/drawing/2016/5/13/chartex" xmlns:cx8="http://schemas.microsoft.com/office/drawing/2016/5/14/chartex" xmlns:mc="http://schemas.openxmlformats.org/markup-compatibility/2006" xmlns:aink="http://schemas.microsoft.com/office/drawing/2016/ink" xmlns:am3d="http://schemas.microsoft.com/office/drawing/2017/model3d" xmlns:o="urn:schemas-microsoft-com:office:office" xmlns:oel="http://schemas.microsoft.com/office/2019/extlst" xmlns:r="http://schemas.openxmlformats.org/officeDocument/2006/relationships" xmlns:m="http://schemas.openxmlformats.org/officeDocument/2006/math" xmlns:v="urn:schemas-microsoft-com:vml" xmlns:wp14="http://schemas.microsoft.com/office/word/2010/wordprocessingDrawing" xmlns:wp="http://schemas.openxmlformats.org/drawingml/2006/wordprocessingDrawing" xmlns:w10="urn:schemas-microsoft-com:office:word" xmlns:w="http://schemas.openxmlformats.org/wordprocessingml/2006/main" xmlns:w14="http://schemas.microsoft.com/office/word/2010/wordml" xmlns:w15="http://schemas.microsoft.com/office/word/2012/wordml" xmlns:w16cei="http://schemas.microsoft.com/office/word/2026/wordml/cei" xmlns:w16cex="http://schemas.microsoft.com/office/word/2018/wordml/cex" xmlns:w16cid="http://schemas.microsoft.com/office/word/2016/wordml/cid" xmlns:w16="http://schemas.microsoft.com/office/word/2018/wordml" xmlns:w16du="http://schemas.microsoft.com/office/word/2023/wordml/word16du" xmlns:w16sdtdh="http://schemas.microsoft.com/office/word/2020/wordml/sdtdatahash" xmlns:w16sdtfl="http://schemas.microsoft.com/office/word/2024/wordml/sdtformatlock" xmlns:w16se="http://schemas.microsoft.com/office/word/2015/wordml/symex" xmlns:wpg="http://schemas.microsoft.com/office/word/2010/wordprocessingGroup" xmlns:wpi="http://schemas.microsoft.com/office/word/2010/wordprocessingInk" xmlns:wne="http://schemas.microsoft.com/office/word/2006/wordml" xmlns:wps="http://schemas.microsoft.com/office/word/2010/wordprocessingShape" mc:Ignorable="w14 w15 w16se w16cid w16 w16cex w16sdtdh w16sdtfl w16du wp14">
   <w:p>
     <w:pPr>
       <w:pStyle w:val="Header"/>
@@ -20792,7 +21503,7 @@
 </file>
 
 <file path=word/header2.xml><?xml version="1.0" encoding="utf-8"?>
-<w:hdr xmlns:wpc="http://schemas.microsoft.com/office/word/2010/wordprocessingCanvas" xmlns:cx="http://schemas.microsoft.com/office/drawing/2014/chartex" xmlns:cx1="http://schemas.microsoft.com/office/drawing/2015/9/8/chartex" xmlns:cx2="http://schemas.microsoft.com/office/drawing/2015/10/21/chartex" xmlns:cx3="http://schemas.microsoft.com/office/drawing/2016/5/9/chartex" xmlns:cx4="http://schemas.microsoft.com/office/drawing/2016/5/10/chartex" xmlns:cx5="http://schemas.microsoft.com/office/drawing/2016/5/11/chartex" xmlns:cx6="http://schemas.microsoft.com/office/drawing/2016/5/12/chartex" xmlns:cx7="http://schemas.microsoft.com/office/drawing/2016/5/13/chartex" xmlns:cx8="http://schemas.microsoft.com/office/drawing/2016/5/14/chartex" xmlns:mc="http://schemas.openxmlformats.org/markup-compatibility/2006" xmlns:aink="http://schemas.microsoft.com/office/drawing/2016/ink" xmlns:am3d="http://schemas.microsoft.com/office/drawing/2017/model3d" xmlns:o="urn:schemas-microsoft-com:office:office" xmlns:oel="http://schemas.microsoft.com/office/2019/extlst" xmlns:r="http://schemas.openxmlformats.org/officeDocument/2006/relationships" xmlns:m="http://schemas.openxmlformats.org/officeDocument/2006/math" xmlns:v="urn:schemas-microsoft-com:vml" xmlns:wp14="http://schemas.microsoft.com/office/word/2010/wordprocessingDrawing" xmlns:wp="http://schemas.openxmlformats.org/drawingml/2006/wordprocessingDrawing" xmlns:w10="urn:schemas-microsoft-com:office:word" xmlns:w="http://schemas.openxmlformats.org/wordprocessingml/2006/main" xmlns:w14="http://schemas.microsoft.com/office/word/2010/wordml" xmlns:w15="http://schemas.microsoft.com/office/word/2012/wordml" xmlns:w16cex="http://schemas.microsoft.com/office/word/2018/wordml/cex" xmlns:w16cid="http://schemas.microsoft.com/office/word/2016/wordml/cid" xmlns:w16="http://schemas.microsoft.com/office/word/2018/wordml" xmlns:w16du="http://schemas.microsoft.com/office/word/2023/wordml/word16du" xmlns:w16sdtdh="http://schemas.microsoft.com/office/word/2020/wordml/sdtdatahash" xmlns:w16sdtfl="http://schemas.microsoft.com/office/word/2024/wordml/sdtformatlock" xmlns:w16se="http://schemas.microsoft.com/office/word/2015/wordml/symex" xmlns:wpg="http://schemas.microsoft.com/office/word/2010/wordprocessingGroup" xmlns:wpi="http://schemas.microsoft.com/office/word/2010/wordprocessingInk" xmlns:wne="http://schemas.microsoft.com/office/word/2006/wordml" xmlns:wps="http://schemas.microsoft.com/office/word/2010/wordprocessingShape" mc:Ignorable="w14 w15 w16se w16cid w16 w16cex w16sdtdh w16sdtfl w16du wp14">
+<w:hdr xmlns:wpc="http://schemas.microsoft.com/office/word/2010/wordprocessingCanvas" xmlns:cx="http://schemas.microsoft.com/office/drawing/2014/chartex" xmlns:cx1="http://schemas.microsoft.com/office/drawing/2015/9/8/chartex" xmlns:cx2="http://schemas.microsoft.com/office/drawing/2015/10/21/chartex" xmlns:cx3="http://schemas.microsoft.com/office/drawing/2016/5/9/chartex" xmlns:cx4="http://schemas.microsoft.com/office/drawing/2016/5/10/chartex" xmlns:cx5="http://schemas.microsoft.com/office/drawing/2016/5/11/chartex" xmlns:cx6="http://schemas.microsoft.com/office/drawing/2016/5/12/chartex" xmlns:cx7="http://schemas.microsoft.com/office/drawing/2016/5/13/chartex" xmlns:cx8="http://schemas.microsoft.com/office/drawing/2016/5/14/chartex" xmlns:mc="http://schemas.openxmlformats.org/markup-compatibility/2006" xmlns:aink="http://schemas.microsoft.com/office/drawing/2016/ink" xmlns:am3d="http://schemas.microsoft.com/office/drawing/2017/model3d" xmlns:o="urn:schemas-microsoft-com:office:office" xmlns:oel="http://schemas.microsoft.com/office/2019/extlst" xmlns:r="http://schemas.openxmlformats.org/officeDocument/2006/relationships" xmlns:m="http://schemas.openxmlformats.org/officeDocument/2006/math" xmlns:v="urn:schemas-microsoft-com:vml" xmlns:wp14="http://schemas.microsoft.com/office/word/2010/wordprocessingDrawing" xmlns:wp="http://schemas.openxmlformats.org/drawingml/2006/wordprocessingDrawing" xmlns:w10="urn:schemas-microsoft-com:office:word" xmlns:w="http://schemas.openxmlformats.org/wordprocessingml/2006/main" xmlns:w14="http://schemas.microsoft.com/office/word/2010/wordml" xmlns:w15="http://schemas.microsoft.com/office/word/2012/wordml" xmlns:w16cei="http://schemas.microsoft.com/office/word/2026/wordml/cei" xmlns:w16cex="http://schemas.microsoft.com/office/word/2018/wordml/cex" xmlns:w16cid="http://schemas.microsoft.com/office/word/2016/wordml/cid" xmlns:w16="http://schemas.microsoft.com/office/word/2018/wordml" xmlns:w16du="http://schemas.microsoft.com/office/word/2023/wordml/word16du" xmlns:w16sdtdh="http://schemas.microsoft.com/office/word/2020/wordml/sdtdatahash" xmlns:w16sdtfl="http://schemas.microsoft.com/office/word/2024/wordml/sdtformatlock" xmlns:w16se="http://schemas.microsoft.com/office/word/2015/wordml/symex" xmlns:wpg="http://schemas.microsoft.com/office/word/2010/wordprocessingGroup" xmlns:wpi="http://schemas.microsoft.com/office/word/2010/wordprocessingInk" xmlns:wne="http://schemas.microsoft.com/office/word/2006/wordml" xmlns:wps="http://schemas.microsoft.com/office/word/2010/wordprocessingShape" mc:Ignorable="w14 w15 w16se w16cid w16 w16cex w16sdtdh w16sdtfl w16du wp14">
   <w:p>
     <w:pPr>
       <w:pStyle w:val="Header"/>
